--- a/01-bitacora-ejecucion/Guia_Configuracion_Wazuh_actualizada.docx
+++ b/01-bitacora-ejecucion/Guia_Configuracion_Wazuh_actualizada.docx
@@ -4649,6 +4649,720 @@
         <w:t xml:space="preserve">Documentar el rule.id final asignado a la regla personalizada y guardar el archivo local_rules.xml en la carpeta 03-reglas-personalizadas del repositorio de portfolio.</w:t>
       </w:r>
     </w:p>
+    <w:p>
+      <w:r>
+        <w:br w:type="page"/>
+      </w:r>
+    </w:p>
+    <w:p>
+      <w:pPr>
+        <w:pStyle w:val="Heading1"/>
+        <w:spacing w:after="200" w:before="400"/>
+      </w:pPr>
+      <w:r>
+        <w:t xml:space="preserve">Parte 8 — Laboratorio 1 COMPLETADO: confirmacion de alerta 100010 en produccion</w:t>
+      </w:r>
+    </w:p>
+    <w:p>
+      <w:pPr>
+        <w:spacing w:after="150"/>
+      </w:pPr>
+      <w:r>
+        <w:t xml:space="preserve">Esta seccion documenta la confirmacion final del Laboratorio 1 end-to-end: la regla de correlacion personalizada 100010 se disparo correctamente en el dashboard de Wazuh tras un ataque de fuerza bruta SSH real desde el equipo Windows host contra el agente Kali.</w:t>
+      </w:r>
+    </w:p>
+    <w:p>
+      <w:pPr>
+        <w:pStyle w:val="Heading2"/>
+        <w:spacing w:after="150" w:before="300"/>
+      </w:pPr>
+      <w:r>
+        <w:t xml:space="preserve">Paso 42 — Corregir la conexion agente-manager (IP desactualizada)</w:t>
+      </w:r>
+    </w:p>
+    <w:p>
+      <w:pPr>
+        <w:spacing w:after="150"/>
+      </w:pPr>
+      <w:r>
+        <w:t xml:space="preserve">El agente de Wazuh en Kali seguia apuntando a la IP antigua del manager (192.168.0.15). Al verificar los logs del agente se detectaron errores continuos de conexion:</w:t>
+      </w:r>
+    </w:p>
+    <w:p>
+      <w:pPr>
+        <w:shd w:fill="F2F2F2" w:val="clear"/>
+        <w:spacing w:after="20"/>
+        <w:ind w:left="200"/>
+      </w:pPr>
+      <w:r>
+        <w:rPr>
+          <w:rFonts w:ascii="Consolas" w:cs="Consolas" w:eastAsia="Consolas" w:hAnsi="Consolas"/>
+          <w:sz w:val="19"/>
+          <w:szCs w:val="19"/>
+        </w:rPr>
+        <w:t xml:space="preserve">sudo grep -i "connected\|error" /var/ossec/logs/ossec.log | tail -10</w:t>
+      </w:r>
+    </w:p>
+    <w:p>
+      <w:pPr>
+        <w:spacing w:after="150"/>
+      </w:pPr>
+      <w:r>
+        <w:t xml:space="preserve">Error detectado: "Unable to connect to [192.168.0.15]:1514/tcp". El manager habia cambiado de IP por DHCP a 192.168.0.38. Solucion aplicada:</w:t>
+      </w:r>
+    </w:p>
+    <w:p>
+      <w:pPr>
+        <w:shd w:fill="F2F2F2" w:val="clear"/>
+        <w:spacing w:after="20"/>
+        <w:ind w:left="200"/>
+      </w:pPr>
+      <w:r>
+        <w:rPr>
+          <w:rFonts w:ascii="Consolas" w:cs="Consolas" w:eastAsia="Consolas" w:hAnsi="Consolas"/>
+          <w:sz w:val="19"/>
+          <w:szCs w:val="19"/>
+        </w:rPr>
+        <w:t xml:space="preserve">sudo nano /var/ossec/etc/ossec.conf</w:t>
+      </w:r>
+    </w:p>
+    <w:p>
+      <w:pPr>
+        <w:spacing w:after="100"/>
+      </w:pPr>
+      <w:r>
+        <w:t xml:space="preserve">Cambiar:</w:t>
+      </w:r>
+    </w:p>
+    <w:p>
+      <w:pPr>
+        <w:shd w:fill="F2F2F2" w:val="clear"/>
+        <w:spacing w:after="20"/>
+        <w:ind w:left="200"/>
+      </w:pPr>
+      <w:r>
+        <w:rPr>
+          <w:rFonts w:ascii="Consolas" w:cs="Consolas" w:eastAsia="Consolas" w:hAnsi="Consolas"/>
+          <w:sz w:val="19"/>
+          <w:szCs w:val="19"/>
+        </w:rPr>
+        <w:t xml:space="preserve">&lt;address&gt;192.168.0.15&lt;/address&gt;  →  &lt;address&gt;192.168.0.38&lt;/address&gt;</w:t>
+      </w:r>
+    </w:p>
+    <w:p>
+      <w:pPr>
+        <w:shd w:fill="F2F2F2" w:val="clear"/>
+        <w:spacing w:after="20"/>
+        <w:ind w:left="200"/>
+      </w:pPr>
+      <w:r>
+        <w:rPr>
+          <w:rFonts w:ascii="Consolas" w:cs="Consolas" w:eastAsia="Consolas" w:hAnsi="Consolas"/>
+          <w:sz w:val="19"/>
+          <w:szCs w:val="19"/>
+        </w:rPr>
+        <w:t xml:space="preserve">sudo systemctl restart wazuh-agent</w:t>
+      </w:r>
+    </w:p>
+    <w:p>
+      <w:pPr>
+        <w:spacing w:after="200"/>
+        <w:ind w:left="200"/>
+      </w:pPr>
+      <w:r>
+        <w:rPr>
+          <w:b/>
+          <w:bCs/>
+          <w:i/>
+          <w:iCs/>
+          <w:sz w:val="20"/>
+          <w:szCs w:val="20"/>
+        </w:rPr>
+        <w:t xml:space="preserve">Resultado: </w:t>
+      </w:r>
+      <w:r>
+        <w:rPr>
+          <w:i/>
+          <w:iCs/>
+          <w:sz w:val="20"/>
+          <w:szCs w:val="20"/>
+        </w:rPr>
+        <w:t xml:space="preserve">"Connected to the server ([192.168.0.38]:1514/tcp)" — agente reconectado correctamente al manager.</w:t>
+      </w:r>
+    </w:p>
+    <w:p>
+      <w:pPr>
+        <w:spacing w:after="200"/>
+        <w:ind w:left="200"/>
+      </w:pPr>
+      <w:r>
+        <w:rPr>
+          <w:b/>
+          <w:bCs/>
+          <w:i/>
+          <w:iCs/>
+          <w:sz w:val="20"/>
+          <w:szCs w:val="20"/>
+        </w:rPr>
+        <w:t xml:space="preserve">Leccion aprendida: </w:t>
+      </w:r>
+      <w:r>
+        <w:rPr>
+          <w:i/>
+          <w:iCs/>
+          <w:sz w:val="20"/>
+          <w:szCs w:val="20"/>
+        </w:rPr>
+        <w:t xml:space="preserve">el manager y el agente tienen IPs dinamicas (DHCP). Al inicio de cada sesion de laboratorio conviene verificar las IPs actuales con "ip a | grep eth0" y actualizar ossec.conf del agente si han cambiado. Para evitar este problema de forma permanente, se recomienda asignar IPs estaticas a las VMs en la configuracion del router o en VirtualBox.</w:t>
+      </w:r>
+    </w:p>
+    <w:p>
+      <w:pPr>
+        <w:pStyle w:val="Heading2"/>
+        <w:spacing w:after="150" w:before="300"/>
+      </w:pPr>
+      <w:r>
+        <w:t xml:space="preserve">Paso 43 — Instalacion de Hydra en Windows</w:t>
+      </w:r>
+    </w:p>
+    <w:p>
+      <w:pPr>
+        <w:spacing w:after="150"/>
+      </w:pPr>
+      <w:r>
+        <w:t xml:space="preserve">Para lanzar el ataque desde una maquina diferente a Kali (requisito arquitectural para que el trafico cruce eth0 y sea detectado), se instalo Hydra en el equipo Windows host.</w:t>
+      </w:r>
+    </w:p>
+    <w:p>
+      <w:pPr>
+        <w:pStyle w:val="ListParagraph"/>
+        <w:numPr>
+          <w:ilvl w:val="0"/>
+          <w:numId w:val="1"/>
+        </w:numPr>
+        <w:spacing w:after="80"/>
+      </w:pPr>
+      <w:r>
+        <w:t xml:space="preserve">Descarga: https://github.com/maaaaz/thc-hydra-windows/releases (thc-hydra-windows-v9.1.zip)</w:t>
+      </w:r>
+    </w:p>
+    <w:p>
+      <w:pPr>
+        <w:pStyle w:val="ListParagraph"/>
+        <w:numPr>
+          <w:ilvl w:val="0"/>
+          <w:numId w:val="1"/>
+        </w:numPr>
+        <w:spacing w:after="80"/>
+      </w:pPr>
+      <w:r>
+        <w:t xml:space="preserve">Nota: Windows Defender y Google Chrome bloquean la descarga al detectarla como herramienta de hacking. Se requiere desactivar temporalmente la proteccion en tiempo real o usar Microsoft Edge para completar la descarga.</w:t>
+      </w:r>
+    </w:p>
+    <w:p>
+      <w:pPr>
+        <w:pStyle w:val="ListParagraph"/>
+        <w:numPr>
+          <w:ilvl w:val="0"/>
+          <w:numId w:val="1"/>
+        </w:numPr>
+        <w:spacing w:after="80"/>
+      </w:pPr>
+      <w:r>
+        <w:t xml:space="preserve">Instalacion: descomprimir en carpeta local, ejecutar hydra.exe desde CMD como administrador.</w:t>
+      </w:r>
+    </w:p>
+    <w:p>
+      <w:pPr>
+        <w:spacing w:after="200"/>
+        <w:ind w:left="200"/>
+      </w:pPr>
+      <w:r>
+        <w:rPr>
+          <w:b/>
+          <w:bCs/>
+          <w:i/>
+          <w:iCs/>
+          <w:sz w:val="20"/>
+          <w:szCs w:val="20"/>
+        </w:rPr>
+        <w:t xml:space="preserve">Verificacion: </w:t>
+      </w:r>
+      <w:r>
+        <w:rPr>
+          <w:i/>
+          <w:iCs/>
+          <w:sz w:val="20"/>
+          <w:szCs w:val="20"/>
+        </w:rPr>
+        <w:t xml:space="preserve">hydra.exe -h devuelve la ayuda de Hydra v9.1 correctamente.</w:t>
+      </w:r>
+    </w:p>
+    <w:p>
+      <w:pPr>
+        <w:pStyle w:val="Heading2"/>
+        <w:spacing w:after="150" w:before="300"/>
+      </w:pPr>
+      <w:r>
+        <w:t xml:space="preserve">Paso 44 — Ataque real desde Windows y confirmacion de alerta en Dashboard</w:t>
+      </w:r>
+    </w:p>
+    <w:p>
+      <w:pPr>
+        <w:spacing w:after="150"/>
+      </w:pPr>
+      <w:r>
+        <w:t xml:space="preserve">Desde Windows CMD como administrador, se creo la wordlist y se lanzo el ataque contra Kali:</w:t>
+      </w:r>
+    </w:p>
+    <w:p>
+      <w:pPr>
+        <w:shd w:fill="F2F2F2" w:val="clear"/>
+        <w:spacing w:after="20"/>
+        <w:ind w:left="200"/>
+      </w:pPr>
+      <w:r>
+        <w:rPr>
+          <w:rFonts w:ascii="Consolas" w:cs="Consolas" w:eastAsia="Consolas" w:hAnsi="Consolas"/>
+          <w:sz w:val="19"/>
+          <w:szCs w:val="19"/>
+        </w:rPr>
+        <w:t xml:space="preserve">echo 123456&gt; wordlist.txt &amp; echo password&gt;&gt; wordlist.txt &amp; echo qwerty&gt;&gt; wordlist.txt &amp; echo admin123&gt;&gt; wordlist.txt &amp; echo Summer2026&gt;&gt; wordlist.txt &amp; echo letmein&gt;&gt; wordlist.txt</w:t>
+      </w:r>
+    </w:p>
+    <w:p>
+      <w:pPr>
+        <w:shd w:fill="F2F2F2" w:val="clear"/>
+        <w:spacing w:after="20"/>
+        <w:ind w:left="200"/>
+      </w:pPr>
+      <w:r>
+        <w:rPr>
+          <w:rFonts w:ascii="Consolas" w:cs="Consolas" w:eastAsia="Consolas" w:hAnsi="Consolas"/>
+          <w:sz w:val="19"/>
+          <w:szCs w:val="19"/>
+        </w:rPr>
+        <w:t xml:space="preserve">hydra.exe -l labtest -P wordlist.txt -t 1 ssh://192.168.0.19</w:t>
+      </w:r>
+    </w:p>
+    <w:p>
+      <w:pPr>
+        <w:pStyle w:val="Heading2"/>
+        <w:spacing w:after="150" w:before="300"/>
+      </w:pPr>
+      <w:r>
+        <w:t xml:space="preserve">Alerta generada — regla 100010 confirmada en produccion</w:t>
+      </w:r>
+    </w:p>
+    <w:p>
+      <w:pPr>
+        <w:spacing w:after="150"/>
+      </w:pPr>
+      <w:r>
+        <w:t xml:space="preserve">La alerta aparecio en wazuh-alerts-4.x-2026.08.10 con los siguientes datos relevantes:</w:t>
+      </w:r>
+    </w:p>
+    <w:p>
+      <w:pPr>
+        <w:pStyle w:val="ListParagraph"/>
+        <w:numPr>
+          <w:ilvl w:val="0"/>
+          <w:numId w:val="1"/>
+        </w:numPr>
+        <w:spacing w:after="80"/>
+      </w:pPr>
+      <w:r>
+        <w:rPr>
+          <w:b/>
+          <w:bCs/>
+        </w:rPr>
+        <w:t xml:space="preserve">Agente detectado: </w:t>
+      </w:r>
+      <w:r>
+        <w:t xml:space="preserve">kali (id: 001, IP: 192.168.0.19)</w:t>
+      </w:r>
+    </w:p>
+    <w:p>
+      <w:pPr>
+        <w:pStyle w:val="ListParagraph"/>
+        <w:numPr>
+          <w:ilvl w:val="0"/>
+          <w:numId w:val="1"/>
+        </w:numPr>
+        <w:spacing w:after="80"/>
+      </w:pPr>
+      <w:r>
+        <w:rPr>
+          <w:b/>
+          <w:bCs/>
+        </w:rPr>
+        <w:t xml:space="preserve">IP atacante: </w:t>
+      </w:r>
+      <w:r>
+        <w:t xml:space="preserve">192.168.0.13 (equipo Windows host)</w:t>
+      </w:r>
+    </w:p>
+    <w:p>
+      <w:pPr>
+        <w:pStyle w:val="ListParagraph"/>
+        <w:numPr>
+          <w:ilvl w:val="0"/>
+          <w:numId w:val="1"/>
+        </w:numPr>
+        <w:spacing w:after="80"/>
+      </w:pPr>
+      <w:r>
+        <w:rPr>
+          <w:b/>
+          <w:bCs/>
+        </w:rPr>
+        <w:t xml:space="preserve">Usuario objetivo: </w:t>
+      </w:r>
+      <w:r>
+        <w:t xml:space="preserve">labtest</w:t>
+      </w:r>
+    </w:p>
+    <w:p>
+      <w:pPr>
+        <w:pStyle w:val="ListParagraph"/>
+        <w:numPr>
+          <w:ilvl w:val="0"/>
+          <w:numId w:val="1"/>
+        </w:numPr>
+        <w:spacing w:after="80"/>
+      </w:pPr>
+      <w:r>
+        <w:rPr>
+          <w:b/>
+          <w:bCs/>
+        </w:rPr>
+        <w:t xml:space="preserve">Rule ID: </w:t>
+      </w:r>
+      <w:r>
+        <w:t xml:space="preserve">100010</w:t>
+      </w:r>
+    </w:p>
+    <w:p>
+      <w:pPr>
+        <w:pStyle w:val="ListParagraph"/>
+        <w:numPr>
+          <w:ilvl w:val="0"/>
+          <w:numId w:val="1"/>
+        </w:numPr>
+        <w:spacing w:after="80"/>
+      </w:pPr>
+      <w:r>
+        <w:rPr>
+          <w:b/>
+          <w:bCs/>
+        </w:rPr>
+        <w:t xml:space="preserve">Rule level: </w:t>
+      </w:r>
+      <w:r>
+        <w:t xml:space="preserve">10 (alta severidad)</w:t>
+      </w:r>
+    </w:p>
+    <w:p>
+      <w:pPr>
+        <w:pStyle w:val="ListParagraph"/>
+        <w:numPr>
+          <w:ilvl w:val="0"/>
+          <w:numId w:val="1"/>
+        </w:numPr>
+        <w:spacing w:after="80"/>
+      </w:pPr>
+      <w:r>
+        <w:rPr>
+          <w:b/>
+          <w:bCs/>
+        </w:rPr>
+        <w:t xml:space="preserve">Descripcion: </w:t>
+      </w:r>
+      <w:r>
+        <w:t xml:space="preserve">Posible fuerza bruta SSH: 6+ fallos en 60s desde la misma IP</w:t>
+      </w:r>
+    </w:p>
+    <w:p>
+      <w:pPr>
+        <w:pStyle w:val="ListParagraph"/>
+        <w:numPr>
+          <w:ilvl w:val="0"/>
+          <w:numId w:val="1"/>
+        </w:numPr>
+        <w:spacing w:after="80"/>
+      </w:pPr>
+      <w:r>
+        <w:rPr>
+          <w:b/>
+          <w:bCs/>
+        </w:rPr>
+        <w:t xml:space="preserve">Groups: </w:t>
+      </w:r>
+      <w:r>
+        <w:t xml:space="preserve">local, syssec, authentication_failures</w:t>
+      </w:r>
+    </w:p>
+    <w:p>
+      <w:pPr>
+        <w:pStyle w:val="ListParagraph"/>
+        <w:numPr>
+          <w:ilvl w:val="0"/>
+          <w:numId w:val="1"/>
+        </w:numPr>
+        <w:spacing w:after="80"/>
+      </w:pPr>
+      <w:r>
+        <w:rPr>
+          <w:b/>
+          <w:bCs/>
+        </w:rPr>
+        <w:t xml:space="preserve">PCI-DSS: </w:t>
+      </w:r>
+      <w:r>
+        <w:t xml:space="preserve">11.4</w:t>
+      </w:r>
+    </w:p>
+    <w:p>
+      <w:pPr>
+        <w:pStyle w:val="ListParagraph"/>
+        <w:numPr>
+          <w:ilvl w:val="0"/>
+          <w:numId w:val="1"/>
+        </w:numPr>
+        <w:spacing w:after="80"/>
+      </w:pPr>
+      <w:r>
+        <w:rPr>
+          <w:b/>
+          <w:bCs/>
+        </w:rPr>
+        <w:t xml:space="preserve">Frequency: </w:t>
+      </w:r>
+      <w:r>
+        <w:t xml:space="preserve">6 fallos correlacionados</w:t>
+      </w:r>
+    </w:p>
+    <w:p>
+      <w:pPr>
+        <w:pStyle w:val="ListParagraph"/>
+        <w:numPr>
+          <w:ilvl w:val="0"/>
+          <w:numId w:val="1"/>
+        </w:numPr>
+        <w:spacing w:after="80"/>
+      </w:pPr>
+      <w:r>
+        <w:rPr>
+          <w:b/>
+          <w:bCs/>
+        </w:rPr>
+        <w:t xml:space="preserve">Timestamp: </w:t>
+      </w:r>
+      <w:r>
+        <w:t xml:space="preserve">2026-08-10T12:35:54.056Z</w:t>
+      </w:r>
+    </w:p>
+    <w:p>
+      <w:pPr>
+        <w:pStyle w:val="ListParagraph"/>
+        <w:numPr>
+          <w:ilvl w:val="0"/>
+          <w:numId w:val="1"/>
+        </w:numPr>
+        <w:spacing w:after="80"/>
+      </w:pPr>
+      <w:r>
+        <w:rPr>
+          <w:b/>
+          <w:bCs/>
+        </w:rPr>
+        <w:t xml:space="preserve">Manager: </w:t>
+      </w:r>
+      <w:r>
+        <w:t xml:space="preserve">wazuh-server</w:t>
+      </w:r>
+    </w:p>
+    <w:p>
+      <w:pPr>
+        <w:pStyle w:val="ListParagraph"/>
+        <w:numPr>
+          <w:ilvl w:val="0"/>
+          <w:numId w:val="1"/>
+        </w:numPr>
+        <w:spacing w:after="200"/>
+      </w:pPr>
+      <w:r>
+        <w:rPr>
+          <w:b/>
+          <w:bCs/>
+        </w:rPr>
+        <w:t xml:space="preserve">Previous output: </w:t>
+      </w:r>
+      <w:r>
+        <w:t xml:space="preserve">5 fallos previos registrados desde la misma IP y puerto, confirmando el patron de fuerza bruta.</w:t>
+      </w:r>
+    </w:p>
+    <w:p>
+      <w:pPr>
+        <w:pStyle w:val="Heading2"/>
+        <w:spacing w:after="150" w:before="300"/>
+      </w:pPr>
+      <w:r>
+        <w:t xml:space="preserve">Resumen final del Laboratorio 1</w:t>
+      </w:r>
+    </w:p>
+    <w:p>
+      <w:pPr>
+        <w:pStyle w:val="ListParagraph"/>
+        <w:numPr>
+          <w:ilvl w:val="0"/>
+          <w:numId w:val="1"/>
+        </w:numPr>
+        <w:spacing w:after="80"/>
+      </w:pPr>
+      <w:r>
+        <w:t xml:space="preserve">SSH habilitado en Kali y usuario de prueba labtest creado. ✓</w:t>
+      </w:r>
+    </w:p>
+    <w:p>
+      <w:pPr>
+        <w:pStyle w:val="ListParagraph"/>
+        <w:numPr>
+          <w:ilvl w:val="0"/>
+          <w:numId w:val="1"/>
+        </w:numPr>
+        <w:spacing w:after="80"/>
+      </w:pPr>
+      <w:r>
+        <w:t xml:space="preserve">Ataque de fuerza bruta SSH ejecutado con Hydra desde Windows. ✓</w:t>
+      </w:r>
+    </w:p>
+    <w:p>
+      <w:pPr>
+        <w:pStyle w:val="ListParagraph"/>
+        <w:numPr>
+          <w:ilvl w:val="0"/>
+          <w:numId w:val="1"/>
+        </w:numPr>
+        <w:spacing w:after="80"/>
+      </w:pPr>
+      <w:r>
+        <w:t xml:space="preserve">Alertas base rule.id 5760 (level 5) generadas y verificadas en wazuh-alerts-*. ✓</w:t>
+      </w:r>
+    </w:p>
+    <w:p>
+      <w:pPr>
+        <w:pStyle w:val="ListParagraph"/>
+        <w:numPr>
+          <w:ilvl w:val="0"/>
+          <w:numId w:val="1"/>
+        </w:numPr>
+        <w:spacing w:after="80"/>
+      </w:pPr>
+      <w:r>
+        <w:t xml:space="preserve">Regla de correlacion personalizada 100010 escrita en local_rules.xml. ✓</w:t>
+      </w:r>
+    </w:p>
+    <w:p>
+      <w:pPr>
+        <w:pStyle w:val="ListParagraph"/>
+        <w:numPr>
+          <w:ilvl w:val="0"/>
+          <w:numId w:val="1"/>
+        </w:numPr>
+        <w:spacing w:after="80"/>
+      </w:pPr>
+      <w:r>
+        <w:t xml:space="preserve">Regla validada con wazuh-logtest: dispara en el 6o evento con level 10. ✓</w:t>
+      </w:r>
+    </w:p>
+    <w:p>
+      <w:pPr>
+        <w:pStyle w:val="ListParagraph"/>
+        <w:numPr>
+          <w:ilvl w:val="0"/>
+          <w:numId w:val="1"/>
+        </w:numPr>
+        <w:spacing w:after="80"/>
+      </w:pPr>
+      <w:r>
+        <w:t xml:space="preserve">Suricata instalado e integrado con Wazuh para deteccion de red. ✓</w:t>
+      </w:r>
+    </w:p>
+    <w:p>
+      <w:pPr>
+        <w:pStyle w:val="ListParagraph"/>
+        <w:numPr>
+          <w:ilvl w:val="0"/>
+          <w:numId w:val="1"/>
+        </w:numPr>
+        <w:spacing w:after="80"/>
+      </w:pPr>
+      <w:r>
+        <w:t xml:space="preserve">Alerta rule.id 100010 level 10 confirmada en Dashboard de Wazuh (wazuh-alerts-4.x-2026.08.10). ✓</w:t>
+      </w:r>
+    </w:p>
+    <w:p>
+      <w:pPr>
+        <w:pStyle w:val="ListParagraph"/>
+        <w:numPr>
+          <w:ilvl w:val="0"/>
+          <w:numId w:val="1"/>
+        </w:numPr>
+        <w:spacing w:after="200"/>
+      </w:pPr>
+      <w:r>
+        <w:t xml:space="preserve">Hallazgos tecnicos documentados: loopback vs eth0, SYN scan vs TCP connect, HIDS vs NIDS. ✓</w:t>
+      </w:r>
+    </w:p>
+    <w:p>
+      <w:pPr>
+        <w:pStyle w:val="Heading2"/>
+        <w:spacing w:after="150" w:before="300"/>
+      </w:pPr>
+      <w:r>
+        <w:t xml:space="preserve">Proximos pasos — Laboratorio 2</w:t>
+      </w:r>
+    </w:p>
+    <w:p>
+      <w:pPr>
+        <w:pStyle w:val="ListParagraph"/>
+        <w:numPr>
+          <w:ilvl w:val="0"/>
+          <w:numId w:val="1"/>
+        </w:numPr>
+        <w:spacing w:after="80"/>
+      </w:pPr>
+      <w:r>
+        <w:t xml:space="preserve">Guardar local_rules.xml en la carpeta 03-reglas-personalizadas/ del repositorio GitHub.</w:t>
+      </w:r>
+    </w:p>
+    <w:p>
+      <w:pPr>
+        <w:pStyle w:val="ListParagraph"/>
+        <w:numPr>
+          <w:ilvl w:val="0"/>
+          <w:numId w:val="1"/>
+        </w:numPr>
+        <w:spacing w:after="80"/>
+      </w:pPr>
+      <w:r>
+        <w:t xml:space="preserve">Hacer el primer commit publico al repositorio Alvarezlh/Wazuh-seguro con todos los documentos actualizados.</w:t>
+      </w:r>
+    </w:p>
+    <w:p>
+      <w:pPr>
+        <w:pStyle w:val="ListParagraph"/>
+        <w:numPr>
+          <w:ilvl w:val="0"/>
+          <w:numId w:val="1"/>
+        </w:numPr>
+        <w:spacing w:after="80"/>
+      </w:pPr>
+      <w:r>
+        <w:t xml:space="preserve">Iniciar el Laboratorio 2: dashboards personalizados de seguridad en OpenSearch.</w:t>
+      </w:r>
+    </w:p>
     <w:sectPr>
       <w:pgSz w:w="12240" w:h="15840" w:orient="portrait"/>
       <w:pgMar w:top="1440" w:right="1440" w:bottom="1440" w:left="1440" w:header="708" w:footer="708" w:gutter="0"/>

--- a/01-bitacora-ejecucion/Guia_Configuracion_Wazuh_actualizada.docx
+++ b/01-bitacora-ejecucion/Guia_Configuracion_Wazuh_actualizada.docx
@@ -23,8 +23,6 @@
       </w:pPr>
       <w:r>
         <w:rPr>
-          <w:i/>
-          <w:iCs/>
           <w:sz w:val="24"/>
           <w:szCs w:val="24"/>
         </w:rPr>
@@ -114,25 +112,7 @@
           <w:sz w:val="19"/>
           <w:szCs w:val="19"/>
         </w:rPr>
-        <w:t xml:space="preserve">Base Memory: 8192 </w:t>
-      </w:r>
-      <w:proofErr w:type="gramStart"/>
-      <w:r>
-        <w:rPr>
-          <w:rFonts w:ascii="Consolas" w:eastAsia="Consolas" w:hAnsi="Consolas" w:cs="Consolas"/>
-          <w:sz w:val="19"/>
-          <w:szCs w:val="19"/>
-        </w:rPr>
-        <w:t>MB  →</w:t>
-      </w:r>
-      <w:proofErr w:type="gramEnd"/>
-      <w:r>
-        <w:rPr>
-          <w:rFonts w:ascii="Consolas" w:eastAsia="Consolas" w:hAnsi="Consolas" w:cs="Consolas"/>
-          <w:sz w:val="19"/>
-          <w:szCs w:val="19"/>
-        </w:rPr>
-        <w:t xml:space="preserve">  4096 MB</w:t>
+        <w:t>Base Memory: 8192 MB  →  4096 MB</w:t>
       </w:r>
     </w:p>
     <w:p>
@@ -228,23 +208,7 @@
           <w:i/>
           <w:iCs/>
         </w:rPr>
-        <w:t xml:space="preserve">asegura que Kali tenga suficiente memoria para operar con fluidez en paralelo al </w:t>
-      </w:r>
-      <w:proofErr w:type="gramStart"/>
-      <w:r>
-        <w:rPr>
-          <w:i/>
-          <w:iCs/>
-        </w:rPr>
-        <w:t>manager</w:t>
-      </w:r>
-      <w:proofErr w:type="gramEnd"/>
-      <w:r>
-        <w:rPr>
-          <w:i/>
-          <w:iCs/>
-        </w:rPr>
-        <w:t>.</w:t>
+        <w:t>asegura que Kali tenga suficiente memoria para operar con fluidez en paralelo al manager.</w:t>
       </w:r>
     </w:p>
     <w:p>
@@ -551,57 +515,209 @@
           <w:szCs w:val="22"/>
         </w:rPr>
         <w:lastRenderedPageBreak/>
-        <w:t xml:space="preserve">En el </w:t>
-      </w:r>
-      <w:proofErr w:type="gramStart"/>
+        <w:t>En el manager Wazuh (basado en systemd):</w:t>
+      </w:r>
+    </w:p>
+    <w:p>
+      <w:pPr>
+        <w:shd w:val="clear" w:color="auto" w:fill="F2F2F2"/>
+        <w:spacing w:after="20"/>
+        <w:ind w:left="200"/>
+      </w:pPr>
+      <w:r>
+        <w:rPr>
+          <w:rFonts w:ascii="Consolas" w:eastAsia="Consolas" w:hAnsi="Consolas" w:cs="Consolas"/>
+          <w:sz w:val="19"/>
+          <w:szCs w:val="19"/>
+        </w:rPr>
+        <w:t>sudo localectl set-keymap es</w:t>
+      </w:r>
+    </w:p>
+    <w:p>
+      <w:pPr>
+        <w:shd w:val="clear" w:color="auto" w:fill="F2F2F2"/>
+        <w:spacing w:after="20"/>
+        <w:ind w:left="200"/>
+      </w:pPr>
+      <w:r>
+        <w:rPr>
+          <w:rFonts w:ascii="Consolas" w:eastAsia="Consolas" w:hAnsi="Consolas" w:cs="Consolas"/>
+          <w:sz w:val="19"/>
+          <w:szCs w:val="19"/>
+        </w:rPr>
+        <w:t>sudo localectl set-x11-keymap es</w:t>
+      </w:r>
+    </w:p>
+    <w:p>
+      <w:pPr>
+        <w:spacing w:after="200"/>
+        <w:ind w:left="200"/>
+      </w:pPr>
       <w:r>
         <w:rPr>
           <w:b/>
           <w:bCs/>
-          <w:sz w:val="22"/>
-          <w:szCs w:val="22"/>
-        </w:rPr>
-        <w:t>manager</w:t>
-      </w:r>
-      <w:proofErr w:type="gramEnd"/>
+          <w:i/>
+          <w:iCs/>
+        </w:rPr>
+        <w:t xml:space="preserve">Por qué: </w:t>
+      </w:r>
+      <w:r>
+        <w:rPr>
+          <w:i/>
+          <w:iCs/>
+        </w:rPr>
+        <w:t>localectl es el método estándar en distribuciones con systemd para fijar la distribución de teclado a nivel de consola y entorno gráfico.</w:t>
+      </w:r>
+    </w:p>
+    <w:p>
+      <w:r>
+        <w:br w:type="page"/>
+      </w:r>
+    </w:p>
+    <w:p>
+      <w:pPr>
+        <w:pStyle w:val="Ttulo1"/>
+        <w:spacing w:before="400" w:after="200"/>
+      </w:pPr>
+      <w:r>
+        <w:lastRenderedPageBreak/>
+        <w:t>Parte 2 — Instalación del agente e inyección de logs (paso a paso)</w:t>
+      </w:r>
+    </w:p>
+    <w:p>
+      <w:pPr>
+        <w:spacing w:after="120"/>
+      </w:pPr>
+      <w:r>
+        <w:t>Proceso completo, en orden, desde la creación de la carpeta de logs en Windows hasta ver los datos en el Dashboard de Wazuh.</w:t>
+      </w:r>
+    </w:p>
+    <w:p>
+      <w:pPr>
+        <w:pStyle w:val="Ttulo2"/>
+        <w:spacing w:before="300" w:after="150"/>
+      </w:pPr>
+      <w:r>
+        <w:t>Paso 1 — Crear la carpeta de logs en el disco C: (Windows)</w:t>
+      </w:r>
+    </w:p>
+    <w:p>
+      <w:pPr>
+        <w:shd w:val="clear" w:color="auto" w:fill="F2F2F2"/>
+        <w:spacing w:after="20"/>
+        <w:ind w:left="200"/>
+      </w:pPr>
+      <w:r>
+        <w:rPr>
+          <w:rFonts w:ascii="Consolas" w:eastAsia="Consolas" w:hAnsi="Consolas" w:cs="Consolas"/>
+          <w:sz w:val="19"/>
+          <w:szCs w:val="19"/>
+        </w:rPr>
+        <w:t>C:\SharedVM\logs_Lab</w:t>
+      </w:r>
+    </w:p>
+    <w:p>
+      <w:pPr>
+        <w:spacing w:after="200"/>
+        <w:ind w:left="200"/>
+      </w:pPr>
       <w:r>
         <w:rPr>
           <w:b/>
           <w:bCs/>
-          <w:sz w:val="22"/>
-          <w:szCs w:val="22"/>
-        </w:rPr>
-        <w:t xml:space="preserve"> Wazuh (basado en systemd):</w:t>
-      </w:r>
-    </w:p>
-    <w:p>
-      <w:pPr>
-        <w:shd w:val="clear" w:color="auto" w:fill="F2F2F2"/>
-        <w:spacing w:after="20"/>
-        <w:ind w:left="200"/>
-      </w:pPr>
-      <w:r>
-        <w:rPr>
-          <w:rFonts w:ascii="Consolas" w:eastAsia="Consolas" w:hAnsi="Consolas" w:cs="Consolas"/>
-          <w:sz w:val="19"/>
-          <w:szCs w:val="19"/>
-        </w:rPr>
-        <w:t>sudo localectl set-keymap es</w:t>
-      </w:r>
-    </w:p>
-    <w:p>
-      <w:pPr>
-        <w:shd w:val="clear" w:color="auto" w:fill="F2F2F2"/>
-        <w:spacing w:after="20"/>
-        <w:ind w:left="200"/>
-      </w:pPr>
-      <w:r>
-        <w:rPr>
-          <w:rFonts w:ascii="Consolas" w:eastAsia="Consolas" w:hAnsi="Consolas" w:cs="Consolas"/>
-          <w:sz w:val="19"/>
-          <w:szCs w:val="19"/>
-        </w:rPr>
-        <w:t>sudo localectl set-x11-keymap es</w:t>
+          <w:i/>
+          <w:iCs/>
+        </w:rPr>
+        <w:t xml:space="preserve">Por qué: </w:t>
+      </w:r>
+      <w:r>
+        <w:rPr>
+          <w:i/>
+          <w:iCs/>
+        </w:rPr>
+        <w:t>se usa una ruta simple, sin espacios ni tildes, y fuera de carpetas sincronizadas (OneDrive, etc.) para evitar bloqueos de archivo o rutas incompatibles al compartir con VirtualBox. Dentro de logs_Lab van las 5 subcarpetas de logs (vendor_sales, mailsv, www1, www2, www3).</w:t>
+      </w:r>
+    </w:p>
+    <w:p>
+      <w:pPr>
+        <w:pStyle w:val="Ttulo2"/>
+        <w:spacing w:before="300" w:after="150"/>
+      </w:pPr>
+      <w:r>
+        <w:t>Paso 2 — Compartir la carpeta con VirtualBox</w:t>
+      </w:r>
+    </w:p>
+    <w:p>
+      <w:pPr>
+        <w:shd w:val="clear" w:color="auto" w:fill="F2F2F2"/>
+        <w:spacing w:after="20"/>
+        <w:ind w:left="200"/>
+        <w:rPr>
+          <w:lang w:val="en-US"/>
+        </w:rPr>
+      </w:pPr>
+      <w:r>
+        <w:rPr>
+          <w:rFonts w:ascii="Consolas" w:eastAsia="Consolas" w:hAnsi="Consolas" w:cs="Consolas"/>
+          <w:sz w:val="19"/>
+          <w:szCs w:val="19"/>
+          <w:lang w:val="en-US"/>
+        </w:rPr>
+        <w:t>VirtualBox → VM Kali Linux → Settings → Shared Folders → (+)</w:t>
+      </w:r>
+    </w:p>
+    <w:p>
+      <w:pPr>
+        <w:shd w:val="clear" w:color="auto" w:fill="F2F2F2"/>
+        <w:spacing w:after="20"/>
+        <w:ind w:left="200"/>
+        <w:rPr>
+          <w:lang w:val="en-US"/>
+        </w:rPr>
+      </w:pPr>
+      <w:r>
+        <w:rPr>
+          <w:rFonts w:ascii="Consolas" w:eastAsia="Consolas" w:hAnsi="Consolas" w:cs="Consolas"/>
+          <w:sz w:val="19"/>
+          <w:szCs w:val="19"/>
+          <w:lang w:val="en-US"/>
+        </w:rPr>
+        <w:t>Folder Path: C:\SharedVM</w:t>
+      </w:r>
+    </w:p>
+    <w:p>
+      <w:pPr>
+        <w:shd w:val="clear" w:color="auto" w:fill="F2F2F2"/>
+        <w:spacing w:after="20"/>
+        <w:ind w:left="200"/>
+        <w:rPr>
+          <w:lang w:val="en-US"/>
+        </w:rPr>
+      </w:pPr>
+      <w:r>
+        <w:rPr>
+          <w:rFonts w:ascii="Consolas" w:eastAsia="Consolas" w:hAnsi="Consolas" w:cs="Consolas"/>
+          <w:sz w:val="19"/>
+          <w:szCs w:val="19"/>
+          <w:lang w:val="en-US"/>
+        </w:rPr>
+        <w:t>Folder Name: SharedVM</w:t>
+      </w:r>
+    </w:p>
+    <w:p>
+      <w:pPr>
+        <w:shd w:val="clear" w:color="auto" w:fill="F2F2F2"/>
+        <w:spacing w:after="20"/>
+        <w:ind w:left="200"/>
+      </w:pPr>
+      <w:r>
+        <w:rPr>
+          <w:rFonts w:ascii="Consolas" w:eastAsia="Consolas" w:hAnsi="Consolas" w:cs="Consolas"/>
+          <w:sz w:val="19"/>
+          <w:szCs w:val="19"/>
+        </w:rPr>
+        <w:t>Marcar: Auto-mount y Make Permanent</w:t>
       </w:r>
     </w:p>
     <w:p>
@@ -623,30 +739,7 @@
           <w:i/>
           <w:iCs/>
         </w:rPr>
-        <w:t>localectl es el método estándar en distribuciones con systemd para fijar la distribución de teclado a nivel de consola y entorno gráfico.</w:t>
-      </w:r>
-    </w:p>
-    <w:p>
-      <w:r>
-        <w:br w:type="page"/>
-      </w:r>
-    </w:p>
-    <w:p>
-      <w:pPr>
-        <w:pStyle w:val="Ttulo1"/>
-        <w:spacing w:before="400" w:after="200"/>
-      </w:pPr>
-      <w:r>
-        <w:lastRenderedPageBreak/>
-        <w:t>Parte 2 — Instalación del agente e inyección de logs (paso a paso)</w:t>
-      </w:r>
-    </w:p>
-    <w:p>
-      <w:pPr>
-        <w:spacing w:after="120"/>
-      </w:pPr>
-      <w:r>
-        <w:t>Proceso completo, en orden, desde la creación de la carpeta de logs en Windows hasta ver los datos en el Dashboard de Wazuh.</w:t>
+        <w:t>esto expone la carpeta de Windows dentro de Kali como una unidad accesible, sin depender de arrastrar archivo por archivo.</w:t>
       </w:r>
     </w:p>
     <w:p>
@@ -655,22 +748,22 @@
         <w:spacing w:before="300" w:after="150"/>
       </w:pPr>
       <w:r>
-        <w:t>Paso 1 — Crear la carpeta de logs en el disco C: (Windows)</w:t>
-      </w:r>
-    </w:p>
-    <w:p>
-      <w:pPr>
-        <w:shd w:val="clear" w:color="auto" w:fill="F2F2F2"/>
-        <w:spacing w:after="20"/>
-        <w:ind w:left="200"/>
-      </w:pPr>
-      <w:r>
-        <w:rPr>
-          <w:rFonts w:ascii="Consolas" w:eastAsia="Consolas" w:hAnsi="Consolas" w:cs="Consolas"/>
-          <w:sz w:val="19"/>
-          <w:szCs w:val="19"/>
-        </w:rPr>
-        <w:t>C:\SharedVM\logs_Lab</w:t>
+        <w:t>Paso 3 — Verificar el montaje dentro de Kali</w:t>
+      </w:r>
+    </w:p>
+    <w:p>
+      <w:pPr>
+        <w:shd w:val="clear" w:color="auto" w:fill="F2F2F2"/>
+        <w:spacing w:after="20"/>
+        <w:ind w:left="200"/>
+      </w:pPr>
+      <w:r>
+        <w:rPr>
+          <w:rFonts w:ascii="Consolas" w:eastAsia="Consolas" w:hAnsi="Consolas" w:cs="Consolas"/>
+          <w:sz w:val="19"/>
+          <w:szCs w:val="19"/>
+        </w:rPr>
+        <w:t>ls -la /media/sf_SharedVM/</w:t>
       </w:r>
     </w:p>
     <w:p>
@@ -692,7 +785,7 @@
           <w:i/>
           <w:iCs/>
         </w:rPr>
-        <w:t>se usa una ruta simple, sin espacios ni tildes, y fuera de carpetas sincronizadas (OneDrive, etc.) para evitar bloqueos de archivo o rutas incompatibles al compartir con VirtualBox. Dentro de logs_Lab van las 5 subcarpetas de logs (vendor_sales, mailsv, www1, www2, www3).</w:t>
+        <w:t>confirma que Kali puede ver la carpeta compartida y su contenido (logs_Lab) antes de copiarla.</w:t>
       </w:r>
     </w:p>
     <w:p>
@@ -701,79 +794,22 @@
         <w:spacing w:before="300" w:after="150"/>
       </w:pPr>
       <w:r>
-        <w:t>Paso 2 — Compartir la carpeta con VirtualBox</w:t>
-      </w:r>
-    </w:p>
-    <w:p>
-      <w:pPr>
-        <w:shd w:val="clear" w:color="auto" w:fill="F2F2F2"/>
-        <w:spacing w:after="20"/>
-        <w:ind w:left="200"/>
-        <w:rPr>
-          <w:lang w:val="en-US"/>
-        </w:rPr>
-      </w:pPr>
-      <w:r>
-        <w:rPr>
-          <w:rFonts w:ascii="Consolas" w:eastAsia="Consolas" w:hAnsi="Consolas" w:cs="Consolas"/>
-          <w:sz w:val="19"/>
-          <w:szCs w:val="19"/>
-          <w:lang w:val="en-US"/>
-        </w:rPr>
-        <w:t>VirtualBox → VM Kali Linux → Settings → Shared Folders → (+)</w:t>
-      </w:r>
-    </w:p>
-    <w:p>
-      <w:pPr>
-        <w:shd w:val="clear" w:color="auto" w:fill="F2F2F2"/>
-        <w:spacing w:after="20"/>
-        <w:ind w:left="200"/>
-        <w:rPr>
-          <w:lang w:val="en-US"/>
-        </w:rPr>
-      </w:pPr>
-      <w:r>
-        <w:rPr>
-          <w:rFonts w:ascii="Consolas" w:eastAsia="Consolas" w:hAnsi="Consolas" w:cs="Consolas"/>
-          <w:sz w:val="19"/>
-          <w:szCs w:val="19"/>
-          <w:lang w:val="en-US"/>
-        </w:rPr>
-        <w:t>Folder Path: C:\SharedVM</w:t>
-      </w:r>
-    </w:p>
-    <w:p>
-      <w:pPr>
-        <w:shd w:val="clear" w:color="auto" w:fill="F2F2F2"/>
-        <w:spacing w:after="20"/>
-        <w:ind w:left="200"/>
-        <w:rPr>
-          <w:lang w:val="en-US"/>
-        </w:rPr>
-      </w:pPr>
-      <w:r>
-        <w:rPr>
-          <w:rFonts w:ascii="Consolas" w:eastAsia="Consolas" w:hAnsi="Consolas" w:cs="Consolas"/>
-          <w:sz w:val="19"/>
-          <w:szCs w:val="19"/>
-          <w:lang w:val="en-US"/>
-        </w:rPr>
-        <w:t>Folder Name: SharedVM</w:t>
-      </w:r>
-    </w:p>
-    <w:p>
-      <w:pPr>
-        <w:shd w:val="clear" w:color="auto" w:fill="F2F2F2"/>
-        <w:spacing w:after="20"/>
-        <w:ind w:left="200"/>
-      </w:pPr>
-      <w:r>
-        <w:rPr>
-          <w:rFonts w:ascii="Consolas" w:eastAsia="Consolas" w:hAnsi="Consolas" w:cs="Consolas"/>
-          <w:sz w:val="19"/>
-          <w:szCs w:val="19"/>
-        </w:rPr>
-        <w:t>Marcar: Auto-mount y Make Permanent</w:t>
+        <w:t>Paso 4 — Copiar los logs a su ubicación final en Kali</w:t>
+      </w:r>
+    </w:p>
+    <w:p>
+      <w:pPr>
+        <w:shd w:val="clear" w:color="auto" w:fill="F2F2F2"/>
+        <w:spacing w:after="20"/>
+        <w:ind w:left="200"/>
+      </w:pPr>
+      <w:r>
+        <w:rPr>
+          <w:rFonts w:ascii="Consolas" w:eastAsia="Consolas" w:hAnsi="Consolas" w:cs="Consolas"/>
+          <w:sz w:val="19"/>
+          <w:szCs w:val="19"/>
+        </w:rPr>
+        <w:t>sudo cp -r /media/sf_SharedVM/logs_Lab /var/log/logs_Lab</w:t>
       </w:r>
     </w:p>
     <w:p>
@@ -795,7 +831,7 @@
           <w:i/>
           <w:iCs/>
         </w:rPr>
-        <w:t>esto expone la carpeta de Windows dentro de Kali como una unidad accesible, sin depender de arrastrar archivo por archivo.</w:t>
+        <w:t>/var/log/ es la ubicación estándar de logs en Linux; copiar aquí (y no dejarlos en el escritorio o carpetas de usuario) evita problemas de permisos y de rutas cuando Wazuh los lea.</w:t>
       </w:r>
     </w:p>
     <w:p>
@@ -804,22 +840,37 @@
         <w:spacing w:before="300" w:after="150"/>
       </w:pPr>
       <w:r>
-        <w:t>Paso 3 — Verificar el montaje dentro de Kali</w:t>
-      </w:r>
-    </w:p>
-    <w:p>
-      <w:pPr>
-        <w:shd w:val="clear" w:color="auto" w:fill="F2F2F2"/>
-        <w:spacing w:after="20"/>
-        <w:ind w:left="200"/>
-      </w:pPr>
-      <w:r>
-        <w:rPr>
-          <w:rFonts w:ascii="Consolas" w:eastAsia="Consolas" w:hAnsi="Consolas" w:cs="Consolas"/>
-          <w:sz w:val="19"/>
-          <w:szCs w:val="19"/>
-        </w:rPr>
-        <w:t>ls -la /media/sf_SharedVM/</w:t>
+        <w:t>Paso 5 — Ajustar el propietario y permisos de la carpeta</w:t>
+      </w:r>
+    </w:p>
+    <w:p>
+      <w:pPr>
+        <w:shd w:val="clear" w:color="auto" w:fill="F2F2F2"/>
+        <w:spacing w:after="20"/>
+        <w:ind w:left="200"/>
+      </w:pPr>
+      <w:r>
+        <w:rPr>
+          <w:rFonts w:ascii="Consolas" w:eastAsia="Consolas" w:hAnsi="Consolas" w:cs="Consolas"/>
+          <w:sz w:val="19"/>
+          <w:szCs w:val="19"/>
+        </w:rPr>
+        <w:t>sudo chown -R wazuh:wazuh /var/log/logs_Lab/</w:t>
+      </w:r>
+    </w:p>
+    <w:p>
+      <w:pPr>
+        <w:shd w:val="clear" w:color="auto" w:fill="F2F2F2"/>
+        <w:spacing w:after="20"/>
+        <w:ind w:left="200"/>
+      </w:pPr>
+      <w:r>
+        <w:rPr>
+          <w:rFonts w:ascii="Consolas" w:eastAsia="Consolas" w:hAnsi="Consolas" w:cs="Consolas"/>
+          <w:sz w:val="19"/>
+          <w:szCs w:val="19"/>
+        </w:rPr>
+        <w:t>sudo chmod -R 750 /var/log/logs_Lab/</w:t>
       </w:r>
     </w:p>
     <w:p>
@@ -841,7 +892,7 @@
           <w:i/>
           <w:iCs/>
         </w:rPr>
-        <w:t>confirma que Kali puede ver la carpeta compartida y su contenido (logs_Lab) antes de copiarla.</w:t>
+        <w:t>el agente de Wazuh corre como el usuario 'wazuh'; sin este ajuste, el proceso no tendría permiso de lectura sobre los archivos y los ignoraría silenciosamente.</w:t>
       </w:r>
     </w:p>
     <w:p>
@@ -850,22 +901,22 @@
         <w:spacing w:before="300" w:after="150"/>
       </w:pPr>
       <w:r>
-        <w:t>Paso 4 — Copiar los logs a su ubicación final en Kali</w:t>
-      </w:r>
-    </w:p>
-    <w:p>
-      <w:pPr>
-        <w:shd w:val="clear" w:color="auto" w:fill="F2F2F2"/>
-        <w:spacing w:after="20"/>
-        <w:ind w:left="200"/>
-      </w:pPr>
-      <w:r>
-        <w:rPr>
-          <w:rFonts w:ascii="Consolas" w:eastAsia="Consolas" w:hAnsi="Consolas" w:cs="Consolas"/>
-          <w:sz w:val="19"/>
-          <w:szCs w:val="19"/>
-        </w:rPr>
-        <w:t>sudo cp -r /media/sf_SharedVM/logs_Lab /var/log/logs_Lab</w:t>
+        <w:t>Paso 6 — Confirmar el contenido copiado (línea base)</w:t>
+      </w:r>
+    </w:p>
+    <w:p>
+      <w:pPr>
+        <w:shd w:val="clear" w:color="auto" w:fill="F2F2F2"/>
+        <w:spacing w:after="20"/>
+        <w:ind w:left="200"/>
+      </w:pPr>
+      <w:r>
+        <w:rPr>
+          <w:rFonts w:ascii="Consolas" w:eastAsia="Consolas" w:hAnsi="Consolas" w:cs="Consolas"/>
+          <w:sz w:val="19"/>
+          <w:szCs w:val="19"/>
+        </w:rPr>
+        <w:t>sudo bash -c 'wc -l /var/log/logs_Lab/*/*.log'</w:t>
       </w:r>
     </w:p>
     <w:p>
@@ -887,7 +938,7 @@
           <w:i/>
           <w:iCs/>
         </w:rPr>
-        <w:t>/var/log/ es la ubicación estándar de logs en Linux; copiar aquí (y no dejarlos en el escritorio o carpetas de usuario) evita problemas de permisos y de rutas cuando Wazuh los lea.</w:t>
+        <w:t>registra cuántas líneas tiene cada archivo, para poder comparar más adelante y confirmar que Wazuh terminó de procesar todo el histórico. Se envuelve en 'sudo bash -c' porque el comodín (*) debe expandirse ya con privilegios de root.</w:t>
       </w:r>
     </w:p>
     <w:p>
@@ -896,55 +947,22 @@
         <w:spacing w:before="300" w:after="150"/>
       </w:pPr>
       <w:r>
-        <w:t>Paso 5 — Ajustar el propietario y permisos de la carpeta</w:t>
-      </w:r>
-    </w:p>
-    <w:p>
-      <w:pPr>
-        <w:shd w:val="clear" w:color="auto" w:fill="F2F2F2"/>
-        <w:spacing w:after="20"/>
-        <w:ind w:left="200"/>
-      </w:pPr>
-      <w:r>
-        <w:rPr>
-          <w:rFonts w:ascii="Consolas" w:eastAsia="Consolas" w:hAnsi="Consolas" w:cs="Consolas"/>
-          <w:sz w:val="19"/>
-          <w:szCs w:val="19"/>
-        </w:rPr>
-        <w:t xml:space="preserve">sudo chown -R </w:t>
-      </w:r>
-      <w:proofErr w:type="gramStart"/>
-      <w:r>
-        <w:rPr>
-          <w:rFonts w:ascii="Consolas" w:eastAsia="Consolas" w:hAnsi="Consolas" w:cs="Consolas"/>
-          <w:sz w:val="19"/>
-          <w:szCs w:val="19"/>
-        </w:rPr>
-        <w:t>wazuh:wazuh</w:t>
-      </w:r>
-      <w:proofErr w:type="gramEnd"/>
-      <w:r>
-        <w:rPr>
-          <w:rFonts w:ascii="Consolas" w:eastAsia="Consolas" w:hAnsi="Consolas" w:cs="Consolas"/>
-          <w:sz w:val="19"/>
-          <w:szCs w:val="19"/>
-        </w:rPr>
-        <w:t xml:space="preserve"> /var/log/logs_Lab/</w:t>
-      </w:r>
-    </w:p>
-    <w:p>
-      <w:pPr>
-        <w:shd w:val="clear" w:color="auto" w:fill="F2F2F2"/>
-        <w:spacing w:after="20"/>
-        <w:ind w:left="200"/>
-      </w:pPr>
-      <w:r>
-        <w:rPr>
-          <w:rFonts w:ascii="Consolas" w:eastAsia="Consolas" w:hAnsi="Consolas" w:cs="Consolas"/>
-          <w:sz w:val="19"/>
-          <w:szCs w:val="19"/>
-        </w:rPr>
-        <w:t>sudo chmod -R 750 /var/log/logs_Lab/</w:t>
+        <w:t>Paso 7 — Importar el manager de Wazuh (OVA) en VirtualBox</w:t>
+      </w:r>
+    </w:p>
+    <w:p>
+      <w:pPr>
+        <w:shd w:val="clear" w:color="auto" w:fill="F2F2F2"/>
+        <w:spacing w:after="20"/>
+        <w:ind w:left="200"/>
+      </w:pPr>
+      <w:r>
+        <w:rPr>
+          <w:rFonts w:ascii="Consolas" w:eastAsia="Consolas" w:hAnsi="Consolas" w:cs="Consolas"/>
+          <w:sz w:val="19"/>
+          <w:szCs w:val="19"/>
+        </w:rPr>
+        <w:t>VirtualBox → File → Import Appliance → seleccionar wazuh-4.14.6.ova → Import</w:t>
       </w:r>
     </w:p>
     <w:p>
@@ -966,7 +984,7 @@
           <w:i/>
           <w:iCs/>
         </w:rPr>
-        <w:t>el agente de Wazuh corre como el usuario 'wazuh'; sin este ajuste, el proceso no tendría permiso de lectura sobre los archivos y los ignoraría silenciosamente.</w:t>
+        <w:t>el OVA trae preinstalado el manager, el indexer y el dashboard de Wazuh, evitando una instalación manual desde cero.</w:t>
       </w:r>
     </w:p>
     <w:p>
@@ -975,22 +993,61 @@
         <w:spacing w:before="300" w:after="150"/>
       </w:pPr>
       <w:r>
-        <w:t>Paso 6 — Confirmar el contenido copiado (línea base)</w:t>
-      </w:r>
-    </w:p>
-    <w:p>
-      <w:pPr>
-        <w:shd w:val="clear" w:color="auto" w:fill="F2F2F2"/>
-        <w:spacing w:after="20"/>
-        <w:ind w:left="200"/>
-      </w:pPr>
-      <w:r>
-        <w:rPr>
-          <w:rFonts w:ascii="Consolas" w:eastAsia="Consolas" w:hAnsi="Consolas" w:cs="Consolas"/>
-          <w:sz w:val="19"/>
-          <w:szCs w:val="19"/>
-        </w:rPr>
-        <w:t>sudo bash -c 'wc -l /var/log/logs_Lab/*/*.log'</w:t>
+        <w:lastRenderedPageBreak/>
+        <w:t>Paso 8 — Configurar red en modo puente (ambas VMs)</w:t>
+      </w:r>
+    </w:p>
+    <w:p>
+      <w:pPr>
+        <w:shd w:val="clear" w:color="auto" w:fill="F2F2F2"/>
+        <w:spacing w:after="20"/>
+        <w:ind w:left="200"/>
+        <w:rPr>
+          <w:lang w:val="en-US"/>
+        </w:rPr>
+      </w:pPr>
+      <w:r>
+        <w:rPr>
+          <w:rFonts w:ascii="Consolas" w:eastAsia="Consolas" w:hAnsi="Consolas" w:cs="Consolas"/>
+          <w:sz w:val="19"/>
+          <w:szCs w:val="19"/>
+          <w:lang w:val="en-US"/>
+        </w:rPr>
+        <w:t>VM Wazuh OVA → Settings → Network → Adapter 1 → Attached to: Bridged Adapter</w:t>
+      </w:r>
+    </w:p>
+    <w:p>
+      <w:pPr>
+        <w:shd w:val="clear" w:color="auto" w:fill="F2F2F2"/>
+        <w:spacing w:after="20"/>
+        <w:ind w:left="200"/>
+        <w:rPr>
+          <w:lang w:val="en-US"/>
+        </w:rPr>
+      </w:pPr>
+      <w:r>
+        <w:rPr>
+          <w:rFonts w:ascii="Consolas" w:eastAsia="Consolas" w:hAnsi="Consolas" w:cs="Consolas"/>
+          <w:sz w:val="19"/>
+          <w:szCs w:val="19"/>
+          <w:lang w:val="en-US"/>
+        </w:rPr>
+        <w:t>VM Kali Linux → Settings → Network → Adapter 1 → Attached to: Bridged Adapter</w:t>
+      </w:r>
+    </w:p>
+    <w:p>
+      <w:pPr>
+        <w:shd w:val="clear" w:color="auto" w:fill="F2F2F2"/>
+        <w:spacing w:after="20"/>
+        <w:ind w:left="200"/>
+      </w:pPr>
+      <w:r>
+        <w:rPr>
+          <w:rFonts w:ascii="Consolas" w:eastAsia="Consolas" w:hAnsi="Consolas" w:cs="Consolas"/>
+          <w:sz w:val="19"/>
+          <w:szCs w:val="19"/>
+        </w:rPr>
+        <w:t>(mismo adaptador físico / WiFi en ambas)</w:t>
       </w:r>
     </w:p>
     <w:p>
@@ -1012,7 +1069,7 @@
           <w:i/>
           <w:iCs/>
         </w:rPr>
-        <w:t>registra cuántas líneas tiene cada archivo, para poder comparar más adelante y confirmar que Wazuh terminó de procesar todo el histórico. Se envuelve en 'sudo bash -c' porque el comodín (*) debe expandirse ya con privilegios de root.</w:t>
+        <w:t>ambas máquinas deben estar en la misma red local para que el agente de Kali pueda comunicarse con el manager por su IP.</w:t>
       </w:r>
     </w:p>
     <w:p>
@@ -1021,30 +1078,22 @@
         <w:spacing w:before="300" w:after="150"/>
       </w:pPr>
       <w:r>
-        <w:t xml:space="preserve">Paso 7 — Importar el </w:t>
-      </w:r>
-      <w:proofErr w:type="gramStart"/>
-      <w:r>
-        <w:t>manager</w:t>
-      </w:r>
-      <w:proofErr w:type="gramEnd"/>
-      <w:r>
-        <w:t xml:space="preserve"> de Wazuh (OVA) en VirtualBox</w:t>
-      </w:r>
-    </w:p>
-    <w:p>
-      <w:pPr>
-        <w:shd w:val="clear" w:color="auto" w:fill="F2F2F2"/>
-        <w:spacing w:after="20"/>
-        <w:ind w:left="200"/>
-      </w:pPr>
-      <w:r>
-        <w:rPr>
-          <w:rFonts w:ascii="Consolas" w:eastAsia="Consolas" w:hAnsi="Consolas" w:cs="Consolas"/>
-          <w:sz w:val="19"/>
-          <w:szCs w:val="19"/>
-        </w:rPr>
-        <w:t>VirtualBox → File → Import Appliance → seleccionar wazuh-4.14.6.ova → Import</w:t>
+        <w:t>Paso 9 — Arrancar el manager y obtener su IP</w:t>
+      </w:r>
+    </w:p>
+    <w:p>
+      <w:pPr>
+        <w:shd w:val="clear" w:color="auto" w:fill="F2F2F2"/>
+        <w:spacing w:after="20"/>
+        <w:ind w:left="200"/>
+      </w:pPr>
+      <w:r>
+        <w:rPr>
+          <w:rFonts w:ascii="Consolas" w:eastAsia="Consolas" w:hAnsi="Consolas" w:cs="Consolas"/>
+          <w:sz w:val="19"/>
+          <w:szCs w:val="19"/>
+        </w:rPr>
+        <w:t>ip a</w:t>
       </w:r>
     </w:p>
     <w:p>
@@ -1066,23 +1115,7 @@
           <w:i/>
           <w:iCs/>
         </w:rPr>
-        <w:t xml:space="preserve">el OVA trae preinstalado el </w:t>
-      </w:r>
-      <w:proofErr w:type="gramStart"/>
-      <w:r>
-        <w:rPr>
-          <w:i/>
-          <w:iCs/>
-        </w:rPr>
-        <w:t>manager</w:t>
-      </w:r>
-      <w:proofErr w:type="gramEnd"/>
-      <w:r>
-        <w:rPr>
-          <w:i/>
-          <w:iCs/>
-        </w:rPr>
-        <w:t>, el indexer y el dashboard de Wazuh, evitando una instalación manual desde cero.</w:t>
+        <w:t>se ejecuta dentro de la VM del manager (usuario wazuh-user) para identificar la IP asignada por la red (en este caso, 192.168.0.15), necesaria para conectar el agente.</w:t>
       </w:r>
     </w:p>
     <w:p>
@@ -1091,61 +1124,60 @@
         <w:spacing w:before="300" w:after="150"/>
       </w:pPr>
       <w:r>
-        <w:lastRenderedPageBreak/>
-        <w:t>Paso 8 — Configurar red en modo puente (ambas VMs)</w:t>
-      </w:r>
-    </w:p>
-    <w:p>
-      <w:pPr>
-        <w:shd w:val="clear" w:color="auto" w:fill="F2F2F2"/>
-        <w:spacing w:after="20"/>
-        <w:ind w:left="200"/>
-        <w:rPr>
-          <w:lang w:val="en-US"/>
-        </w:rPr>
-      </w:pPr>
-      <w:r>
-        <w:rPr>
-          <w:rFonts w:ascii="Consolas" w:eastAsia="Consolas" w:hAnsi="Consolas" w:cs="Consolas"/>
-          <w:sz w:val="19"/>
-          <w:szCs w:val="19"/>
-          <w:lang w:val="en-US"/>
-        </w:rPr>
-        <w:t>VM Wazuh OVA → Settings → Network → Adapter 1 → Attached to: Bridged Adapter</w:t>
-      </w:r>
-    </w:p>
-    <w:p>
-      <w:pPr>
-        <w:shd w:val="clear" w:color="auto" w:fill="F2F2F2"/>
-        <w:spacing w:after="20"/>
-        <w:ind w:left="200"/>
-        <w:rPr>
-          <w:lang w:val="en-US"/>
-        </w:rPr>
-      </w:pPr>
-      <w:r>
-        <w:rPr>
-          <w:rFonts w:ascii="Consolas" w:eastAsia="Consolas" w:hAnsi="Consolas" w:cs="Consolas"/>
-          <w:sz w:val="19"/>
-          <w:szCs w:val="19"/>
-          <w:lang w:val="en-US"/>
-        </w:rPr>
-        <w:t>VM Kali Linux → Settings → Network → Adapter 1 → Attached to: Bridged Adapter</w:t>
-      </w:r>
-    </w:p>
-    <w:p>
-      <w:pPr>
-        <w:shd w:val="clear" w:color="auto" w:fill="F2F2F2"/>
-        <w:spacing w:after="20"/>
-        <w:ind w:left="200"/>
-      </w:pPr>
-      <w:r>
-        <w:rPr>
-          <w:rFonts w:ascii="Consolas" w:eastAsia="Consolas" w:hAnsi="Consolas" w:cs="Consolas"/>
-          <w:sz w:val="19"/>
-          <w:szCs w:val="19"/>
-        </w:rPr>
-        <w:t>(mismo adaptador físico / WiFi en ambas)</w:t>
+        <w:t>Paso 10 — Descargar e instalar el agente de Wazuh en Kali</w:t>
+      </w:r>
+    </w:p>
+    <w:p>
+      <w:pPr>
+        <w:shd w:val="clear" w:color="auto" w:fill="F2F2F2"/>
+        <w:spacing w:after="20"/>
+        <w:ind w:left="200"/>
+      </w:pPr>
+      <w:r>
+        <w:rPr>
+          <w:rFonts w:ascii="Consolas" w:eastAsia="Consolas" w:hAnsi="Consolas" w:cs="Consolas"/>
+          <w:sz w:val="19"/>
+          <w:szCs w:val="19"/>
+        </w:rPr>
+        <w:t>curl -o wazuh-agent.deb https://packages.wazuh.com/4.x/apt/pool/main/w/wazuh-agent/wazuh-agent_4.14.6-1_amd64.deb</w:t>
+      </w:r>
+    </w:p>
+    <w:p>
+      <w:pPr>
+        <w:shd w:val="clear" w:color="auto" w:fill="F2F2F2"/>
+        <w:spacing w:after="20"/>
+        <w:ind w:left="200"/>
+        <w:rPr>
+          <w:lang w:val="en-US"/>
+        </w:rPr>
+      </w:pPr>
+      <w:r>
+        <w:rPr>
+          <w:rFonts w:ascii="Consolas" w:eastAsia="Consolas" w:hAnsi="Consolas" w:cs="Consolas"/>
+          <w:sz w:val="19"/>
+          <w:szCs w:val="19"/>
+          <w:lang w:val="en-US"/>
+        </w:rPr>
+        <w:t>sudo WAZUH_MANAGER='192.168.0.15' dpkg -i ./wazuh-agent.deb</w:t>
+      </w:r>
+    </w:p>
+    <w:p>
+      <w:pPr>
+        <w:shd w:val="clear" w:color="auto" w:fill="F2F2F2"/>
+        <w:spacing w:after="20"/>
+        <w:ind w:left="200"/>
+        <w:rPr>
+          <w:lang w:val="en-US"/>
+        </w:rPr>
+      </w:pPr>
+      <w:r>
+        <w:rPr>
+          <w:rFonts w:ascii="Consolas" w:eastAsia="Consolas" w:hAnsi="Consolas" w:cs="Consolas"/>
+          <w:sz w:val="19"/>
+          <w:szCs w:val="19"/>
+          <w:lang w:val="en-US"/>
+        </w:rPr>
+        <w:t>sudo apt-get install -f -y</w:t>
       </w:r>
     </w:p>
     <w:p>
@@ -1167,23 +1199,7 @@
           <w:i/>
           <w:iCs/>
         </w:rPr>
-        <w:t xml:space="preserve">ambas máquinas deben estar en la misma red local para que el agente de Kali pueda comunicarse con el </w:t>
-      </w:r>
-      <w:proofErr w:type="gramStart"/>
-      <w:r>
-        <w:rPr>
-          <w:i/>
-          <w:iCs/>
-        </w:rPr>
-        <w:t>manager</w:t>
-      </w:r>
-      <w:proofErr w:type="gramEnd"/>
-      <w:r>
-        <w:rPr>
-          <w:i/>
-          <w:iCs/>
-        </w:rPr>
-        <w:t xml:space="preserve"> por su IP.</w:t>
+        <w:t>la variable WAZUH_MANAGER se usa durante la instalación para preconfigurar automáticamente la IP del servidor al que debe reportar el agente; 'apt-get install -f' resuelve dependencias pendientes si dpkg lo indica.</w:t>
       </w:r>
     </w:p>
     <w:p>
@@ -1192,30 +1208,60 @@
         <w:spacing w:before="300" w:after="150"/>
       </w:pPr>
       <w:r>
-        <w:t xml:space="preserve">Paso 9 — Arrancar el </w:t>
-      </w:r>
-      <w:proofErr w:type="gramStart"/>
-      <w:r>
-        <w:t>manager</w:t>
-      </w:r>
-      <w:proofErr w:type="gramEnd"/>
-      <w:r>
-        <w:t xml:space="preserve"> y obtener su IP</w:t>
-      </w:r>
-    </w:p>
-    <w:p>
-      <w:pPr>
-        <w:shd w:val="clear" w:color="auto" w:fill="F2F2F2"/>
-        <w:spacing w:after="20"/>
-        <w:ind w:left="200"/>
-      </w:pPr>
-      <w:r>
-        <w:rPr>
-          <w:rFonts w:ascii="Consolas" w:eastAsia="Consolas" w:hAnsi="Consolas" w:cs="Consolas"/>
-          <w:sz w:val="19"/>
-          <w:szCs w:val="19"/>
-        </w:rPr>
-        <w:t>ip a</w:t>
+        <w:t>Paso 11 — Habilitar e iniciar el servicio del agente</w:t>
+      </w:r>
+    </w:p>
+    <w:p>
+      <w:pPr>
+        <w:shd w:val="clear" w:color="auto" w:fill="F2F2F2"/>
+        <w:spacing w:after="20"/>
+        <w:ind w:left="200"/>
+        <w:rPr>
+          <w:lang w:val="en-US"/>
+        </w:rPr>
+      </w:pPr>
+      <w:r>
+        <w:rPr>
+          <w:rFonts w:ascii="Consolas" w:eastAsia="Consolas" w:hAnsi="Consolas" w:cs="Consolas"/>
+          <w:sz w:val="19"/>
+          <w:szCs w:val="19"/>
+          <w:lang w:val="en-US"/>
+        </w:rPr>
+        <w:t>sudo systemctl daemon-reload</w:t>
+      </w:r>
+    </w:p>
+    <w:p>
+      <w:pPr>
+        <w:shd w:val="clear" w:color="auto" w:fill="F2F2F2"/>
+        <w:spacing w:after="20"/>
+        <w:ind w:left="200"/>
+        <w:rPr>
+          <w:lang w:val="en-US"/>
+        </w:rPr>
+      </w:pPr>
+      <w:r>
+        <w:rPr>
+          <w:rFonts w:ascii="Consolas" w:eastAsia="Consolas" w:hAnsi="Consolas" w:cs="Consolas"/>
+          <w:sz w:val="19"/>
+          <w:szCs w:val="19"/>
+          <w:lang w:val="en-US"/>
+        </w:rPr>
+        <w:t>sudo systemctl enable wazuh-agent</w:t>
+      </w:r>
+    </w:p>
+    <w:p>
+      <w:pPr>
+        <w:shd w:val="clear" w:color="auto" w:fill="F2F2F2"/>
+        <w:spacing w:after="20"/>
+        <w:ind w:left="200"/>
+      </w:pPr>
+      <w:r>
+        <w:rPr>
+          <w:rFonts w:ascii="Consolas" w:eastAsia="Consolas" w:hAnsi="Consolas" w:cs="Consolas"/>
+          <w:sz w:val="19"/>
+          <w:szCs w:val="19"/>
+        </w:rPr>
+        <w:t>sudo systemctl start wazuh-agent</w:t>
       </w:r>
     </w:p>
     <w:p>
@@ -1237,23 +1283,7 @@
           <w:i/>
           <w:iCs/>
         </w:rPr>
-        <w:t xml:space="preserve">se ejecuta dentro de la VM del </w:t>
-      </w:r>
-      <w:proofErr w:type="gramStart"/>
-      <w:r>
-        <w:rPr>
-          <w:i/>
-          <w:iCs/>
-        </w:rPr>
-        <w:t>manager</w:t>
-      </w:r>
-      <w:proofErr w:type="gramEnd"/>
-      <w:r>
-        <w:rPr>
-          <w:i/>
-          <w:iCs/>
-        </w:rPr>
-        <w:t xml:space="preserve"> (usuario wazuh-user) para identificar la IP asignada por la red (en este caso, 192.168.0.15), necesaria para conectar el agente.</w:t>
+        <w:t>daemon-reload asegura que systemd reconozca el nuevo servicio; enable hace que arranque automáticamente en cada inicio del sistema; start lo pone en marcha inmediatamente.</w:t>
       </w:r>
     </w:p>
     <w:p>
@@ -1262,60 +1292,586 @@
         <w:spacing w:before="300" w:after="150"/>
       </w:pPr>
       <w:r>
-        <w:t>Paso 10 — Descargar e instalar el agente de Wazuh en Kali</w:t>
-      </w:r>
-    </w:p>
-    <w:p>
-      <w:pPr>
-        <w:shd w:val="clear" w:color="auto" w:fill="F2F2F2"/>
-        <w:spacing w:after="20"/>
-        <w:ind w:left="200"/>
-      </w:pPr>
-      <w:r>
-        <w:rPr>
-          <w:rFonts w:ascii="Consolas" w:eastAsia="Consolas" w:hAnsi="Consolas" w:cs="Consolas"/>
-          <w:sz w:val="19"/>
-          <w:szCs w:val="19"/>
-        </w:rPr>
-        <w:t>curl -o wazuh-agent.deb https://packages.wazuh.com/4.x/apt/pool/main/w/wazuh-agent/wazuh-agent_4.14.6-1_amd64.deb</w:t>
-      </w:r>
-    </w:p>
-    <w:p>
-      <w:pPr>
-        <w:shd w:val="clear" w:color="auto" w:fill="F2F2F2"/>
-        <w:spacing w:after="20"/>
-        <w:ind w:left="200"/>
-        <w:rPr>
-          <w:lang w:val="en-US"/>
-        </w:rPr>
-      </w:pPr>
-      <w:r>
-        <w:rPr>
-          <w:rFonts w:ascii="Consolas" w:eastAsia="Consolas" w:hAnsi="Consolas" w:cs="Consolas"/>
-          <w:sz w:val="19"/>
-          <w:szCs w:val="19"/>
-          <w:lang w:val="en-US"/>
-        </w:rPr>
-        <w:t>sudo WAZUH_MANAGER='192.168.0.15' dpkg -i ./wazuh-agent.deb</w:t>
-      </w:r>
-    </w:p>
-    <w:p>
-      <w:pPr>
-        <w:shd w:val="clear" w:color="auto" w:fill="F2F2F2"/>
-        <w:spacing w:after="20"/>
-        <w:ind w:left="200"/>
-        <w:rPr>
-          <w:lang w:val="en-US"/>
-        </w:rPr>
-      </w:pPr>
-      <w:r>
-        <w:rPr>
-          <w:rFonts w:ascii="Consolas" w:eastAsia="Consolas" w:hAnsi="Consolas" w:cs="Consolas"/>
-          <w:sz w:val="19"/>
-          <w:szCs w:val="19"/>
-          <w:lang w:val="en-US"/>
-        </w:rPr>
-        <w:t>sudo apt-get install -f -y</w:t>
+        <w:t>Paso 12 — Añadir la configuración de los logs en el agente (ossec.conf)</w:t>
+      </w:r>
+    </w:p>
+    <w:p>
+      <w:pPr>
+        <w:shd w:val="clear" w:color="auto" w:fill="F2F2F2"/>
+        <w:spacing w:after="20"/>
+        <w:ind w:left="200"/>
+      </w:pPr>
+      <w:r>
+        <w:rPr>
+          <w:rFonts w:ascii="Consolas" w:eastAsia="Consolas" w:hAnsi="Consolas" w:cs="Consolas"/>
+          <w:sz w:val="19"/>
+          <w:szCs w:val="19"/>
+        </w:rPr>
+        <w:t>sudo nano /var/ossec/etc/ossec.conf</w:t>
+      </w:r>
+    </w:p>
+    <w:p>
+      <w:pPr>
+        <w:spacing w:after="120"/>
+      </w:pPr>
+      <w:r>
+        <w:t>Insertar, antes de la etiqueta de cierre &lt;/ossec_config&gt;, un bloque &lt;localfile&gt; por cada subcarpeta:</w:t>
+      </w:r>
+    </w:p>
+    <w:p>
+      <w:pPr>
+        <w:shd w:val="clear" w:color="auto" w:fill="F2F2F2"/>
+        <w:spacing w:after="20"/>
+        <w:ind w:left="200"/>
+        <w:rPr>
+          <w:lang w:val="fr-FR"/>
+        </w:rPr>
+      </w:pPr>
+      <w:r>
+        <w:rPr>
+          <w:rFonts w:ascii="Consolas" w:eastAsia="Consolas" w:hAnsi="Consolas" w:cs="Consolas"/>
+          <w:sz w:val="19"/>
+          <w:szCs w:val="19"/>
+          <w:lang w:val="fr-FR"/>
+        </w:rPr>
+        <w:t>&lt;localfile&gt;</w:t>
+      </w:r>
+    </w:p>
+    <w:p>
+      <w:pPr>
+        <w:shd w:val="clear" w:color="auto" w:fill="F2F2F2"/>
+        <w:spacing w:after="20"/>
+        <w:ind w:left="200"/>
+        <w:rPr>
+          <w:lang w:val="fr-FR"/>
+        </w:rPr>
+      </w:pPr>
+      <w:r>
+        <w:rPr>
+          <w:rFonts w:ascii="Consolas" w:eastAsia="Consolas" w:hAnsi="Consolas" w:cs="Consolas"/>
+          <w:sz w:val="19"/>
+          <w:szCs w:val="19"/>
+          <w:lang w:val="fr-FR"/>
+        </w:rPr>
+        <w:t xml:space="preserve">  &lt;log_format&gt;syslog&lt;/log_format&gt;</w:t>
+      </w:r>
+    </w:p>
+    <w:p>
+      <w:pPr>
+        <w:shd w:val="clear" w:color="auto" w:fill="F2F2F2"/>
+        <w:spacing w:after="20"/>
+        <w:ind w:left="200"/>
+        <w:rPr>
+          <w:lang w:val="en-US"/>
+        </w:rPr>
+      </w:pPr>
+      <w:r>
+        <w:rPr>
+          <w:rFonts w:ascii="Consolas" w:eastAsia="Consolas" w:hAnsi="Consolas" w:cs="Consolas"/>
+          <w:sz w:val="19"/>
+          <w:szCs w:val="19"/>
+          <w:lang w:val="fr-FR"/>
+        </w:rPr>
+        <w:t xml:space="preserve">  </w:t>
+      </w:r>
+      <w:r>
+        <w:rPr>
+          <w:rFonts w:ascii="Consolas" w:eastAsia="Consolas" w:hAnsi="Consolas" w:cs="Consolas"/>
+          <w:sz w:val="19"/>
+          <w:szCs w:val="19"/>
+          <w:lang w:val="en-US"/>
+        </w:rPr>
+        <w:t>&lt;location&gt;/var/log/logs_Lab/vendor_sales/*.log&lt;/location&gt;</w:t>
+      </w:r>
+    </w:p>
+    <w:p>
+      <w:pPr>
+        <w:shd w:val="clear" w:color="auto" w:fill="F2F2F2"/>
+        <w:spacing w:after="20"/>
+        <w:ind w:left="200"/>
+        <w:rPr>
+          <w:lang w:val="en-US"/>
+        </w:rPr>
+      </w:pPr>
+      <w:r>
+        <w:rPr>
+          <w:rFonts w:ascii="Consolas" w:eastAsia="Consolas" w:hAnsi="Consolas" w:cs="Consolas"/>
+          <w:sz w:val="19"/>
+          <w:szCs w:val="19"/>
+          <w:lang w:val="en-US"/>
+        </w:rPr>
+        <w:t xml:space="preserve">  &lt;only-future-events&gt;no&lt;/only-future-events&gt;</w:t>
+      </w:r>
+    </w:p>
+    <w:p>
+      <w:pPr>
+        <w:shd w:val="clear" w:color="auto" w:fill="F2F2F2"/>
+        <w:spacing w:after="20"/>
+        <w:ind w:left="200"/>
+        <w:rPr>
+          <w:lang w:val="fr-FR"/>
+        </w:rPr>
+      </w:pPr>
+      <w:r>
+        <w:rPr>
+          <w:rFonts w:ascii="Consolas" w:eastAsia="Consolas" w:hAnsi="Consolas" w:cs="Consolas"/>
+          <w:sz w:val="19"/>
+          <w:szCs w:val="19"/>
+          <w:lang w:val="fr-FR"/>
+        </w:rPr>
+        <w:t>&lt;/localfile&gt;</w:t>
+      </w:r>
+    </w:p>
+    <w:p>
+      <w:pPr>
+        <w:shd w:val="clear" w:color="auto" w:fill="F2F2F2"/>
+        <w:spacing w:after="20"/>
+        <w:ind w:left="200"/>
+        <w:rPr>
+          <w:lang w:val="fr-FR"/>
+        </w:rPr>
+      </w:pPr>
+    </w:p>
+    <w:p>
+      <w:pPr>
+        <w:shd w:val="clear" w:color="auto" w:fill="F2F2F2"/>
+        <w:spacing w:after="20"/>
+        <w:ind w:left="200"/>
+        <w:rPr>
+          <w:lang w:val="fr-FR"/>
+        </w:rPr>
+      </w:pPr>
+      <w:r>
+        <w:rPr>
+          <w:rFonts w:ascii="Consolas" w:eastAsia="Consolas" w:hAnsi="Consolas" w:cs="Consolas"/>
+          <w:sz w:val="19"/>
+          <w:szCs w:val="19"/>
+          <w:lang w:val="fr-FR"/>
+        </w:rPr>
+        <w:t>&lt;localfile&gt;</w:t>
+      </w:r>
+    </w:p>
+    <w:p>
+      <w:pPr>
+        <w:shd w:val="clear" w:color="auto" w:fill="F2F2F2"/>
+        <w:spacing w:after="20"/>
+        <w:ind w:left="200"/>
+        <w:rPr>
+          <w:lang w:val="fr-FR"/>
+        </w:rPr>
+      </w:pPr>
+      <w:r>
+        <w:rPr>
+          <w:rFonts w:ascii="Consolas" w:eastAsia="Consolas" w:hAnsi="Consolas" w:cs="Consolas"/>
+          <w:sz w:val="19"/>
+          <w:szCs w:val="19"/>
+          <w:lang w:val="fr-FR"/>
+        </w:rPr>
+        <w:t xml:space="preserve">  &lt;log_format&gt;syslog&lt;/log_format&gt;</w:t>
+      </w:r>
+    </w:p>
+    <w:p>
+      <w:pPr>
+        <w:shd w:val="clear" w:color="auto" w:fill="F2F2F2"/>
+        <w:spacing w:after="20"/>
+        <w:ind w:left="200"/>
+        <w:rPr>
+          <w:lang w:val="fr-FR"/>
+        </w:rPr>
+      </w:pPr>
+      <w:r>
+        <w:rPr>
+          <w:rFonts w:ascii="Consolas" w:eastAsia="Consolas" w:hAnsi="Consolas" w:cs="Consolas"/>
+          <w:sz w:val="19"/>
+          <w:szCs w:val="19"/>
+          <w:lang w:val="fr-FR"/>
+        </w:rPr>
+        <w:t xml:space="preserve">  &lt;location&gt;/var/log/logs_Lab/mailsv/*.log&lt;/location&gt;</w:t>
+      </w:r>
+    </w:p>
+    <w:p>
+      <w:pPr>
+        <w:shd w:val="clear" w:color="auto" w:fill="F2F2F2"/>
+        <w:spacing w:after="20"/>
+        <w:ind w:left="200"/>
+        <w:rPr>
+          <w:lang w:val="en-US"/>
+        </w:rPr>
+      </w:pPr>
+      <w:r>
+        <w:rPr>
+          <w:rFonts w:ascii="Consolas" w:eastAsia="Consolas" w:hAnsi="Consolas" w:cs="Consolas"/>
+          <w:sz w:val="19"/>
+          <w:szCs w:val="19"/>
+          <w:lang w:val="fr-FR"/>
+        </w:rPr>
+        <w:t xml:space="preserve">  </w:t>
+      </w:r>
+      <w:r>
+        <w:rPr>
+          <w:rFonts w:ascii="Consolas" w:eastAsia="Consolas" w:hAnsi="Consolas" w:cs="Consolas"/>
+          <w:sz w:val="19"/>
+          <w:szCs w:val="19"/>
+          <w:lang w:val="en-US"/>
+        </w:rPr>
+        <w:t>&lt;only-future-events&gt;no&lt;/only-future-events&gt;</w:t>
+      </w:r>
+    </w:p>
+    <w:p>
+      <w:pPr>
+        <w:shd w:val="clear" w:color="auto" w:fill="F2F2F2"/>
+        <w:spacing w:after="20"/>
+        <w:ind w:left="200"/>
+        <w:rPr>
+          <w:lang w:val="fr-FR"/>
+        </w:rPr>
+      </w:pPr>
+      <w:r>
+        <w:rPr>
+          <w:rFonts w:ascii="Consolas" w:eastAsia="Consolas" w:hAnsi="Consolas" w:cs="Consolas"/>
+          <w:sz w:val="19"/>
+          <w:szCs w:val="19"/>
+          <w:lang w:val="fr-FR"/>
+        </w:rPr>
+        <w:t>&lt;/localfile&gt;</w:t>
+      </w:r>
+    </w:p>
+    <w:p>
+      <w:pPr>
+        <w:shd w:val="clear" w:color="auto" w:fill="F2F2F2"/>
+        <w:spacing w:after="20"/>
+        <w:ind w:left="200"/>
+        <w:rPr>
+          <w:lang w:val="fr-FR"/>
+        </w:rPr>
+      </w:pPr>
+    </w:p>
+    <w:p>
+      <w:pPr>
+        <w:shd w:val="clear" w:color="auto" w:fill="F2F2F2"/>
+        <w:spacing w:after="20"/>
+        <w:ind w:left="200"/>
+        <w:rPr>
+          <w:lang w:val="fr-FR"/>
+        </w:rPr>
+      </w:pPr>
+      <w:r>
+        <w:rPr>
+          <w:rFonts w:ascii="Consolas" w:eastAsia="Consolas" w:hAnsi="Consolas" w:cs="Consolas"/>
+          <w:sz w:val="19"/>
+          <w:szCs w:val="19"/>
+          <w:lang w:val="fr-FR"/>
+        </w:rPr>
+        <w:t>&lt;localfile&gt;</w:t>
+      </w:r>
+    </w:p>
+    <w:p>
+      <w:pPr>
+        <w:shd w:val="clear" w:color="auto" w:fill="F2F2F2"/>
+        <w:spacing w:after="20"/>
+        <w:ind w:left="200"/>
+        <w:rPr>
+          <w:lang w:val="fr-FR"/>
+        </w:rPr>
+      </w:pPr>
+      <w:r>
+        <w:rPr>
+          <w:rFonts w:ascii="Consolas" w:eastAsia="Consolas" w:hAnsi="Consolas" w:cs="Consolas"/>
+          <w:sz w:val="19"/>
+          <w:szCs w:val="19"/>
+          <w:lang w:val="fr-FR"/>
+        </w:rPr>
+        <w:t xml:space="preserve">  &lt;log_format&gt;syslog&lt;/log_format&gt;</w:t>
+      </w:r>
+    </w:p>
+    <w:p>
+      <w:pPr>
+        <w:shd w:val="clear" w:color="auto" w:fill="F2F2F2"/>
+        <w:spacing w:after="20"/>
+        <w:ind w:left="200"/>
+        <w:rPr>
+          <w:lang w:val="fr-FR"/>
+        </w:rPr>
+      </w:pPr>
+      <w:r>
+        <w:rPr>
+          <w:rFonts w:ascii="Consolas" w:eastAsia="Consolas" w:hAnsi="Consolas" w:cs="Consolas"/>
+          <w:sz w:val="19"/>
+          <w:szCs w:val="19"/>
+          <w:lang w:val="fr-FR"/>
+        </w:rPr>
+        <w:t xml:space="preserve">  &lt;location&gt;/var/log/logs_Lab/www1/*.log&lt;/location&gt;</w:t>
+      </w:r>
+    </w:p>
+    <w:p>
+      <w:pPr>
+        <w:shd w:val="clear" w:color="auto" w:fill="F2F2F2"/>
+        <w:spacing w:after="20"/>
+        <w:ind w:left="200"/>
+        <w:rPr>
+          <w:lang w:val="en-US"/>
+        </w:rPr>
+      </w:pPr>
+      <w:r>
+        <w:rPr>
+          <w:rFonts w:ascii="Consolas" w:eastAsia="Consolas" w:hAnsi="Consolas" w:cs="Consolas"/>
+          <w:sz w:val="19"/>
+          <w:szCs w:val="19"/>
+          <w:lang w:val="fr-FR"/>
+        </w:rPr>
+        <w:t xml:space="preserve">  </w:t>
+      </w:r>
+      <w:r>
+        <w:rPr>
+          <w:rFonts w:ascii="Consolas" w:eastAsia="Consolas" w:hAnsi="Consolas" w:cs="Consolas"/>
+          <w:sz w:val="19"/>
+          <w:szCs w:val="19"/>
+          <w:lang w:val="en-US"/>
+        </w:rPr>
+        <w:t>&lt;only-future-events&gt;no&lt;/only-future-events&gt;</w:t>
+      </w:r>
+    </w:p>
+    <w:p>
+      <w:pPr>
+        <w:shd w:val="clear" w:color="auto" w:fill="F2F2F2"/>
+        <w:spacing w:after="20"/>
+        <w:ind w:left="200"/>
+        <w:rPr>
+          <w:lang w:val="fr-FR"/>
+        </w:rPr>
+      </w:pPr>
+      <w:r>
+        <w:rPr>
+          <w:rFonts w:ascii="Consolas" w:eastAsia="Consolas" w:hAnsi="Consolas" w:cs="Consolas"/>
+          <w:sz w:val="19"/>
+          <w:szCs w:val="19"/>
+          <w:lang w:val="fr-FR"/>
+        </w:rPr>
+        <w:t>&lt;/localfile&gt;</w:t>
+      </w:r>
+    </w:p>
+    <w:p>
+      <w:pPr>
+        <w:shd w:val="clear" w:color="auto" w:fill="F2F2F2"/>
+        <w:spacing w:after="20"/>
+        <w:ind w:left="200"/>
+        <w:rPr>
+          <w:lang w:val="fr-FR"/>
+        </w:rPr>
+      </w:pPr>
+    </w:p>
+    <w:p>
+      <w:pPr>
+        <w:shd w:val="clear" w:color="auto" w:fill="F2F2F2"/>
+        <w:spacing w:after="20"/>
+        <w:ind w:left="200"/>
+        <w:rPr>
+          <w:lang w:val="fr-FR"/>
+        </w:rPr>
+      </w:pPr>
+      <w:r>
+        <w:rPr>
+          <w:rFonts w:ascii="Consolas" w:eastAsia="Consolas" w:hAnsi="Consolas" w:cs="Consolas"/>
+          <w:sz w:val="19"/>
+          <w:szCs w:val="19"/>
+          <w:lang w:val="fr-FR"/>
+        </w:rPr>
+        <w:t>&lt;localfile&gt;</w:t>
+      </w:r>
+    </w:p>
+    <w:p>
+      <w:pPr>
+        <w:shd w:val="clear" w:color="auto" w:fill="F2F2F2"/>
+        <w:spacing w:after="20"/>
+        <w:ind w:left="200"/>
+        <w:rPr>
+          <w:lang w:val="fr-FR"/>
+        </w:rPr>
+      </w:pPr>
+      <w:r>
+        <w:rPr>
+          <w:rFonts w:ascii="Consolas" w:eastAsia="Consolas" w:hAnsi="Consolas" w:cs="Consolas"/>
+          <w:sz w:val="19"/>
+          <w:szCs w:val="19"/>
+          <w:lang w:val="fr-FR"/>
+        </w:rPr>
+        <w:t xml:space="preserve">  &lt;log_format&gt;syslog&lt;/log_format&gt;</w:t>
+      </w:r>
+    </w:p>
+    <w:p>
+      <w:pPr>
+        <w:shd w:val="clear" w:color="auto" w:fill="F2F2F2"/>
+        <w:spacing w:after="20"/>
+        <w:ind w:left="200"/>
+        <w:rPr>
+          <w:lang w:val="fr-FR"/>
+        </w:rPr>
+      </w:pPr>
+      <w:r>
+        <w:rPr>
+          <w:rFonts w:ascii="Consolas" w:eastAsia="Consolas" w:hAnsi="Consolas" w:cs="Consolas"/>
+          <w:sz w:val="19"/>
+          <w:szCs w:val="19"/>
+          <w:lang w:val="fr-FR"/>
+        </w:rPr>
+        <w:t xml:space="preserve">  &lt;location&gt;/var/log/logs_Lab/www2/*.log&lt;/location&gt;</w:t>
+      </w:r>
+    </w:p>
+    <w:p>
+      <w:pPr>
+        <w:shd w:val="clear" w:color="auto" w:fill="F2F2F2"/>
+        <w:spacing w:after="20"/>
+        <w:ind w:left="200"/>
+        <w:rPr>
+          <w:lang w:val="en-US"/>
+        </w:rPr>
+      </w:pPr>
+      <w:r>
+        <w:rPr>
+          <w:rFonts w:ascii="Consolas" w:eastAsia="Consolas" w:hAnsi="Consolas" w:cs="Consolas"/>
+          <w:sz w:val="19"/>
+          <w:szCs w:val="19"/>
+          <w:lang w:val="fr-FR"/>
+        </w:rPr>
+        <w:t xml:space="preserve">  </w:t>
+      </w:r>
+      <w:r>
+        <w:rPr>
+          <w:rFonts w:ascii="Consolas" w:eastAsia="Consolas" w:hAnsi="Consolas" w:cs="Consolas"/>
+          <w:sz w:val="19"/>
+          <w:szCs w:val="19"/>
+          <w:lang w:val="en-US"/>
+        </w:rPr>
+        <w:t>&lt;only-future-events&gt;no&lt;/only-future-events&gt;</w:t>
+      </w:r>
+    </w:p>
+    <w:p>
+      <w:pPr>
+        <w:shd w:val="clear" w:color="auto" w:fill="F2F2F2"/>
+        <w:spacing w:after="20"/>
+        <w:ind w:left="200"/>
+        <w:rPr>
+          <w:lang w:val="fr-FR"/>
+        </w:rPr>
+      </w:pPr>
+      <w:r>
+        <w:rPr>
+          <w:rFonts w:ascii="Consolas" w:eastAsia="Consolas" w:hAnsi="Consolas" w:cs="Consolas"/>
+          <w:sz w:val="19"/>
+          <w:szCs w:val="19"/>
+          <w:lang w:val="fr-FR"/>
+        </w:rPr>
+        <w:t>&lt;/localfile&gt;</w:t>
+      </w:r>
+    </w:p>
+    <w:p>
+      <w:pPr>
+        <w:shd w:val="clear" w:color="auto" w:fill="F2F2F2"/>
+        <w:spacing w:after="20"/>
+        <w:ind w:left="200"/>
+        <w:rPr>
+          <w:lang w:val="fr-FR"/>
+        </w:rPr>
+      </w:pPr>
+    </w:p>
+    <w:p>
+      <w:pPr>
+        <w:shd w:val="clear" w:color="auto" w:fill="F2F2F2"/>
+        <w:spacing w:after="20"/>
+        <w:ind w:left="200"/>
+        <w:rPr>
+          <w:lang w:val="fr-FR"/>
+        </w:rPr>
+      </w:pPr>
+      <w:r>
+        <w:rPr>
+          <w:rFonts w:ascii="Consolas" w:eastAsia="Consolas" w:hAnsi="Consolas" w:cs="Consolas"/>
+          <w:sz w:val="19"/>
+          <w:szCs w:val="19"/>
+          <w:lang w:val="fr-FR"/>
+        </w:rPr>
+        <w:t>&lt;localfile&gt;</w:t>
+      </w:r>
+    </w:p>
+    <w:p>
+      <w:pPr>
+        <w:shd w:val="clear" w:color="auto" w:fill="F2F2F2"/>
+        <w:spacing w:after="20"/>
+        <w:ind w:left="200"/>
+        <w:rPr>
+          <w:lang w:val="fr-FR"/>
+        </w:rPr>
+      </w:pPr>
+      <w:r>
+        <w:rPr>
+          <w:rFonts w:ascii="Consolas" w:eastAsia="Consolas" w:hAnsi="Consolas" w:cs="Consolas"/>
+          <w:sz w:val="19"/>
+          <w:szCs w:val="19"/>
+          <w:lang w:val="fr-FR"/>
+        </w:rPr>
+        <w:t xml:space="preserve">  &lt;log_format&gt;syslog&lt;/log_format&gt;</w:t>
+      </w:r>
+    </w:p>
+    <w:p>
+      <w:pPr>
+        <w:shd w:val="clear" w:color="auto" w:fill="F2F2F2"/>
+        <w:spacing w:after="20"/>
+        <w:ind w:left="200"/>
+        <w:rPr>
+          <w:lang w:val="fr-FR"/>
+        </w:rPr>
+      </w:pPr>
+      <w:r>
+        <w:rPr>
+          <w:rFonts w:ascii="Consolas" w:eastAsia="Consolas" w:hAnsi="Consolas" w:cs="Consolas"/>
+          <w:sz w:val="19"/>
+          <w:szCs w:val="19"/>
+          <w:lang w:val="fr-FR"/>
+        </w:rPr>
+        <w:t xml:space="preserve">  &lt;location&gt;/var/log/logs_Lab/www3/*.log&lt;/location&gt;</w:t>
+      </w:r>
+    </w:p>
+    <w:p>
+      <w:pPr>
+        <w:shd w:val="clear" w:color="auto" w:fill="F2F2F2"/>
+        <w:spacing w:after="20"/>
+        <w:ind w:left="200"/>
+        <w:rPr>
+          <w:lang w:val="en-US"/>
+        </w:rPr>
+      </w:pPr>
+      <w:r>
+        <w:rPr>
+          <w:rFonts w:ascii="Consolas" w:eastAsia="Consolas" w:hAnsi="Consolas" w:cs="Consolas"/>
+          <w:sz w:val="19"/>
+          <w:szCs w:val="19"/>
+          <w:lang w:val="fr-FR"/>
+        </w:rPr>
+        <w:t xml:space="preserve">  </w:t>
+      </w:r>
+      <w:r>
+        <w:rPr>
+          <w:rFonts w:ascii="Consolas" w:eastAsia="Consolas" w:hAnsi="Consolas" w:cs="Consolas"/>
+          <w:sz w:val="19"/>
+          <w:szCs w:val="19"/>
+          <w:lang w:val="en-US"/>
+        </w:rPr>
+        <w:t>&lt;only-future-events&gt;no&lt;/only-future-events&gt;</w:t>
+      </w:r>
+    </w:p>
+    <w:p>
+      <w:pPr>
+        <w:shd w:val="clear" w:color="auto" w:fill="F2F2F2"/>
+        <w:spacing w:after="20"/>
+        <w:ind w:left="200"/>
+      </w:pPr>
+      <w:r>
+        <w:rPr>
+          <w:rFonts w:ascii="Consolas" w:eastAsia="Consolas" w:hAnsi="Consolas" w:cs="Consolas"/>
+          <w:sz w:val="19"/>
+          <w:szCs w:val="19"/>
+        </w:rPr>
+        <w:t>&lt;/localfile&gt;</w:t>
       </w:r>
     </w:p>
     <w:p>
@@ -1337,7 +1893,7 @@
           <w:i/>
           <w:iCs/>
         </w:rPr>
-        <w:t>la variable WAZUH_MANAGER se usa durante la instalación para preconfigurar automáticamente la IP del servidor al que debe reportar el agente; 'apt-get install -f' resuelve dependencias pendientes si dpkg lo indica.</w:t>
+        <w:t>Wazuh no lee subcarpetas de forma recursiva, por lo que se necesita un bloque independiente por cada una. 'log_format syslog' es el formato genérico válido para logs de texto plano; 'only-future-events: no' indica que no se limite solo a líneas nuevas.</w:t>
       </w:r>
     </w:p>
     <w:p>
@@ -1346,60 +1902,37 @@
         <w:spacing w:before="300" w:after="150"/>
       </w:pPr>
       <w:r>
-        <w:t>Paso 11 — Habilitar e iniciar el servicio del agente</w:t>
-      </w:r>
-    </w:p>
-    <w:p>
-      <w:pPr>
-        <w:shd w:val="clear" w:color="auto" w:fill="F2F2F2"/>
-        <w:spacing w:after="20"/>
-        <w:ind w:left="200"/>
-        <w:rPr>
-          <w:lang w:val="en-US"/>
-        </w:rPr>
-      </w:pPr>
-      <w:r>
-        <w:rPr>
-          <w:rFonts w:ascii="Consolas" w:eastAsia="Consolas" w:hAnsi="Consolas" w:cs="Consolas"/>
-          <w:sz w:val="19"/>
-          <w:szCs w:val="19"/>
-          <w:lang w:val="en-US"/>
-        </w:rPr>
-        <w:t>sudo systemctl daemon-reload</w:t>
-      </w:r>
-    </w:p>
-    <w:p>
-      <w:pPr>
-        <w:shd w:val="clear" w:color="auto" w:fill="F2F2F2"/>
-        <w:spacing w:after="20"/>
-        <w:ind w:left="200"/>
-        <w:rPr>
-          <w:lang w:val="en-US"/>
-        </w:rPr>
-      </w:pPr>
-      <w:r>
-        <w:rPr>
-          <w:rFonts w:ascii="Consolas" w:eastAsia="Consolas" w:hAnsi="Consolas" w:cs="Consolas"/>
-          <w:sz w:val="19"/>
-          <w:szCs w:val="19"/>
-          <w:lang w:val="en-US"/>
-        </w:rPr>
-        <w:t>sudo systemctl enable wazuh-agent</w:t>
-      </w:r>
-    </w:p>
-    <w:p>
-      <w:pPr>
-        <w:shd w:val="clear" w:color="auto" w:fill="F2F2F2"/>
-        <w:spacing w:after="20"/>
-        <w:ind w:left="200"/>
-      </w:pPr>
-      <w:r>
-        <w:rPr>
-          <w:rFonts w:ascii="Consolas" w:eastAsia="Consolas" w:hAnsi="Consolas" w:cs="Consolas"/>
-          <w:sz w:val="19"/>
-          <w:szCs w:val="19"/>
-        </w:rPr>
-        <w:t>sudo systemctl start wazuh-agent</w:t>
+        <w:t>Paso 13 — Reiniciar el agente y verificar detección de archivos</w:t>
+      </w:r>
+    </w:p>
+    <w:p>
+      <w:pPr>
+        <w:shd w:val="clear" w:color="auto" w:fill="F2F2F2"/>
+        <w:spacing w:after="20"/>
+        <w:ind w:left="200"/>
+      </w:pPr>
+      <w:r>
+        <w:rPr>
+          <w:rFonts w:ascii="Consolas" w:eastAsia="Consolas" w:hAnsi="Consolas" w:cs="Consolas"/>
+          <w:sz w:val="19"/>
+          <w:szCs w:val="19"/>
+        </w:rPr>
+        <w:t>sudo systemctl restart wazuh-agent</w:t>
+      </w:r>
+    </w:p>
+    <w:p>
+      <w:pPr>
+        <w:shd w:val="clear" w:color="auto" w:fill="F2F2F2"/>
+        <w:spacing w:after="20"/>
+        <w:ind w:left="200"/>
+      </w:pPr>
+      <w:r>
+        <w:rPr>
+          <w:rFonts w:ascii="Consolas" w:eastAsia="Consolas" w:hAnsi="Consolas" w:cs="Consolas"/>
+          <w:sz w:val="19"/>
+          <w:szCs w:val="19"/>
+        </w:rPr>
+        <w:t>sudo tail -n 30 /var/ossec/logs/ossec.log</w:t>
       </w:r>
     </w:p>
     <w:p>
@@ -1421,7 +1954,7 @@
           <w:i/>
           <w:iCs/>
         </w:rPr>
-        <w:t>daemon-reload asegura que systemd reconozca el nuevo servicio; enable hace que arranque automáticamente en cada inicio del sistema; start lo pone en marcha inmediatamente.</w:t>
+        <w:t>confirma en el log del propio agente que reconoce y empieza a analizar cada uno de los archivos configurados.</w:t>
       </w:r>
     </w:p>
     <w:p>
@@ -1430,22 +1963,7 @@
         <w:spacing w:before="300" w:after="150"/>
       </w:pPr>
       <w:r>
-        <w:t>Paso 12 — Añadir la configuración de los logs en el agente (ossec.conf)</w:t>
-      </w:r>
-    </w:p>
-    <w:p>
-      <w:pPr>
-        <w:shd w:val="clear" w:color="auto" w:fill="F2F2F2"/>
-        <w:spacing w:after="20"/>
-        <w:ind w:left="200"/>
-      </w:pPr>
-      <w:r>
-        <w:rPr>
-          <w:rFonts w:ascii="Consolas" w:eastAsia="Consolas" w:hAnsi="Consolas" w:cs="Consolas"/>
-          <w:sz w:val="19"/>
-          <w:szCs w:val="19"/>
-        </w:rPr>
-        <w:t>sudo nano /var/ossec/etc/ossec.conf</w:t>
+        <w:t>Paso 14 — Activar el registro completo de eventos en el manager</w:t>
       </w:r>
     </w:p>
     <w:p>
@@ -1453,843 +1971,64 @@
         <w:spacing w:after="120"/>
       </w:pPr>
       <w:r>
-        <w:t>Insertar, antes de la etiqueta de cierre &lt;/ossec_config&gt;, un bloque &lt;localfile&gt; por cada subcarpeta:</w:t>
-      </w:r>
-    </w:p>
-    <w:p>
-      <w:pPr>
-        <w:shd w:val="clear" w:color="auto" w:fill="F2F2F2"/>
-        <w:spacing w:after="20"/>
-        <w:ind w:left="200"/>
-        <w:rPr>
-          <w:lang w:val="fr-FR"/>
-        </w:rPr>
-      </w:pPr>
-      <w:r>
-        <w:rPr>
-          <w:rFonts w:ascii="Consolas" w:eastAsia="Consolas" w:hAnsi="Consolas" w:cs="Consolas"/>
-          <w:sz w:val="19"/>
-          <w:szCs w:val="19"/>
-          <w:lang w:val="fr-FR"/>
-        </w:rPr>
-        <w:t>&lt;</w:t>
-      </w:r>
-      <w:proofErr w:type="gramStart"/>
-      <w:r>
-        <w:rPr>
-          <w:rFonts w:ascii="Consolas" w:eastAsia="Consolas" w:hAnsi="Consolas" w:cs="Consolas"/>
-          <w:sz w:val="19"/>
-          <w:szCs w:val="19"/>
-          <w:lang w:val="fr-FR"/>
-        </w:rPr>
-        <w:t>localfile</w:t>
-      </w:r>
-      <w:proofErr w:type="gramEnd"/>
-      <w:r>
-        <w:rPr>
-          <w:rFonts w:ascii="Consolas" w:eastAsia="Consolas" w:hAnsi="Consolas" w:cs="Consolas"/>
-          <w:sz w:val="19"/>
-          <w:szCs w:val="19"/>
-          <w:lang w:val="fr-FR"/>
-        </w:rPr>
-        <w:t>&gt;</w:t>
-      </w:r>
-    </w:p>
-    <w:p>
-      <w:pPr>
-        <w:shd w:val="clear" w:color="auto" w:fill="F2F2F2"/>
-        <w:spacing w:after="20"/>
-        <w:ind w:left="200"/>
-        <w:rPr>
-          <w:lang w:val="fr-FR"/>
-        </w:rPr>
-      </w:pPr>
-      <w:r>
-        <w:rPr>
-          <w:rFonts w:ascii="Consolas" w:eastAsia="Consolas" w:hAnsi="Consolas" w:cs="Consolas"/>
-          <w:sz w:val="19"/>
-          <w:szCs w:val="19"/>
-          <w:lang w:val="fr-FR"/>
-        </w:rPr>
-        <w:t xml:space="preserve">  &lt;</w:t>
-      </w:r>
-      <w:proofErr w:type="gramStart"/>
-      <w:r>
-        <w:rPr>
-          <w:rFonts w:ascii="Consolas" w:eastAsia="Consolas" w:hAnsi="Consolas" w:cs="Consolas"/>
-          <w:sz w:val="19"/>
-          <w:szCs w:val="19"/>
-          <w:lang w:val="fr-FR"/>
-        </w:rPr>
-        <w:t>log</w:t>
-      </w:r>
-      <w:proofErr w:type="gramEnd"/>
-      <w:r>
-        <w:rPr>
-          <w:rFonts w:ascii="Consolas" w:eastAsia="Consolas" w:hAnsi="Consolas" w:cs="Consolas"/>
-          <w:sz w:val="19"/>
-          <w:szCs w:val="19"/>
-          <w:lang w:val="fr-FR"/>
-        </w:rPr>
-        <w:t>_format&gt;syslog&lt;/log_format&gt;</w:t>
-      </w:r>
-    </w:p>
-    <w:p>
-      <w:pPr>
-        <w:shd w:val="clear" w:color="auto" w:fill="F2F2F2"/>
-        <w:spacing w:after="20"/>
-        <w:ind w:left="200"/>
-        <w:rPr>
-          <w:lang w:val="en-US"/>
-        </w:rPr>
-      </w:pPr>
-      <w:r>
-        <w:rPr>
-          <w:rFonts w:ascii="Consolas" w:eastAsia="Consolas" w:hAnsi="Consolas" w:cs="Consolas"/>
-          <w:sz w:val="19"/>
-          <w:szCs w:val="19"/>
-          <w:lang w:val="fr-FR"/>
-        </w:rPr>
-        <w:t xml:space="preserve">  </w:t>
-      </w:r>
-      <w:r>
-        <w:rPr>
-          <w:rFonts w:ascii="Consolas" w:eastAsia="Consolas" w:hAnsi="Consolas" w:cs="Consolas"/>
-          <w:sz w:val="19"/>
-          <w:szCs w:val="19"/>
-          <w:lang w:val="en-US"/>
-        </w:rPr>
-        <w:t>&lt;location&gt;/var/log/logs_Lab/vendor_sales/*.log&lt;/location&gt;</w:t>
-      </w:r>
-    </w:p>
-    <w:p>
-      <w:pPr>
-        <w:shd w:val="clear" w:color="auto" w:fill="F2F2F2"/>
-        <w:spacing w:after="20"/>
-        <w:ind w:left="200"/>
-        <w:rPr>
-          <w:lang w:val="en-US"/>
-        </w:rPr>
-      </w:pPr>
-      <w:r>
-        <w:rPr>
-          <w:rFonts w:ascii="Consolas" w:eastAsia="Consolas" w:hAnsi="Consolas" w:cs="Consolas"/>
-          <w:sz w:val="19"/>
-          <w:szCs w:val="19"/>
-          <w:lang w:val="en-US"/>
-        </w:rPr>
-        <w:t xml:space="preserve">  &lt;only-future-events&gt;no&lt;/only-future-events&gt;</w:t>
-      </w:r>
-    </w:p>
-    <w:p>
-      <w:pPr>
-        <w:shd w:val="clear" w:color="auto" w:fill="F2F2F2"/>
-        <w:spacing w:after="20"/>
-        <w:ind w:left="200"/>
-        <w:rPr>
-          <w:lang w:val="fr-FR"/>
-        </w:rPr>
-      </w:pPr>
-      <w:r>
-        <w:rPr>
-          <w:rFonts w:ascii="Consolas" w:eastAsia="Consolas" w:hAnsi="Consolas" w:cs="Consolas"/>
-          <w:sz w:val="19"/>
-          <w:szCs w:val="19"/>
-          <w:lang w:val="fr-FR"/>
-        </w:rPr>
-        <w:t>&lt;/localfile&gt;</w:t>
-      </w:r>
-    </w:p>
-    <w:p>
-      <w:pPr>
-        <w:shd w:val="clear" w:color="auto" w:fill="F2F2F2"/>
-        <w:spacing w:after="20"/>
-        <w:ind w:left="200"/>
-        <w:rPr>
-          <w:lang w:val="fr-FR"/>
-        </w:rPr>
-      </w:pPr>
-    </w:p>
-    <w:p>
-      <w:pPr>
-        <w:shd w:val="clear" w:color="auto" w:fill="F2F2F2"/>
-        <w:spacing w:after="20"/>
-        <w:ind w:left="200"/>
-        <w:rPr>
-          <w:lang w:val="fr-FR"/>
-        </w:rPr>
-      </w:pPr>
-      <w:r>
-        <w:rPr>
-          <w:rFonts w:ascii="Consolas" w:eastAsia="Consolas" w:hAnsi="Consolas" w:cs="Consolas"/>
-          <w:sz w:val="19"/>
-          <w:szCs w:val="19"/>
-          <w:lang w:val="fr-FR"/>
-        </w:rPr>
-        <w:t>&lt;</w:t>
-      </w:r>
-      <w:proofErr w:type="gramStart"/>
-      <w:r>
-        <w:rPr>
-          <w:rFonts w:ascii="Consolas" w:eastAsia="Consolas" w:hAnsi="Consolas" w:cs="Consolas"/>
-          <w:sz w:val="19"/>
-          <w:szCs w:val="19"/>
-          <w:lang w:val="fr-FR"/>
-        </w:rPr>
-        <w:t>localfile</w:t>
-      </w:r>
-      <w:proofErr w:type="gramEnd"/>
-      <w:r>
-        <w:rPr>
-          <w:rFonts w:ascii="Consolas" w:eastAsia="Consolas" w:hAnsi="Consolas" w:cs="Consolas"/>
-          <w:sz w:val="19"/>
-          <w:szCs w:val="19"/>
-          <w:lang w:val="fr-FR"/>
-        </w:rPr>
-        <w:t>&gt;</w:t>
-      </w:r>
-    </w:p>
-    <w:p>
-      <w:pPr>
-        <w:shd w:val="clear" w:color="auto" w:fill="F2F2F2"/>
-        <w:spacing w:after="20"/>
-        <w:ind w:left="200"/>
-        <w:rPr>
-          <w:lang w:val="fr-FR"/>
-        </w:rPr>
-      </w:pPr>
-      <w:r>
-        <w:rPr>
-          <w:rFonts w:ascii="Consolas" w:eastAsia="Consolas" w:hAnsi="Consolas" w:cs="Consolas"/>
-          <w:sz w:val="19"/>
-          <w:szCs w:val="19"/>
-          <w:lang w:val="fr-FR"/>
-        </w:rPr>
-        <w:t xml:space="preserve">  &lt;</w:t>
-      </w:r>
-      <w:proofErr w:type="gramStart"/>
-      <w:r>
-        <w:rPr>
-          <w:rFonts w:ascii="Consolas" w:eastAsia="Consolas" w:hAnsi="Consolas" w:cs="Consolas"/>
-          <w:sz w:val="19"/>
-          <w:szCs w:val="19"/>
-          <w:lang w:val="fr-FR"/>
-        </w:rPr>
-        <w:t>log</w:t>
-      </w:r>
-      <w:proofErr w:type="gramEnd"/>
-      <w:r>
-        <w:rPr>
-          <w:rFonts w:ascii="Consolas" w:eastAsia="Consolas" w:hAnsi="Consolas" w:cs="Consolas"/>
-          <w:sz w:val="19"/>
-          <w:szCs w:val="19"/>
-          <w:lang w:val="fr-FR"/>
-        </w:rPr>
-        <w:t>_format&gt;syslog&lt;/log_format&gt;</w:t>
-      </w:r>
-    </w:p>
-    <w:p>
-      <w:pPr>
-        <w:shd w:val="clear" w:color="auto" w:fill="F2F2F2"/>
-        <w:spacing w:after="20"/>
-        <w:ind w:left="200"/>
-        <w:rPr>
-          <w:lang w:val="fr-FR"/>
-        </w:rPr>
-      </w:pPr>
-      <w:r>
-        <w:rPr>
-          <w:rFonts w:ascii="Consolas" w:eastAsia="Consolas" w:hAnsi="Consolas" w:cs="Consolas"/>
-          <w:sz w:val="19"/>
-          <w:szCs w:val="19"/>
-          <w:lang w:val="fr-FR"/>
-        </w:rPr>
-        <w:t xml:space="preserve">  &lt;</w:t>
-      </w:r>
-      <w:proofErr w:type="gramStart"/>
-      <w:r>
-        <w:rPr>
-          <w:rFonts w:ascii="Consolas" w:eastAsia="Consolas" w:hAnsi="Consolas" w:cs="Consolas"/>
-          <w:sz w:val="19"/>
-          <w:szCs w:val="19"/>
-          <w:lang w:val="fr-FR"/>
-        </w:rPr>
-        <w:t>location</w:t>
-      </w:r>
-      <w:proofErr w:type="gramEnd"/>
-      <w:r>
-        <w:rPr>
-          <w:rFonts w:ascii="Consolas" w:eastAsia="Consolas" w:hAnsi="Consolas" w:cs="Consolas"/>
-          <w:sz w:val="19"/>
-          <w:szCs w:val="19"/>
-          <w:lang w:val="fr-FR"/>
-        </w:rPr>
-        <w:t>&gt;/var/log/logs_Lab/mailsv/*.log&lt;/location&gt;</w:t>
-      </w:r>
-    </w:p>
-    <w:p>
-      <w:pPr>
-        <w:shd w:val="clear" w:color="auto" w:fill="F2F2F2"/>
-        <w:spacing w:after="20"/>
-        <w:ind w:left="200"/>
-        <w:rPr>
-          <w:lang w:val="en-US"/>
-        </w:rPr>
-      </w:pPr>
-      <w:r>
-        <w:rPr>
-          <w:rFonts w:ascii="Consolas" w:eastAsia="Consolas" w:hAnsi="Consolas" w:cs="Consolas"/>
-          <w:sz w:val="19"/>
-          <w:szCs w:val="19"/>
-          <w:lang w:val="fr-FR"/>
-        </w:rPr>
-        <w:t xml:space="preserve">  </w:t>
-      </w:r>
-      <w:r>
-        <w:rPr>
-          <w:rFonts w:ascii="Consolas" w:eastAsia="Consolas" w:hAnsi="Consolas" w:cs="Consolas"/>
-          <w:sz w:val="19"/>
-          <w:szCs w:val="19"/>
-          <w:lang w:val="en-US"/>
-        </w:rPr>
-        <w:t>&lt;only-future-events&gt;no&lt;/only-future-events&gt;</w:t>
-      </w:r>
-    </w:p>
-    <w:p>
-      <w:pPr>
-        <w:shd w:val="clear" w:color="auto" w:fill="F2F2F2"/>
-        <w:spacing w:after="20"/>
-        <w:ind w:left="200"/>
-        <w:rPr>
-          <w:lang w:val="fr-FR"/>
-        </w:rPr>
-      </w:pPr>
-      <w:r>
-        <w:rPr>
-          <w:rFonts w:ascii="Consolas" w:eastAsia="Consolas" w:hAnsi="Consolas" w:cs="Consolas"/>
-          <w:sz w:val="19"/>
-          <w:szCs w:val="19"/>
-          <w:lang w:val="fr-FR"/>
-        </w:rPr>
-        <w:t>&lt;/localfile&gt;</w:t>
-      </w:r>
-    </w:p>
-    <w:p>
-      <w:pPr>
-        <w:shd w:val="clear" w:color="auto" w:fill="F2F2F2"/>
-        <w:spacing w:after="20"/>
-        <w:ind w:left="200"/>
-        <w:rPr>
-          <w:lang w:val="fr-FR"/>
-        </w:rPr>
-      </w:pPr>
-    </w:p>
-    <w:p>
-      <w:pPr>
-        <w:shd w:val="clear" w:color="auto" w:fill="F2F2F2"/>
-        <w:spacing w:after="20"/>
-        <w:ind w:left="200"/>
-        <w:rPr>
-          <w:lang w:val="fr-FR"/>
-        </w:rPr>
-      </w:pPr>
-      <w:r>
-        <w:rPr>
-          <w:rFonts w:ascii="Consolas" w:eastAsia="Consolas" w:hAnsi="Consolas" w:cs="Consolas"/>
-          <w:sz w:val="19"/>
-          <w:szCs w:val="19"/>
-          <w:lang w:val="fr-FR"/>
-        </w:rPr>
-        <w:t>&lt;</w:t>
-      </w:r>
-      <w:proofErr w:type="gramStart"/>
-      <w:r>
-        <w:rPr>
-          <w:rFonts w:ascii="Consolas" w:eastAsia="Consolas" w:hAnsi="Consolas" w:cs="Consolas"/>
-          <w:sz w:val="19"/>
-          <w:szCs w:val="19"/>
-          <w:lang w:val="fr-FR"/>
-        </w:rPr>
-        <w:t>localfile</w:t>
-      </w:r>
-      <w:proofErr w:type="gramEnd"/>
-      <w:r>
-        <w:rPr>
-          <w:rFonts w:ascii="Consolas" w:eastAsia="Consolas" w:hAnsi="Consolas" w:cs="Consolas"/>
-          <w:sz w:val="19"/>
-          <w:szCs w:val="19"/>
-          <w:lang w:val="fr-FR"/>
-        </w:rPr>
-        <w:t>&gt;</w:t>
-      </w:r>
-    </w:p>
-    <w:p>
-      <w:pPr>
-        <w:shd w:val="clear" w:color="auto" w:fill="F2F2F2"/>
-        <w:spacing w:after="20"/>
-        <w:ind w:left="200"/>
-        <w:rPr>
-          <w:lang w:val="fr-FR"/>
-        </w:rPr>
-      </w:pPr>
-      <w:r>
-        <w:rPr>
-          <w:rFonts w:ascii="Consolas" w:eastAsia="Consolas" w:hAnsi="Consolas" w:cs="Consolas"/>
-          <w:sz w:val="19"/>
-          <w:szCs w:val="19"/>
-          <w:lang w:val="fr-FR"/>
-        </w:rPr>
-        <w:t xml:space="preserve">  &lt;</w:t>
-      </w:r>
-      <w:proofErr w:type="gramStart"/>
-      <w:r>
-        <w:rPr>
-          <w:rFonts w:ascii="Consolas" w:eastAsia="Consolas" w:hAnsi="Consolas" w:cs="Consolas"/>
-          <w:sz w:val="19"/>
-          <w:szCs w:val="19"/>
-          <w:lang w:val="fr-FR"/>
-        </w:rPr>
-        <w:t>log</w:t>
-      </w:r>
-      <w:proofErr w:type="gramEnd"/>
-      <w:r>
-        <w:rPr>
-          <w:rFonts w:ascii="Consolas" w:eastAsia="Consolas" w:hAnsi="Consolas" w:cs="Consolas"/>
-          <w:sz w:val="19"/>
-          <w:szCs w:val="19"/>
-          <w:lang w:val="fr-FR"/>
-        </w:rPr>
-        <w:t>_format&gt;syslog&lt;/log_format&gt;</w:t>
-      </w:r>
-    </w:p>
-    <w:p>
-      <w:pPr>
-        <w:shd w:val="clear" w:color="auto" w:fill="F2F2F2"/>
-        <w:spacing w:after="20"/>
-        <w:ind w:left="200"/>
-        <w:rPr>
-          <w:lang w:val="fr-FR"/>
-        </w:rPr>
-      </w:pPr>
-      <w:r>
-        <w:rPr>
-          <w:rFonts w:ascii="Consolas" w:eastAsia="Consolas" w:hAnsi="Consolas" w:cs="Consolas"/>
-          <w:sz w:val="19"/>
-          <w:szCs w:val="19"/>
-          <w:lang w:val="fr-FR"/>
-        </w:rPr>
-        <w:t xml:space="preserve">  &lt;</w:t>
-      </w:r>
-      <w:proofErr w:type="gramStart"/>
-      <w:r>
-        <w:rPr>
-          <w:rFonts w:ascii="Consolas" w:eastAsia="Consolas" w:hAnsi="Consolas" w:cs="Consolas"/>
-          <w:sz w:val="19"/>
-          <w:szCs w:val="19"/>
-          <w:lang w:val="fr-FR"/>
-        </w:rPr>
-        <w:t>location</w:t>
-      </w:r>
-      <w:proofErr w:type="gramEnd"/>
-      <w:r>
-        <w:rPr>
-          <w:rFonts w:ascii="Consolas" w:eastAsia="Consolas" w:hAnsi="Consolas" w:cs="Consolas"/>
-          <w:sz w:val="19"/>
-          <w:szCs w:val="19"/>
-          <w:lang w:val="fr-FR"/>
-        </w:rPr>
-        <w:t>&gt;/var/log/logs_Lab/www1/*.log&lt;/location&gt;</w:t>
-      </w:r>
-    </w:p>
-    <w:p>
-      <w:pPr>
-        <w:shd w:val="clear" w:color="auto" w:fill="F2F2F2"/>
-        <w:spacing w:after="20"/>
-        <w:ind w:left="200"/>
-        <w:rPr>
-          <w:lang w:val="en-US"/>
-        </w:rPr>
-      </w:pPr>
-      <w:r>
-        <w:rPr>
-          <w:rFonts w:ascii="Consolas" w:eastAsia="Consolas" w:hAnsi="Consolas" w:cs="Consolas"/>
-          <w:sz w:val="19"/>
-          <w:szCs w:val="19"/>
-          <w:lang w:val="fr-FR"/>
-        </w:rPr>
-        <w:t xml:space="preserve">  </w:t>
-      </w:r>
-      <w:r>
-        <w:rPr>
-          <w:rFonts w:ascii="Consolas" w:eastAsia="Consolas" w:hAnsi="Consolas" w:cs="Consolas"/>
-          <w:sz w:val="19"/>
-          <w:szCs w:val="19"/>
-          <w:lang w:val="en-US"/>
-        </w:rPr>
-        <w:t>&lt;only-future-events&gt;no&lt;/only-future-events&gt;</w:t>
-      </w:r>
-    </w:p>
-    <w:p>
-      <w:pPr>
-        <w:shd w:val="clear" w:color="auto" w:fill="F2F2F2"/>
-        <w:spacing w:after="20"/>
-        <w:ind w:left="200"/>
-        <w:rPr>
-          <w:lang w:val="fr-FR"/>
-        </w:rPr>
-      </w:pPr>
-      <w:r>
-        <w:rPr>
-          <w:rFonts w:ascii="Consolas" w:eastAsia="Consolas" w:hAnsi="Consolas" w:cs="Consolas"/>
-          <w:sz w:val="19"/>
-          <w:szCs w:val="19"/>
-          <w:lang w:val="fr-FR"/>
-        </w:rPr>
-        <w:t>&lt;/localfile&gt;</w:t>
-      </w:r>
-    </w:p>
-    <w:p>
-      <w:pPr>
-        <w:shd w:val="clear" w:color="auto" w:fill="F2F2F2"/>
-        <w:spacing w:after="20"/>
-        <w:ind w:left="200"/>
-        <w:rPr>
-          <w:lang w:val="fr-FR"/>
-        </w:rPr>
-      </w:pPr>
-    </w:p>
-    <w:p>
-      <w:pPr>
-        <w:shd w:val="clear" w:color="auto" w:fill="F2F2F2"/>
-        <w:spacing w:after="20"/>
-        <w:ind w:left="200"/>
-        <w:rPr>
-          <w:lang w:val="fr-FR"/>
-        </w:rPr>
-      </w:pPr>
-      <w:r>
-        <w:rPr>
-          <w:rFonts w:ascii="Consolas" w:eastAsia="Consolas" w:hAnsi="Consolas" w:cs="Consolas"/>
-          <w:sz w:val="19"/>
-          <w:szCs w:val="19"/>
-          <w:lang w:val="fr-FR"/>
-        </w:rPr>
-        <w:t>&lt;</w:t>
-      </w:r>
-      <w:proofErr w:type="gramStart"/>
-      <w:r>
-        <w:rPr>
-          <w:rFonts w:ascii="Consolas" w:eastAsia="Consolas" w:hAnsi="Consolas" w:cs="Consolas"/>
-          <w:sz w:val="19"/>
-          <w:szCs w:val="19"/>
-          <w:lang w:val="fr-FR"/>
-        </w:rPr>
-        <w:t>localfile</w:t>
-      </w:r>
-      <w:proofErr w:type="gramEnd"/>
-      <w:r>
-        <w:rPr>
-          <w:rFonts w:ascii="Consolas" w:eastAsia="Consolas" w:hAnsi="Consolas" w:cs="Consolas"/>
-          <w:sz w:val="19"/>
-          <w:szCs w:val="19"/>
-          <w:lang w:val="fr-FR"/>
-        </w:rPr>
-        <w:t>&gt;</w:t>
-      </w:r>
-    </w:p>
-    <w:p>
-      <w:pPr>
-        <w:shd w:val="clear" w:color="auto" w:fill="F2F2F2"/>
-        <w:spacing w:after="20"/>
-        <w:ind w:left="200"/>
-        <w:rPr>
-          <w:lang w:val="fr-FR"/>
-        </w:rPr>
-      </w:pPr>
-      <w:r>
-        <w:rPr>
-          <w:rFonts w:ascii="Consolas" w:eastAsia="Consolas" w:hAnsi="Consolas" w:cs="Consolas"/>
-          <w:sz w:val="19"/>
-          <w:szCs w:val="19"/>
-          <w:lang w:val="fr-FR"/>
-        </w:rPr>
-        <w:t xml:space="preserve">  &lt;</w:t>
-      </w:r>
-      <w:proofErr w:type="gramStart"/>
-      <w:r>
-        <w:rPr>
-          <w:rFonts w:ascii="Consolas" w:eastAsia="Consolas" w:hAnsi="Consolas" w:cs="Consolas"/>
-          <w:sz w:val="19"/>
-          <w:szCs w:val="19"/>
-          <w:lang w:val="fr-FR"/>
-        </w:rPr>
-        <w:t>log</w:t>
-      </w:r>
-      <w:proofErr w:type="gramEnd"/>
-      <w:r>
-        <w:rPr>
-          <w:rFonts w:ascii="Consolas" w:eastAsia="Consolas" w:hAnsi="Consolas" w:cs="Consolas"/>
-          <w:sz w:val="19"/>
-          <w:szCs w:val="19"/>
-          <w:lang w:val="fr-FR"/>
-        </w:rPr>
-        <w:t>_format&gt;syslog&lt;/log_format&gt;</w:t>
-      </w:r>
-    </w:p>
-    <w:p>
-      <w:pPr>
-        <w:shd w:val="clear" w:color="auto" w:fill="F2F2F2"/>
-        <w:spacing w:after="20"/>
-        <w:ind w:left="200"/>
-        <w:rPr>
-          <w:lang w:val="fr-FR"/>
-        </w:rPr>
-      </w:pPr>
-      <w:r>
-        <w:rPr>
-          <w:rFonts w:ascii="Consolas" w:eastAsia="Consolas" w:hAnsi="Consolas" w:cs="Consolas"/>
-          <w:sz w:val="19"/>
-          <w:szCs w:val="19"/>
-          <w:lang w:val="fr-FR"/>
-        </w:rPr>
-        <w:t xml:space="preserve">  &lt;</w:t>
-      </w:r>
-      <w:proofErr w:type="gramStart"/>
-      <w:r>
-        <w:rPr>
-          <w:rFonts w:ascii="Consolas" w:eastAsia="Consolas" w:hAnsi="Consolas" w:cs="Consolas"/>
-          <w:sz w:val="19"/>
-          <w:szCs w:val="19"/>
-          <w:lang w:val="fr-FR"/>
-        </w:rPr>
-        <w:t>location</w:t>
-      </w:r>
-      <w:proofErr w:type="gramEnd"/>
-      <w:r>
-        <w:rPr>
-          <w:rFonts w:ascii="Consolas" w:eastAsia="Consolas" w:hAnsi="Consolas" w:cs="Consolas"/>
-          <w:sz w:val="19"/>
-          <w:szCs w:val="19"/>
-          <w:lang w:val="fr-FR"/>
-        </w:rPr>
-        <w:t>&gt;/var/log/logs_Lab/www2/*.log&lt;/location&gt;</w:t>
-      </w:r>
-    </w:p>
-    <w:p>
-      <w:pPr>
-        <w:shd w:val="clear" w:color="auto" w:fill="F2F2F2"/>
-        <w:spacing w:after="20"/>
-        <w:ind w:left="200"/>
-        <w:rPr>
-          <w:lang w:val="en-US"/>
-        </w:rPr>
-      </w:pPr>
-      <w:r>
-        <w:rPr>
-          <w:rFonts w:ascii="Consolas" w:eastAsia="Consolas" w:hAnsi="Consolas" w:cs="Consolas"/>
-          <w:sz w:val="19"/>
-          <w:szCs w:val="19"/>
-          <w:lang w:val="fr-FR"/>
-        </w:rPr>
-        <w:t xml:space="preserve">  </w:t>
-      </w:r>
-      <w:r>
-        <w:rPr>
-          <w:rFonts w:ascii="Consolas" w:eastAsia="Consolas" w:hAnsi="Consolas" w:cs="Consolas"/>
-          <w:sz w:val="19"/>
-          <w:szCs w:val="19"/>
-          <w:lang w:val="en-US"/>
-        </w:rPr>
-        <w:t>&lt;only-future-events&gt;no&lt;/only-future-events&gt;</w:t>
-      </w:r>
-    </w:p>
-    <w:p>
-      <w:pPr>
-        <w:shd w:val="clear" w:color="auto" w:fill="F2F2F2"/>
-        <w:spacing w:after="20"/>
-        <w:ind w:left="200"/>
-        <w:rPr>
-          <w:lang w:val="fr-FR"/>
-        </w:rPr>
-      </w:pPr>
-      <w:r>
-        <w:rPr>
-          <w:rFonts w:ascii="Consolas" w:eastAsia="Consolas" w:hAnsi="Consolas" w:cs="Consolas"/>
-          <w:sz w:val="19"/>
-          <w:szCs w:val="19"/>
-          <w:lang w:val="fr-FR"/>
-        </w:rPr>
-        <w:t>&lt;/localfile&gt;</w:t>
-      </w:r>
-    </w:p>
-    <w:p>
-      <w:pPr>
-        <w:shd w:val="clear" w:color="auto" w:fill="F2F2F2"/>
-        <w:spacing w:after="20"/>
-        <w:ind w:left="200"/>
-        <w:rPr>
-          <w:lang w:val="fr-FR"/>
-        </w:rPr>
-      </w:pPr>
-    </w:p>
-    <w:p>
-      <w:pPr>
-        <w:shd w:val="clear" w:color="auto" w:fill="F2F2F2"/>
-        <w:spacing w:after="20"/>
-        <w:ind w:left="200"/>
-        <w:rPr>
-          <w:lang w:val="fr-FR"/>
-        </w:rPr>
-      </w:pPr>
-      <w:r>
-        <w:rPr>
-          <w:rFonts w:ascii="Consolas" w:eastAsia="Consolas" w:hAnsi="Consolas" w:cs="Consolas"/>
-          <w:sz w:val="19"/>
-          <w:szCs w:val="19"/>
-          <w:lang w:val="fr-FR"/>
-        </w:rPr>
-        <w:t>&lt;</w:t>
-      </w:r>
-      <w:proofErr w:type="gramStart"/>
-      <w:r>
-        <w:rPr>
-          <w:rFonts w:ascii="Consolas" w:eastAsia="Consolas" w:hAnsi="Consolas" w:cs="Consolas"/>
-          <w:sz w:val="19"/>
-          <w:szCs w:val="19"/>
-          <w:lang w:val="fr-FR"/>
-        </w:rPr>
-        <w:t>localfile</w:t>
-      </w:r>
-      <w:proofErr w:type="gramEnd"/>
-      <w:r>
-        <w:rPr>
-          <w:rFonts w:ascii="Consolas" w:eastAsia="Consolas" w:hAnsi="Consolas" w:cs="Consolas"/>
-          <w:sz w:val="19"/>
-          <w:szCs w:val="19"/>
-          <w:lang w:val="fr-FR"/>
-        </w:rPr>
-        <w:t>&gt;</w:t>
-      </w:r>
-    </w:p>
-    <w:p>
-      <w:pPr>
-        <w:shd w:val="clear" w:color="auto" w:fill="F2F2F2"/>
-        <w:spacing w:after="20"/>
-        <w:ind w:left="200"/>
-        <w:rPr>
-          <w:lang w:val="fr-FR"/>
-        </w:rPr>
-      </w:pPr>
-      <w:r>
-        <w:rPr>
-          <w:rFonts w:ascii="Consolas" w:eastAsia="Consolas" w:hAnsi="Consolas" w:cs="Consolas"/>
-          <w:sz w:val="19"/>
-          <w:szCs w:val="19"/>
-          <w:lang w:val="fr-FR"/>
-        </w:rPr>
-        <w:t xml:space="preserve">  &lt;</w:t>
-      </w:r>
-      <w:proofErr w:type="gramStart"/>
-      <w:r>
-        <w:rPr>
-          <w:rFonts w:ascii="Consolas" w:eastAsia="Consolas" w:hAnsi="Consolas" w:cs="Consolas"/>
-          <w:sz w:val="19"/>
-          <w:szCs w:val="19"/>
-          <w:lang w:val="fr-FR"/>
-        </w:rPr>
-        <w:t>log</w:t>
-      </w:r>
-      <w:proofErr w:type="gramEnd"/>
-      <w:r>
-        <w:rPr>
-          <w:rFonts w:ascii="Consolas" w:eastAsia="Consolas" w:hAnsi="Consolas" w:cs="Consolas"/>
-          <w:sz w:val="19"/>
-          <w:szCs w:val="19"/>
-          <w:lang w:val="fr-FR"/>
-        </w:rPr>
-        <w:t>_format&gt;syslog&lt;/log_format&gt;</w:t>
-      </w:r>
-    </w:p>
-    <w:p>
-      <w:pPr>
-        <w:shd w:val="clear" w:color="auto" w:fill="F2F2F2"/>
-        <w:spacing w:after="20"/>
-        <w:ind w:left="200"/>
-        <w:rPr>
-          <w:lang w:val="fr-FR"/>
-        </w:rPr>
-      </w:pPr>
-      <w:r>
-        <w:rPr>
-          <w:rFonts w:ascii="Consolas" w:eastAsia="Consolas" w:hAnsi="Consolas" w:cs="Consolas"/>
-          <w:sz w:val="19"/>
-          <w:szCs w:val="19"/>
-          <w:lang w:val="fr-FR"/>
-        </w:rPr>
-        <w:t xml:space="preserve">  &lt;</w:t>
-      </w:r>
-      <w:proofErr w:type="gramStart"/>
-      <w:r>
-        <w:rPr>
-          <w:rFonts w:ascii="Consolas" w:eastAsia="Consolas" w:hAnsi="Consolas" w:cs="Consolas"/>
-          <w:sz w:val="19"/>
-          <w:szCs w:val="19"/>
-          <w:lang w:val="fr-FR"/>
-        </w:rPr>
-        <w:t>location</w:t>
-      </w:r>
-      <w:proofErr w:type="gramEnd"/>
-      <w:r>
-        <w:rPr>
-          <w:rFonts w:ascii="Consolas" w:eastAsia="Consolas" w:hAnsi="Consolas" w:cs="Consolas"/>
-          <w:sz w:val="19"/>
-          <w:szCs w:val="19"/>
-          <w:lang w:val="fr-FR"/>
-        </w:rPr>
-        <w:t>&gt;/var/log/logs_Lab/www3/*.log&lt;/location&gt;</w:t>
-      </w:r>
-    </w:p>
-    <w:p>
-      <w:pPr>
-        <w:shd w:val="clear" w:color="auto" w:fill="F2F2F2"/>
-        <w:spacing w:after="20"/>
-        <w:ind w:left="200"/>
-        <w:rPr>
-          <w:lang w:val="en-US"/>
-        </w:rPr>
-      </w:pPr>
-      <w:r>
-        <w:rPr>
-          <w:rFonts w:ascii="Consolas" w:eastAsia="Consolas" w:hAnsi="Consolas" w:cs="Consolas"/>
-          <w:sz w:val="19"/>
-          <w:szCs w:val="19"/>
-          <w:lang w:val="fr-FR"/>
-        </w:rPr>
-        <w:t xml:space="preserve">  </w:t>
-      </w:r>
-      <w:r>
-        <w:rPr>
-          <w:rFonts w:ascii="Consolas" w:eastAsia="Consolas" w:hAnsi="Consolas" w:cs="Consolas"/>
-          <w:sz w:val="19"/>
-          <w:szCs w:val="19"/>
-          <w:lang w:val="en-US"/>
-        </w:rPr>
-        <w:t>&lt;only-future-events&gt;no&lt;/only-future-events&gt;</w:t>
-      </w:r>
-    </w:p>
-    <w:p>
-      <w:pPr>
-        <w:shd w:val="clear" w:color="auto" w:fill="F2F2F2"/>
-        <w:spacing w:after="20"/>
-        <w:ind w:left="200"/>
-      </w:pPr>
-      <w:r>
-        <w:rPr>
-          <w:rFonts w:ascii="Consolas" w:eastAsia="Consolas" w:hAnsi="Consolas" w:cs="Consolas"/>
-          <w:sz w:val="19"/>
-          <w:szCs w:val="19"/>
-        </w:rPr>
-        <w:t>&lt;/localfile&gt;</w:t>
+        <w:t>En la VM del manager, editar /var/ossec/etc/ossec.conf dentro de &lt;global&gt;:</w:t>
+      </w:r>
+    </w:p>
+    <w:p>
+      <w:pPr>
+        <w:shd w:val="clear" w:color="auto" w:fill="F2F2F2"/>
+        <w:spacing w:after="20"/>
+        <w:ind w:left="200"/>
+        <w:rPr>
+          <w:lang w:val="en-US"/>
+        </w:rPr>
+      </w:pPr>
+      <w:r>
+        <w:rPr>
+          <w:rFonts w:ascii="Consolas" w:eastAsia="Consolas" w:hAnsi="Consolas" w:cs="Consolas"/>
+          <w:sz w:val="19"/>
+          <w:szCs w:val="19"/>
+          <w:lang w:val="en-US"/>
+        </w:rPr>
+        <w:t>&lt;logall&gt;yes&lt;/logall&gt;</w:t>
+      </w:r>
+    </w:p>
+    <w:p>
+      <w:pPr>
+        <w:shd w:val="clear" w:color="auto" w:fill="F2F2F2"/>
+        <w:spacing w:after="20"/>
+        <w:ind w:left="200"/>
+        <w:rPr>
+          <w:lang w:val="en-US"/>
+        </w:rPr>
+      </w:pPr>
+      <w:r>
+        <w:rPr>
+          <w:rFonts w:ascii="Consolas" w:eastAsia="Consolas" w:hAnsi="Consolas" w:cs="Consolas"/>
+          <w:sz w:val="19"/>
+          <w:szCs w:val="19"/>
+          <w:lang w:val="en-US"/>
+        </w:rPr>
+        <w:t>&lt;logall_json&gt;yes&lt;/logall_json&gt;</w:t>
+      </w:r>
+    </w:p>
+    <w:p>
+      <w:pPr>
+        <w:shd w:val="clear" w:color="auto" w:fill="F2F2F2"/>
+        <w:spacing w:after="20"/>
+        <w:ind w:left="200"/>
+        <w:rPr>
+          <w:lang w:val="en-US"/>
+        </w:rPr>
+      </w:pPr>
+      <w:r>
+        <w:rPr>
+          <w:rFonts w:ascii="Consolas" w:eastAsia="Consolas" w:hAnsi="Consolas" w:cs="Consolas"/>
+          <w:sz w:val="19"/>
+          <w:szCs w:val="19"/>
+          <w:lang w:val="en-US"/>
+        </w:rPr>
+        <w:t>sudo systemctl restart wazuh-manager</w:t>
       </w:r>
     </w:p>
     <w:p>
@@ -2311,7 +2050,7 @@
           <w:i/>
           <w:iCs/>
         </w:rPr>
-        <w:t>Wazuh no lee subcarpetas de forma recursiva, por lo que se necesita un bloque independiente por cada una. 'log_format syslog' es el formato genérico válido para logs de texto plano; 'only-future-events: no' indica que no se limite solo a líneas nuevas.</w:t>
+        <w:t>por defecto, el manager solo guarda eventos que disparan una alerta (regla de nivel ≥ 3). Activar 'logall' hace que se registren TODOS los eventos recibidos, no solo las alertas.</w:t>
       </w:r>
     </w:p>
     <w:p>
@@ -2320,37 +2059,167 @@
         <w:spacing w:before="300" w:after="150"/>
       </w:pPr>
       <w:r>
-        <w:t>Paso 13 — Reiniciar el agente y verificar detección de archivos</w:t>
-      </w:r>
-    </w:p>
-    <w:p>
-      <w:pPr>
-        <w:shd w:val="clear" w:color="auto" w:fill="F2F2F2"/>
-        <w:spacing w:after="20"/>
-        <w:ind w:left="200"/>
-      </w:pPr>
-      <w:r>
-        <w:rPr>
-          <w:rFonts w:ascii="Consolas" w:eastAsia="Consolas" w:hAnsi="Consolas" w:cs="Consolas"/>
-          <w:sz w:val="19"/>
-          <w:szCs w:val="19"/>
-        </w:rPr>
-        <w:t>sudo systemctl restart wazuh-agent</w:t>
-      </w:r>
-    </w:p>
-    <w:p>
-      <w:pPr>
-        <w:shd w:val="clear" w:color="auto" w:fill="F2F2F2"/>
-        <w:spacing w:after="20"/>
-        <w:ind w:left="200"/>
-      </w:pPr>
-      <w:r>
-        <w:rPr>
-          <w:rFonts w:ascii="Consolas" w:eastAsia="Consolas" w:hAnsi="Consolas" w:cs="Consolas"/>
-          <w:sz w:val="19"/>
-          <w:szCs w:val="19"/>
-        </w:rPr>
-        <w:t>sudo tail -n 30 /var/ossec/logs/ossec.log</w:t>
+        <w:t>Paso 15 — Inyectar el histórico completo de cada archivo de log</w:t>
+      </w:r>
+    </w:p>
+    <w:p>
+      <w:pPr>
+        <w:spacing w:after="120"/>
+      </w:pPr>
+      <w:r>
+        <w:t>Ejecutar en Kali, uno por uno, esperando a que cada comando termine antes de lanzar el siguiente:</w:t>
+      </w:r>
+    </w:p>
+    <w:p>
+      <w:pPr>
+        <w:shd w:val="clear" w:color="auto" w:fill="F2F2F2"/>
+        <w:spacing w:after="20"/>
+        <w:ind w:left="200"/>
+        <w:rPr>
+          <w:lang w:val="en-US"/>
+        </w:rPr>
+      </w:pPr>
+      <w:r>
+        <w:rPr>
+          <w:rFonts w:ascii="Consolas" w:eastAsia="Consolas" w:hAnsi="Consolas" w:cs="Consolas"/>
+          <w:sz w:val="19"/>
+          <w:szCs w:val="19"/>
+          <w:lang w:val="en-US"/>
+        </w:rPr>
+        <w:t>sudo bash -c 'while IFS= read -r line; do logger -t vendor_sales "$line"; done &lt; /var/log/logs_Lab/vendor_sales/vendor_sales.log'</w:t>
+      </w:r>
+    </w:p>
+    <w:p>
+      <w:pPr>
+        <w:shd w:val="clear" w:color="auto" w:fill="F2F2F2"/>
+        <w:spacing w:after="20"/>
+        <w:ind w:left="200"/>
+        <w:rPr>
+          <w:lang w:val="en-US"/>
+        </w:rPr>
+      </w:pPr>
+      <w:r>
+        <w:rPr>
+          <w:rFonts w:ascii="Consolas" w:eastAsia="Consolas" w:hAnsi="Consolas" w:cs="Consolas"/>
+          <w:sz w:val="19"/>
+          <w:szCs w:val="19"/>
+          <w:lang w:val="en-US"/>
+        </w:rPr>
+        <w:t>sudo bash -c 'while IFS= read -r line; do logger -t mailsv "$line"; done &lt; /var/log/logs_Lab/mailsv/secure.log'</w:t>
+      </w:r>
+    </w:p>
+    <w:p>
+      <w:pPr>
+        <w:shd w:val="clear" w:color="auto" w:fill="F2F2F2"/>
+        <w:spacing w:after="20"/>
+        <w:ind w:left="200"/>
+        <w:rPr>
+          <w:lang w:val="en-US"/>
+        </w:rPr>
+      </w:pPr>
+      <w:r>
+        <w:rPr>
+          <w:rFonts w:ascii="Consolas" w:eastAsia="Consolas" w:hAnsi="Consolas" w:cs="Consolas"/>
+          <w:sz w:val="19"/>
+          <w:szCs w:val="19"/>
+          <w:lang w:val="en-US"/>
+        </w:rPr>
+        <w:t>sudo bash -c 'while IFS= read -r line; do logger -t www1 "$line"; done &lt; /var/log/logs_Lab/www1/access.log'</w:t>
+      </w:r>
+    </w:p>
+    <w:p>
+      <w:pPr>
+        <w:shd w:val="clear" w:color="auto" w:fill="F2F2F2"/>
+        <w:spacing w:after="20"/>
+        <w:ind w:left="200"/>
+        <w:rPr>
+          <w:lang w:val="en-US"/>
+        </w:rPr>
+      </w:pPr>
+      <w:r>
+        <w:rPr>
+          <w:rFonts w:ascii="Consolas" w:eastAsia="Consolas" w:hAnsi="Consolas" w:cs="Consolas"/>
+          <w:sz w:val="19"/>
+          <w:szCs w:val="19"/>
+          <w:lang w:val="en-US"/>
+        </w:rPr>
+        <w:t>sudo bash -c 'while IFS= read -r line; do logger -t www1 "$line"; done &lt; /var/log/logs_Lab/www1/secure.log'</w:t>
+      </w:r>
+    </w:p>
+    <w:p>
+      <w:pPr>
+        <w:shd w:val="clear" w:color="auto" w:fill="F2F2F2"/>
+        <w:spacing w:after="20"/>
+        <w:ind w:left="200"/>
+        <w:rPr>
+          <w:lang w:val="en-US"/>
+        </w:rPr>
+      </w:pPr>
+      <w:r>
+        <w:rPr>
+          <w:rFonts w:ascii="Consolas" w:eastAsia="Consolas" w:hAnsi="Consolas" w:cs="Consolas"/>
+          <w:sz w:val="19"/>
+          <w:szCs w:val="19"/>
+          <w:lang w:val="en-US"/>
+        </w:rPr>
+        <w:t>sudo bash -c 'while IFS= read -r line; do logger -t www2 "$line"; done &lt; /var/log/logs_Lab/www2/access.log'</w:t>
+      </w:r>
+    </w:p>
+    <w:p>
+      <w:pPr>
+        <w:shd w:val="clear" w:color="auto" w:fill="F2F2F2"/>
+        <w:spacing w:after="20"/>
+        <w:ind w:left="200"/>
+        <w:rPr>
+          <w:lang w:val="en-US"/>
+        </w:rPr>
+      </w:pPr>
+      <w:r>
+        <w:rPr>
+          <w:rFonts w:ascii="Consolas" w:eastAsia="Consolas" w:hAnsi="Consolas" w:cs="Consolas"/>
+          <w:sz w:val="19"/>
+          <w:szCs w:val="19"/>
+          <w:lang w:val="en-US"/>
+        </w:rPr>
+        <w:t>sudo bash -c 'while IFS= read -r line; do logger -t www2 "$line"; done &lt; /var/log/logs_Lab/www2/secure.log'</w:t>
+      </w:r>
+    </w:p>
+    <w:p>
+      <w:pPr>
+        <w:shd w:val="clear" w:color="auto" w:fill="F2F2F2"/>
+        <w:spacing w:after="20"/>
+        <w:ind w:left="200"/>
+        <w:rPr>
+          <w:lang w:val="en-US"/>
+        </w:rPr>
+      </w:pPr>
+      <w:r>
+        <w:rPr>
+          <w:rFonts w:ascii="Consolas" w:eastAsia="Consolas" w:hAnsi="Consolas" w:cs="Consolas"/>
+          <w:sz w:val="19"/>
+          <w:szCs w:val="19"/>
+          <w:lang w:val="en-US"/>
+        </w:rPr>
+        <w:t>sudo bash -c 'while IFS= read -r line; do logger -t www3 "$line"; done &lt; /var/log/logs_Lab/www3/access.log'</w:t>
+      </w:r>
+    </w:p>
+    <w:p>
+      <w:pPr>
+        <w:shd w:val="clear" w:color="auto" w:fill="F2F2F2"/>
+        <w:spacing w:after="20"/>
+        <w:ind w:left="200"/>
+        <w:rPr>
+          <w:lang w:val="en-US"/>
+        </w:rPr>
+      </w:pPr>
+      <w:r>
+        <w:rPr>
+          <w:rFonts w:ascii="Consolas" w:eastAsia="Consolas" w:hAnsi="Consolas" w:cs="Consolas"/>
+          <w:sz w:val="19"/>
+          <w:szCs w:val="19"/>
+          <w:lang w:val="en-US"/>
+        </w:rPr>
+        <w:t>sudo bash -c 'while IFS= read -r line; do logger -t www3 "$line"; done &lt; /var/log/logs_Lab/www3/secure.log'</w:t>
       </w:r>
     </w:p>
     <w:p>
@@ -2365,6 +2234,7 @@
           <w:i/>
           <w:iCs/>
         </w:rPr>
+        <w:lastRenderedPageBreak/>
         <w:t xml:space="preserve">Por qué: </w:t>
       </w:r>
       <w:r>
@@ -2372,7 +2242,7 @@
           <w:i/>
           <w:iCs/>
         </w:rPr>
-        <w:t>confirma en el log del propio agente que reconoce y empieza a analizar cada uno de los archivos configurados.</w:t>
+        <w:t>el logcollector de archivo de Wazuh no siempre relee de forma fiable el histórico completo de un archivo que ya existía antes del primer arranque. 'logger' envía cada línea como un evento de sistema a través de journald, canal que Wazuh sí procesa por completo, garantizando que todo el histórico llegue al manager.</w:t>
       </w:r>
     </w:p>
     <w:p>
@@ -2381,85 +2251,30 @@
         <w:spacing w:before="300" w:after="150"/>
       </w:pPr>
       <w:r>
-        <w:t xml:space="preserve">Paso 14 — Activar el registro completo de eventos en el </w:t>
-      </w:r>
-      <w:proofErr w:type="gramStart"/>
-      <w:r>
-        <w:t>manager</w:t>
-      </w:r>
-      <w:proofErr w:type="gramEnd"/>
+        <w:t>Paso 16 — Verificar la recepción en el manager</w:t>
+      </w:r>
     </w:p>
     <w:p>
       <w:pPr>
         <w:spacing w:after="120"/>
       </w:pPr>
       <w:r>
-        <w:t xml:space="preserve">En la VM del </w:t>
-      </w:r>
-      <w:proofErr w:type="gramStart"/>
-      <w:r>
-        <w:t>manager</w:t>
-      </w:r>
-      <w:proofErr w:type="gramEnd"/>
-      <w:r>
-        <w:t>, editar /var/ossec/etc/ossec.conf dentro de &lt;global&gt;:</w:t>
-      </w:r>
-    </w:p>
-    <w:p>
-      <w:pPr>
-        <w:shd w:val="clear" w:color="auto" w:fill="F2F2F2"/>
-        <w:spacing w:after="20"/>
-        <w:ind w:left="200"/>
-        <w:rPr>
-          <w:lang w:val="en-US"/>
-        </w:rPr>
-      </w:pPr>
-      <w:r>
-        <w:rPr>
-          <w:rFonts w:ascii="Consolas" w:eastAsia="Consolas" w:hAnsi="Consolas" w:cs="Consolas"/>
-          <w:sz w:val="19"/>
-          <w:szCs w:val="19"/>
-          <w:lang w:val="en-US"/>
-        </w:rPr>
-        <w:t>&lt;logall&gt;yes&lt;/logall&gt;</w:t>
-      </w:r>
-    </w:p>
-    <w:p>
-      <w:pPr>
-        <w:shd w:val="clear" w:color="auto" w:fill="F2F2F2"/>
-        <w:spacing w:after="20"/>
-        <w:ind w:left="200"/>
-        <w:rPr>
-          <w:lang w:val="en-US"/>
-        </w:rPr>
-      </w:pPr>
-      <w:r>
-        <w:rPr>
-          <w:rFonts w:ascii="Consolas" w:eastAsia="Consolas" w:hAnsi="Consolas" w:cs="Consolas"/>
-          <w:sz w:val="19"/>
-          <w:szCs w:val="19"/>
-          <w:lang w:val="en-US"/>
-        </w:rPr>
-        <w:t>&lt;logall_json&gt;yes&lt;/logall_json&gt;</w:t>
-      </w:r>
-    </w:p>
-    <w:p>
-      <w:pPr>
-        <w:shd w:val="clear" w:color="auto" w:fill="F2F2F2"/>
-        <w:spacing w:after="20"/>
-        <w:ind w:left="200"/>
-        <w:rPr>
-          <w:lang w:val="en-US"/>
-        </w:rPr>
-      </w:pPr>
-      <w:r>
-        <w:rPr>
-          <w:rFonts w:ascii="Consolas" w:eastAsia="Consolas" w:hAnsi="Consolas" w:cs="Consolas"/>
-          <w:sz w:val="19"/>
-          <w:szCs w:val="19"/>
-          <w:lang w:val="en-US"/>
-        </w:rPr>
-        <w:t>sudo systemctl restart wazuh-manager</w:t>
+        <w:t>En la VM del manager, mientras se ejecutan los comandos anteriores:</w:t>
+      </w:r>
+    </w:p>
+    <w:p>
+      <w:pPr>
+        <w:shd w:val="clear" w:color="auto" w:fill="F2F2F2"/>
+        <w:spacing w:after="20"/>
+        <w:ind w:left="200"/>
+      </w:pPr>
+      <w:r>
+        <w:rPr>
+          <w:rFonts w:ascii="Consolas" w:eastAsia="Consolas" w:hAnsi="Consolas" w:cs="Consolas"/>
+          <w:sz w:val="19"/>
+          <w:szCs w:val="19"/>
+        </w:rPr>
+        <w:t>sudo wc -l /var/ossec/logs/archives/archives.log</w:t>
       </w:r>
     </w:p>
     <w:p>
@@ -2481,23 +2296,7 @@
           <w:i/>
           <w:iCs/>
         </w:rPr>
-        <w:t xml:space="preserve">por defecto, el </w:t>
-      </w:r>
-      <w:proofErr w:type="gramStart"/>
-      <w:r>
-        <w:rPr>
-          <w:i/>
-          <w:iCs/>
-        </w:rPr>
-        <w:t>manager</w:t>
-      </w:r>
-      <w:proofErr w:type="gramEnd"/>
-      <w:r>
-        <w:rPr>
-          <w:i/>
-          <w:iCs/>
-        </w:rPr>
-        <w:t xml:space="preserve"> solo guarda eventos que disparan una alerta (regla de nivel ≥ 3). Activar 'logall' hace que se registren TODOS los eventos recibidos, no solo las alertas.</w:t>
+        <w:t>mide el crecimiento real del archivo de eventos completos del manager; repetir el comando cada 30-60 segundos permite confirmar que el volumen sube de forma constante hasta estabilizarse (fin del procesamiento de cada archivo).</w:t>
       </w:r>
     </w:p>
     <w:p>
@@ -2506,7 +2305,22 @@
         <w:spacing w:before="300" w:after="150"/>
       </w:pPr>
       <w:r>
-        <w:t>Paso 15 — Inyectar el histórico completo de cada archivo de log</w:t>
+        <w:t>Paso 17 — Habilitar el envío de 'archives' a Filebeat</w:t>
+      </w:r>
+    </w:p>
+    <w:p>
+      <w:pPr>
+        <w:shd w:val="clear" w:color="auto" w:fill="F2F2F2"/>
+        <w:spacing w:after="20"/>
+        <w:ind w:left="200"/>
+      </w:pPr>
+      <w:r>
+        <w:rPr>
+          <w:rFonts w:ascii="Consolas" w:eastAsia="Consolas" w:hAnsi="Consolas" w:cs="Consolas"/>
+          <w:sz w:val="19"/>
+          <w:szCs w:val="19"/>
+        </w:rPr>
+        <w:t>sudo nano /etc/filebeat/filebeat.yml</w:t>
       </w:r>
     </w:p>
     <w:p>
@@ -2514,159 +2328,140 @@
         <w:spacing w:after="120"/>
       </w:pPr>
       <w:r>
-        <w:t>Ejecutar en Kali, uno por uno, esperando a que cada comando termine antes de lanzar el siguiente:</w:t>
-      </w:r>
-    </w:p>
-    <w:p>
-      <w:pPr>
-        <w:shd w:val="clear" w:color="auto" w:fill="F2F2F2"/>
-        <w:spacing w:after="20"/>
-        <w:ind w:left="200"/>
-        <w:rPr>
-          <w:lang w:val="en-US"/>
-        </w:rPr>
-      </w:pPr>
-      <w:r>
-        <w:rPr>
-          <w:rFonts w:ascii="Consolas" w:eastAsia="Consolas" w:hAnsi="Consolas" w:cs="Consolas"/>
-          <w:sz w:val="19"/>
-          <w:szCs w:val="19"/>
-          <w:lang w:val="en-US"/>
-        </w:rPr>
-        <w:t>sudo bash -c 'while IFS= read -r line; do logger -t vendor_sales "$line"; done &lt; /var/log/logs_Lab/vendor_sales/vendor_sales.log'</w:t>
-      </w:r>
-    </w:p>
-    <w:p>
-      <w:pPr>
-        <w:shd w:val="clear" w:color="auto" w:fill="F2F2F2"/>
-        <w:spacing w:after="20"/>
-        <w:ind w:left="200"/>
-        <w:rPr>
-          <w:lang w:val="en-US"/>
-        </w:rPr>
-      </w:pPr>
-      <w:r>
-        <w:rPr>
-          <w:rFonts w:ascii="Consolas" w:eastAsia="Consolas" w:hAnsi="Consolas" w:cs="Consolas"/>
-          <w:sz w:val="19"/>
-          <w:szCs w:val="19"/>
-          <w:lang w:val="en-US"/>
-        </w:rPr>
-        <w:t>sudo bash -c 'while IFS= read -r line; do logger -t mailsv "$line"; done &lt; /var/log/logs_Lab/mailsv/secure.log'</w:t>
-      </w:r>
-    </w:p>
-    <w:p>
-      <w:pPr>
-        <w:shd w:val="clear" w:color="auto" w:fill="F2F2F2"/>
-        <w:spacing w:after="20"/>
-        <w:ind w:left="200"/>
-        <w:rPr>
-          <w:lang w:val="en-US"/>
-        </w:rPr>
-      </w:pPr>
-      <w:r>
-        <w:rPr>
-          <w:rFonts w:ascii="Consolas" w:eastAsia="Consolas" w:hAnsi="Consolas" w:cs="Consolas"/>
-          <w:sz w:val="19"/>
-          <w:szCs w:val="19"/>
-          <w:lang w:val="en-US"/>
-        </w:rPr>
-        <w:t>sudo bash -c 'while IFS= read -r line; do logger -t www1 "$line"; done &lt; /var/log/logs_Lab/www1/access.log'</w:t>
-      </w:r>
-    </w:p>
-    <w:p>
-      <w:pPr>
-        <w:shd w:val="clear" w:color="auto" w:fill="F2F2F2"/>
-        <w:spacing w:after="20"/>
-        <w:ind w:left="200"/>
-        <w:rPr>
-          <w:lang w:val="en-US"/>
-        </w:rPr>
-      </w:pPr>
-      <w:r>
-        <w:rPr>
-          <w:rFonts w:ascii="Consolas" w:eastAsia="Consolas" w:hAnsi="Consolas" w:cs="Consolas"/>
-          <w:sz w:val="19"/>
-          <w:szCs w:val="19"/>
-          <w:lang w:val="en-US"/>
-        </w:rPr>
-        <w:t>sudo bash -c 'while IFS= read -r line; do logger -t www1 "$line"; done &lt; /var/log/logs_Lab/www1/secure.log'</w:t>
-      </w:r>
-    </w:p>
-    <w:p>
-      <w:pPr>
-        <w:shd w:val="clear" w:color="auto" w:fill="F2F2F2"/>
-        <w:spacing w:after="20"/>
-        <w:ind w:left="200"/>
-        <w:rPr>
-          <w:lang w:val="en-US"/>
-        </w:rPr>
-      </w:pPr>
-      <w:r>
-        <w:rPr>
-          <w:rFonts w:ascii="Consolas" w:eastAsia="Consolas" w:hAnsi="Consolas" w:cs="Consolas"/>
-          <w:sz w:val="19"/>
-          <w:szCs w:val="19"/>
-          <w:lang w:val="en-US"/>
-        </w:rPr>
-        <w:t>sudo bash -c 'while IFS= read -r line; do logger -t www2 "$line"; done &lt; /var/log/logs_Lab/www2/access.log'</w:t>
-      </w:r>
-    </w:p>
-    <w:p>
-      <w:pPr>
-        <w:shd w:val="clear" w:color="auto" w:fill="F2F2F2"/>
-        <w:spacing w:after="20"/>
-        <w:ind w:left="200"/>
-        <w:rPr>
-          <w:lang w:val="en-US"/>
-        </w:rPr>
-      </w:pPr>
-      <w:r>
-        <w:rPr>
-          <w:rFonts w:ascii="Consolas" w:eastAsia="Consolas" w:hAnsi="Consolas" w:cs="Consolas"/>
-          <w:sz w:val="19"/>
-          <w:szCs w:val="19"/>
-          <w:lang w:val="en-US"/>
-        </w:rPr>
-        <w:t>sudo bash -c 'while IFS= read -r line; do logger -t www2 "$line"; done &lt; /var/log/logs_Lab/www2/secure.log'</w:t>
-      </w:r>
-    </w:p>
-    <w:p>
-      <w:pPr>
-        <w:shd w:val="clear" w:color="auto" w:fill="F2F2F2"/>
-        <w:spacing w:after="20"/>
-        <w:ind w:left="200"/>
-        <w:rPr>
-          <w:lang w:val="en-US"/>
-        </w:rPr>
-      </w:pPr>
-      <w:r>
-        <w:rPr>
-          <w:rFonts w:ascii="Consolas" w:eastAsia="Consolas" w:hAnsi="Consolas" w:cs="Consolas"/>
-          <w:sz w:val="19"/>
-          <w:szCs w:val="19"/>
-          <w:lang w:val="en-US"/>
-        </w:rPr>
-        <w:t>sudo bash -c 'while IFS= read -r line; do logger -t www3 "$line"; done &lt; /var/log/logs_Lab/www3/access.log'</w:t>
-      </w:r>
-    </w:p>
-    <w:p>
-      <w:pPr>
-        <w:shd w:val="clear" w:color="auto" w:fill="F2F2F2"/>
-        <w:spacing w:after="20"/>
-        <w:ind w:left="200"/>
-        <w:rPr>
-          <w:lang w:val="en-US"/>
-        </w:rPr>
-      </w:pPr>
-      <w:r>
-        <w:rPr>
-          <w:rFonts w:ascii="Consolas" w:eastAsia="Consolas" w:hAnsi="Consolas" w:cs="Consolas"/>
-          <w:sz w:val="19"/>
-          <w:szCs w:val="19"/>
-          <w:lang w:val="en-US"/>
-        </w:rPr>
-        <w:t>sudo bash -c 'while IFS= read -r line; do logger -t www3 "$line"; done &lt; /var/log/logs_Lab/www3/secure.log'</w:t>
+        <w:t>Confirmar/ajustar esta sección:</w:t>
+      </w:r>
+    </w:p>
+    <w:p>
+      <w:pPr>
+        <w:shd w:val="clear" w:color="auto" w:fill="F2F2F2"/>
+        <w:spacing w:after="20"/>
+        <w:ind w:left="200"/>
+        <w:rPr>
+          <w:lang w:val="en-US"/>
+        </w:rPr>
+      </w:pPr>
+      <w:r>
+        <w:rPr>
+          <w:rFonts w:ascii="Consolas" w:eastAsia="Consolas" w:hAnsi="Consolas" w:cs="Consolas"/>
+          <w:sz w:val="19"/>
+          <w:szCs w:val="19"/>
+          <w:lang w:val="en-US"/>
+        </w:rPr>
+        <w:t>filebeat.modules:</w:t>
+      </w:r>
+    </w:p>
+    <w:p>
+      <w:pPr>
+        <w:shd w:val="clear" w:color="auto" w:fill="F2F2F2"/>
+        <w:spacing w:after="20"/>
+        <w:ind w:left="200"/>
+        <w:rPr>
+          <w:lang w:val="en-US"/>
+        </w:rPr>
+      </w:pPr>
+      <w:r>
+        <w:rPr>
+          <w:rFonts w:ascii="Consolas" w:eastAsia="Consolas" w:hAnsi="Consolas" w:cs="Consolas"/>
+          <w:sz w:val="19"/>
+          <w:szCs w:val="19"/>
+          <w:lang w:val="en-US"/>
+        </w:rPr>
+        <w:t xml:space="preserve">  - module: wazuh</w:t>
+      </w:r>
+    </w:p>
+    <w:p>
+      <w:pPr>
+        <w:shd w:val="clear" w:color="auto" w:fill="F2F2F2"/>
+        <w:spacing w:after="20"/>
+        <w:ind w:left="200"/>
+        <w:rPr>
+          <w:lang w:val="en-US"/>
+        </w:rPr>
+      </w:pPr>
+      <w:r>
+        <w:rPr>
+          <w:rFonts w:ascii="Consolas" w:eastAsia="Consolas" w:hAnsi="Consolas" w:cs="Consolas"/>
+          <w:sz w:val="19"/>
+          <w:szCs w:val="19"/>
+          <w:lang w:val="en-US"/>
+        </w:rPr>
+        <w:t xml:space="preserve">    alerts:</w:t>
+      </w:r>
+    </w:p>
+    <w:p>
+      <w:pPr>
+        <w:shd w:val="clear" w:color="auto" w:fill="F2F2F2"/>
+        <w:spacing w:after="20"/>
+        <w:ind w:left="200"/>
+        <w:rPr>
+          <w:lang w:val="en-US"/>
+        </w:rPr>
+      </w:pPr>
+      <w:r>
+        <w:rPr>
+          <w:rFonts w:ascii="Consolas" w:eastAsia="Consolas" w:hAnsi="Consolas" w:cs="Consolas"/>
+          <w:sz w:val="19"/>
+          <w:szCs w:val="19"/>
+          <w:lang w:val="en-US"/>
+        </w:rPr>
+        <w:t xml:space="preserve">      enabled: true</w:t>
+      </w:r>
+    </w:p>
+    <w:p>
+      <w:pPr>
+        <w:shd w:val="clear" w:color="auto" w:fill="F2F2F2"/>
+        <w:spacing w:after="20"/>
+        <w:ind w:left="200"/>
+        <w:rPr>
+          <w:lang w:val="en-US"/>
+        </w:rPr>
+      </w:pPr>
+      <w:r>
+        <w:rPr>
+          <w:rFonts w:ascii="Consolas" w:eastAsia="Consolas" w:hAnsi="Consolas" w:cs="Consolas"/>
+          <w:sz w:val="19"/>
+          <w:szCs w:val="19"/>
+          <w:lang w:val="en-US"/>
+        </w:rPr>
+        <w:t xml:space="preserve">    archives:</w:t>
+      </w:r>
+    </w:p>
+    <w:p>
+      <w:pPr>
+        <w:shd w:val="clear" w:color="auto" w:fill="F2F2F2"/>
+        <w:spacing w:after="20"/>
+        <w:ind w:left="200"/>
+        <w:rPr>
+          <w:lang w:val="en-US"/>
+        </w:rPr>
+      </w:pPr>
+      <w:r>
+        <w:rPr>
+          <w:rFonts w:ascii="Consolas" w:eastAsia="Consolas" w:hAnsi="Consolas" w:cs="Consolas"/>
+          <w:sz w:val="19"/>
+          <w:szCs w:val="19"/>
+          <w:lang w:val="en-US"/>
+        </w:rPr>
+        <w:t xml:space="preserve">      enabled: true</w:t>
+      </w:r>
+    </w:p>
+    <w:p>
+      <w:pPr>
+        <w:shd w:val="clear" w:color="auto" w:fill="F2F2F2"/>
+        <w:spacing w:after="20"/>
+        <w:ind w:left="200"/>
+        <w:rPr>
+          <w:lang w:val="en-US"/>
+        </w:rPr>
+      </w:pPr>
+      <w:r>
+        <w:rPr>
+          <w:rFonts w:ascii="Consolas" w:eastAsia="Consolas" w:hAnsi="Consolas" w:cs="Consolas"/>
+          <w:sz w:val="19"/>
+          <w:szCs w:val="19"/>
+          <w:lang w:val="en-US"/>
+        </w:rPr>
+        <w:t>sudo systemctl restart filebeat</w:t>
       </w:r>
     </w:p>
     <w:p>
@@ -2681,7 +2476,6 @@
           <w:i/>
           <w:iCs/>
         </w:rPr>
-        <w:lastRenderedPageBreak/>
         <w:t xml:space="preserve">Por qué: </w:t>
       </w:r>
       <w:r>
@@ -2689,23 +2483,7 @@
           <w:i/>
           <w:iCs/>
         </w:rPr>
-        <w:t xml:space="preserve">el logcollector de archivo de Wazuh no siempre relee de forma fiable el histórico completo de un archivo que ya existía antes del primer arranque. 'logger' envía cada línea como un evento de sistema a través de journald, canal que Wazuh sí procesa por completo, garantizando que todo el histórico llegue al </w:t>
-      </w:r>
-      <w:proofErr w:type="gramStart"/>
-      <w:r>
-        <w:rPr>
-          <w:i/>
-          <w:iCs/>
-        </w:rPr>
-        <w:t>manager</w:t>
-      </w:r>
-      <w:proofErr w:type="gramEnd"/>
-      <w:r>
-        <w:rPr>
-          <w:i/>
-          <w:iCs/>
-        </w:rPr>
-        <w:t>.</w:t>
+        <w:t>por defecto, Filebeat solo envía las alertas al Dashboard, no todos los eventos. Activar 'archives' hace que también se indexe el conjunto completo de eventos recibidos por el manager, no solo los que disparan una regla.</w:t>
       </w:r>
     </w:p>
     <w:p>
@@ -2714,345 +2492,22 @@
         <w:spacing w:before="300" w:after="150"/>
       </w:pPr>
       <w:r>
-        <w:t xml:space="preserve">Paso 16 — Verificar la recepción en el </w:t>
-      </w:r>
-      <w:proofErr w:type="gramStart"/>
-      <w:r>
-        <w:t>manager</w:t>
-      </w:r>
-      <w:proofErr w:type="gramEnd"/>
-    </w:p>
-    <w:p>
-      <w:pPr>
-        <w:spacing w:after="120"/>
-      </w:pPr>
-      <w:r>
-        <w:t xml:space="preserve">En la VM del </w:t>
-      </w:r>
-      <w:proofErr w:type="gramStart"/>
-      <w:r>
-        <w:t>manager</w:t>
-      </w:r>
-      <w:proofErr w:type="gramEnd"/>
-      <w:r>
-        <w:t>, mientras se ejecutan los comandos anteriores:</w:t>
-      </w:r>
-    </w:p>
-    <w:p>
-      <w:pPr>
-        <w:shd w:val="clear" w:color="auto" w:fill="F2F2F2"/>
-        <w:spacing w:after="20"/>
-        <w:ind w:left="200"/>
-      </w:pPr>
-      <w:r>
-        <w:rPr>
-          <w:rFonts w:ascii="Consolas" w:eastAsia="Consolas" w:hAnsi="Consolas" w:cs="Consolas"/>
-          <w:sz w:val="19"/>
-          <w:szCs w:val="19"/>
-        </w:rPr>
-        <w:t>sudo wc -l /var/ossec/logs/archives/archives.log</w:t>
-      </w:r>
-    </w:p>
-    <w:p>
-      <w:pPr>
-        <w:spacing w:after="200"/>
-        <w:ind w:left="200"/>
-      </w:pPr>
-      <w:r>
-        <w:rPr>
-          <w:b/>
-          <w:bCs/>
-          <w:i/>
-          <w:iCs/>
-        </w:rPr>
-        <w:t xml:space="preserve">Por qué: </w:t>
-      </w:r>
-      <w:r>
-        <w:rPr>
-          <w:i/>
-          <w:iCs/>
-        </w:rPr>
-        <w:t xml:space="preserve">mide el crecimiento real del archivo de eventos completos del </w:t>
-      </w:r>
-      <w:proofErr w:type="gramStart"/>
-      <w:r>
-        <w:rPr>
-          <w:i/>
-          <w:iCs/>
-        </w:rPr>
-        <w:t>manager</w:t>
-      </w:r>
-      <w:proofErr w:type="gramEnd"/>
-      <w:r>
-        <w:rPr>
-          <w:i/>
-          <w:iCs/>
-        </w:rPr>
-        <w:t>; repetir el comando cada 30-60 segundos permite confirmar que el volumen sube de forma constante hasta estabilizarse (fin del procesamiento de cada archivo).</w:t>
-      </w:r>
-    </w:p>
-    <w:p>
-      <w:pPr>
-        <w:pStyle w:val="Ttulo2"/>
-        <w:spacing w:before="300" w:after="150"/>
-      </w:pPr>
-      <w:r>
-        <w:t>Paso 17 — Habilitar el envío de 'archives' a Filebeat</w:t>
-      </w:r>
-    </w:p>
-    <w:p>
-      <w:pPr>
-        <w:shd w:val="clear" w:color="auto" w:fill="F2F2F2"/>
-        <w:spacing w:after="20"/>
-        <w:ind w:left="200"/>
-      </w:pPr>
-      <w:r>
-        <w:rPr>
-          <w:rFonts w:ascii="Consolas" w:eastAsia="Consolas" w:hAnsi="Consolas" w:cs="Consolas"/>
-          <w:sz w:val="19"/>
-          <w:szCs w:val="19"/>
-        </w:rPr>
-        <w:t>sudo nano /etc/filebeat/filebeat.yml</w:t>
-      </w:r>
-    </w:p>
-    <w:p>
-      <w:pPr>
-        <w:spacing w:after="120"/>
-      </w:pPr>
-      <w:r>
-        <w:t>Confirmar/ajustar esta sección:</w:t>
-      </w:r>
-    </w:p>
-    <w:p>
-      <w:pPr>
-        <w:shd w:val="clear" w:color="auto" w:fill="F2F2F2"/>
-        <w:spacing w:after="20"/>
-        <w:ind w:left="200"/>
-        <w:rPr>
-          <w:lang w:val="en-US"/>
-        </w:rPr>
-      </w:pPr>
-      <w:proofErr w:type="gramStart"/>
-      <w:r>
-        <w:rPr>
-          <w:rFonts w:ascii="Consolas" w:eastAsia="Consolas" w:hAnsi="Consolas" w:cs="Consolas"/>
-          <w:sz w:val="19"/>
-          <w:szCs w:val="19"/>
-          <w:lang w:val="en-US"/>
-        </w:rPr>
-        <w:t>filebeat.modules</w:t>
-      </w:r>
-      <w:proofErr w:type="gramEnd"/>
-      <w:r>
-        <w:rPr>
-          <w:rFonts w:ascii="Consolas" w:eastAsia="Consolas" w:hAnsi="Consolas" w:cs="Consolas"/>
-          <w:sz w:val="19"/>
-          <w:szCs w:val="19"/>
-          <w:lang w:val="en-US"/>
-        </w:rPr>
-        <w:t>:</w:t>
-      </w:r>
-    </w:p>
-    <w:p>
-      <w:pPr>
-        <w:shd w:val="clear" w:color="auto" w:fill="F2F2F2"/>
-        <w:spacing w:after="20"/>
-        <w:ind w:left="200"/>
-        <w:rPr>
-          <w:lang w:val="en-US"/>
-        </w:rPr>
-      </w:pPr>
-      <w:r>
-        <w:rPr>
-          <w:rFonts w:ascii="Consolas" w:eastAsia="Consolas" w:hAnsi="Consolas" w:cs="Consolas"/>
-          <w:sz w:val="19"/>
-          <w:szCs w:val="19"/>
-          <w:lang w:val="en-US"/>
-        </w:rPr>
-        <w:t xml:space="preserve">  - module: wazuh</w:t>
-      </w:r>
-    </w:p>
-    <w:p>
-      <w:pPr>
-        <w:shd w:val="clear" w:color="auto" w:fill="F2F2F2"/>
-        <w:spacing w:after="20"/>
-        <w:ind w:left="200"/>
-        <w:rPr>
-          <w:lang w:val="en-US"/>
-        </w:rPr>
-      </w:pPr>
-      <w:r>
-        <w:rPr>
-          <w:rFonts w:ascii="Consolas" w:eastAsia="Consolas" w:hAnsi="Consolas" w:cs="Consolas"/>
-          <w:sz w:val="19"/>
-          <w:szCs w:val="19"/>
-          <w:lang w:val="en-US"/>
-        </w:rPr>
-        <w:t xml:space="preserve">    alerts:</w:t>
-      </w:r>
-    </w:p>
-    <w:p>
-      <w:pPr>
-        <w:shd w:val="clear" w:color="auto" w:fill="F2F2F2"/>
-        <w:spacing w:after="20"/>
-        <w:ind w:left="200"/>
-        <w:rPr>
-          <w:lang w:val="en-US"/>
-        </w:rPr>
-      </w:pPr>
-      <w:r>
-        <w:rPr>
-          <w:rFonts w:ascii="Consolas" w:eastAsia="Consolas" w:hAnsi="Consolas" w:cs="Consolas"/>
-          <w:sz w:val="19"/>
-          <w:szCs w:val="19"/>
-          <w:lang w:val="en-US"/>
-        </w:rPr>
-        <w:t xml:space="preserve">      enabled: true</w:t>
-      </w:r>
-    </w:p>
-    <w:p>
-      <w:pPr>
-        <w:shd w:val="clear" w:color="auto" w:fill="F2F2F2"/>
-        <w:spacing w:after="20"/>
-        <w:ind w:left="200"/>
-        <w:rPr>
-          <w:lang w:val="en-US"/>
-        </w:rPr>
-      </w:pPr>
-      <w:r>
-        <w:rPr>
-          <w:rFonts w:ascii="Consolas" w:eastAsia="Consolas" w:hAnsi="Consolas" w:cs="Consolas"/>
-          <w:sz w:val="19"/>
-          <w:szCs w:val="19"/>
-          <w:lang w:val="en-US"/>
-        </w:rPr>
-        <w:t xml:space="preserve">    archives:</w:t>
-      </w:r>
-    </w:p>
-    <w:p>
-      <w:pPr>
-        <w:shd w:val="clear" w:color="auto" w:fill="F2F2F2"/>
-        <w:spacing w:after="20"/>
-        <w:ind w:left="200"/>
-        <w:rPr>
-          <w:lang w:val="en-US"/>
-        </w:rPr>
-      </w:pPr>
-      <w:r>
-        <w:rPr>
-          <w:rFonts w:ascii="Consolas" w:eastAsia="Consolas" w:hAnsi="Consolas" w:cs="Consolas"/>
-          <w:sz w:val="19"/>
-          <w:szCs w:val="19"/>
-          <w:lang w:val="en-US"/>
-        </w:rPr>
-        <w:t xml:space="preserve">      enabled: true</w:t>
-      </w:r>
-    </w:p>
-    <w:p>
-      <w:pPr>
-        <w:shd w:val="clear" w:color="auto" w:fill="F2F2F2"/>
-        <w:spacing w:after="20"/>
-        <w:ind w:left="200"/>
-        <w:rPr>
-          <w:lang w:val="en-US"/>
-        </w:rPr>
-      </w:pPr>
-      <w:r>
-        <w:rPr>
-          <w:rFonts w:ascii="Consolas" w:eastAsia="Consolas" w:hAnsi="Consolas" w:cs="Consolas"/>
-          <w:sz w:val="19"/>
-          <w:szCs w:val="19"/>
-          <w:lang w:val="en-US"/>
-        </w:rPr>
-        <w:t>sudo systemctl restart filebeat</w:t>
-      </w:r>
-    </w:p>
-    <w:p>
-      <w:pPr>
-        <w:spacing w:after="200"/>
-        <w:ind w:left="200"/>
-      </w:pPr>
-      <w:r>
-        <w:rPr>
-          <w:b/>
-          <w:bCs/>
-          <w:i/>
-          <w:iCs/>
-        </w:rPr>
-        <w:t xml:space="preserve">Por qué: </w:t>
-      </w:r>
-      <w:r>
-        <w:rPr>
-          <w:i/>
-          <w:iCs/>
-        </w:rPr>
-        <w:t xml:space="preserve">por defecto, Filebeat solo envía las alertas al Dashboard, no todos los eventos. Activar 'archives' hace que también se indexe el conjunto completo de eventos recibidos por el </w:t>
-      </w:r>
-      <w:proofErr w:type="gramStart"/>
-      <w:r>
-        <w:rPr>
-          <w:i/>
-          <w:iCs/>
-        </w:rPr>
-        <w:t>manager</w:t>
-      </w:r>
-      <w:proofErr w:type="gramEnd"/>
-      <w:r>
-        <w:rPr>
-          <w:i/>
-          <w:iCs/>
-        </w:rPr>
-        <w:t>, no solo los que disparan una regla.</w:t>
-      </w:r>
-    </w:p>
-    <w:p>
-      <w:pPr>
-        <w:pStyle w:val="Ttulo2"/>
-        <w:spacing w:before="300" w:after="150"/>
-      </w:pPr>
-      <w:r>
-        <w:t xml:space="preserve">Paso 18 — </w:t>
-      </w:r>
-      <w:proofErr w:type="gramStart"/>
-      <w:r>
-        <w:t>Confirmar</w:t>
-      </w:r>
-      <w:proofErr w:type="gramEnd"/>
-      <w:r>
-        <w:t xml:space="preserve"> que el índice se creó en el motor de búsqueda</w:t>
-      </w:r>
-    </w:p>
-    <w:p>
-      <w:pPr>
-        <w:shd w:val="clear" w:color="auto" w:fill="F2F2F2"/>
-        <w:spacing w:after="20"/>
-        <w:ind w:left="200"/>
-      </w:pPr>
-      <w:r>
-        <w:rPr>
-          <w:rFonts w:ascii="Consolas" w:eastAsia="Consolas" w:hAnsi="Consolas" w:cs="Consolas"/>
-          <w:sz w:val="19"/>
-          <w:szCs w:val="19"/>
-        </w:rPr>
-        <w:t xml:space="preserve">curl -k -u </w:t>
-      </w:r>
-      <w:proofErr w:type="gramStart"/>
-      <w:r>
-        <w:rPr>
-          <w:rFonts w:ascii="Consolas" w:eastAsia="Consolas" w:hAnsi="Consolas" w:cs="Consolas"/>
-          <w:sz w:val="19"/>
-          <w:szCs w:val="19"/>
-        </w:rPr>
-        <w:t>admin:admin</w:t>
-      </w:r>
-      <w:proofErr w:type="gramEnd"/>
-      <w:r>
-        <w:rPr>
-          <w:rFonts w:ascii="Consolas" w:eastAsia="Consolas" w:hAnsi="Consolas" w:cs="Consolas"/>
-          <w:sz w:val="19"/>
-          <w:szCs w:val="19"/>
-        </w:rPr>
-        <w:t xml:space="preserve"> https://localhost:9200/_cat/indices?v</w:t>
+        <w:t>Paso 18 — Confirmar que el índice se creó en el motor de búsqueda</w:t>
+      </w:r>
+    </w:p>
+    <w:p>
+      <w:pPr>
+        <w:shd w:val="clear" w:color="auto" w:fill="F2F2F2"/>
+        <w:spacing w:after="20"/>
+        <w:ind w:left="200"/>
+      </w:pPr>
+      <w:r>
+        <w:rPr>
+          <w:rFonts w:ascii="Consolas" w:eastAsia="Consolas" w:hAnsi="Consolas" w:cs="Consolas"/>
+          <w:sz w:val="19"/>
+          <w:szCs w:val="19"/>
+        </w:rPr>
+        <w:t>curl -k -u admin:admin https://localhost:9200/_cat/indices?v</w:t>
       </w:r>
     </w:p>
     <w:p>
@@ -3279,15 +2734,7 @@
         <w:spacing w:after="80"/>
       </w:pPr>
       <w:r>
-        <w:t xml:space="preserve">Los 5 archivos de logs_Lab completamente ingeridos por el </w:t>
-      </w:r>
-      <w:proofErr w:type="gramStart"/>
-      <w:r>
-        <w:t>manager</w:t>
-      </w:r>
-      <w:proofErr w:type="gramEnd"/>
-      <w:r>
-        <w:t>.</w:t>
+        <w:t>Los 5 archivos de logs_Lab completamente ingeridos por el manager.</w:t>
       </w:r>
     </w:p>
     <w:p>
@@ -3326,15 +2773,7 @@
         <w:spacing w:before="300" w:after="150"/>
       </w:pPr>
       <w:r>
-        <w:t xml:space="preserve">Paso 21 — </w:t>
-      </w:r>
-      <w:proofErr w:type="gramStart"/>
-      <w:r>
-        <w:t>Confirmar</w:t>
-      </w:r>
-      <w:proofErr w:type="gramEnd"/>
-      <w:r>
-        <w:t xml:space="preserve"> que el logcollector está monitoreando los archivos directamente</w:t>
+        <w:t>Paso 21 — Confirmar que el logcollector está monitoreando los archivos directamente</w:t>
       </w:r>
     </w:p>
     <w:p>
@@ -3520,15 +2959,7 @@
         <w:spacing w:after="80"/>
       </w:pPr>
       <w:r>
-        <w:t xml:space="preserve">secure.log: contiene la palabra 'sshd' (eventos de autenticación SSH, ej. 'Failed </w:t>
-      </w:r>
-      <w:proofErr w:type="gramStart"/>
-      <w:r>
-        <w:t>password</w:t>
-      </w:r>
-      <w:proofErr w:type="gramEnd"/>
-      <w:r>
-        <w:t xml:space="preserve"> for ... sshd').</w:t>
+        <w:t>secure.log: contiene la palabra 'sshd' (eventos de autenticación SSH, ej. 'Failed password for ... sshd').</w:t>
       </w:r>
     </w:p>
     <w:p>
@@ -3567,23 +2998,7 @@
       </w:pPr>
       <w:r>
         <w:lastRenderedPageBreak/>
-        <w:t xml:space="preserve">El puerto 9200 de OpenSearch solo escucha en localhost dentro de la VM del </w:t>
-      </w:r>
-      <w:proofErr w:type="gramStart"/>
-      <w:r>
-        <w:t>manager</w:t>
-      </w:r>
-      <w:proofErr w:type="gramEnd"/>
-      <w:r>
-        <w:t xml:space="preserve"> (por defecto, no acepta conexiones desde Kali). Por ello, el script se crea en Kali, se copia por SCP al </w:t>
-      </w:r>
-      <w:proofErr w:type="gramStart"/>
-      <w:r>
-        <w:t>manager</w:t>
-      </w:r>
-      <w:proofErr w:type="gramEnd"/>
-      <w:r>
-        <w:t>, y se ejecuta ahí mismo vía SSH, apuntando a https://localhost:9200.</w:t>
+        <w:t>El puerto 9200 de OpenSearch solo escucha en localhost dentro de la VM del manager (por defecto, no acepta conexiones desde Kali). Por ello, el script se crea en Kali, se copia por SCP al manager, y se ejecuta ahí mismo vía SSH, apuntando a https://localhost:9200.</w:t>
       </w:r>
     </w:p>
     <w:p>
@@ -3622,25 +3037,14 @@
           <w:lang w:val="en-US"/>
         </w:rPr>
       </w:pPr>
-      <w:proofErr w:type="gramStart"/>
-      <w:r>
-        <w:rPr>
-          <w:rFonts w:ascii="Consolas" w:eastAsia="Consolas" w:hAnsi="Consolas" w:cs="Consolas"/>
-          <w:sz w:val="19"/>
-          <w:szCs w:val="19"/>
-          <w:lang w:val="en-US"/>
-        </w:rPr>
-        <w:t>#!/</w:t>
-      </w:r>
-      <w:proofErr w:type="gramEnd"/>
-      <w:r>
-        <w:rPr>
-          <w:rFonts w:ascii="Consolas" w:eastAsia="Consolas" w:hAnsi="Consolas" w:cs="Consolas"/>
-          <w:sz w:val="19"/>
-          <w:szCs w:val="19"/>
-          <w:lang w:val="en-US"/>
-        </w:rPr>
-        <w:t>bin/bash</w:t>
+      <w:r>
+        <w:rPr>
+          <w:rFonts w:ascii="Consolas" w:eastAsia="Consolas" w:hAnsi="Consolas" w:cs="Consolas"/>
+          <w:sz w:val="19"/>
+          <w:szCs w:val="19"/>
+          <w:lang w:val="en-US"/>
+        </w:rPr>
+        <w:t>#!/bin/bash</w:t>
       </w:r>
     </w:p>
     <w:p>
@@ -3688,255 +3092,64 @@
           <w:szCs w:val="19"/>
           <w:lang w:val="en-US"/>
         </w:rPr>
-        <w:t xml:space="preserve">curl -k -u </w:t>
-      </w:r>
-      <w:proofErr w:type="gramStart"/>
-      <w:r>
-        <w:rPr>
-          <w:rFonts w:ascii="Consolas" w:eastAsia="Consolas" w:hAnsi="Consolas" w:cs="Consolas"/>
-          <w:sz w:val="19"/>
-          <w:szCs w:val="19"/>
-          <w:lang w:val="en-US"/>
-        </w:rPr>
-        <w:t>admin:admin</w:t>
-      </w:r>
-      <w:proofErr w:type="gramEnd"/>
-      <w:r>
-        <w:rPr>
-          <w:rFonts w:ascii="Consolas" w:eastAsia="Consolas" w:hAnsi="Consolas" w:cs="Consolas"/>
-          <w:sz w:val="19"/>
-          <w:szCs w:val="19"/>
-          <w:lang w:val="en-US"/>
-        </w:rPr>
-        <w:t xml:space="preserve"> -X POST "$HOST/wazuh-archives-*/_update_by_query" \</w:t>
-      </w:r>
-    </w:p>
-    <w:p>
-      <w:pPr>
-        <w:shd w:val="clear" w:color="auto" w:fill="F2F2F2"/>
-        <w:spacing w:after="20"/>
-        <w:ind w:left="200"/>
-        <w:rPr>
-          <w:lang w:val="en-US"/>
-        </w:rPr>
-      </w:pPr>
-      <w:r>
-        <w:rPr>
-          <w:rFonts w:ascii="Consolas" w:eastAsia="Consolas" w:hAnsi="Consolas" w:cs="Consolas"/>
-          <w:sz w:val="19"/>
-          <w:szCs w:val="19"/>
-          <w:lang w:val="en-US"/>
-        </w:rPr>
-        <w:t xml:space="preserve">  -H 'Content-Type: application/json' -</w:t>
-      </w:r>
-      <w:proofErr w:type="gramStart"/>
-      <w:r>
-        <w:rPr>
-          <w:rFonts w:ascii="Consolas" w:eastAsia="Consolas" w:hAnsi="Consolas" w:cs="Consolas"/>
-          <w:sz w:val="19"/>
-          <w:szCs w:val="19"/>
-          <w:lang w:val="en-US"/>
-        </w:rPr>
-        <w:t>d '{</w:t>
-      </w:r>
-      <w:proofErr w:type="gramEnd"/>
-    </w:p>
-    <w:p>
-      <w:pPr>
-        <w:shd w:val="clear" w:color="auto" w:fill="F2F2F2"/>
-        <w:spacing w:after="20"/>
-        <w:ind w:left="200"/>
-        <w:rPr>
-          <w:lang w:val="en-US"/>
-        </w:rPr>
-      </w:pPr>
-      <w:r>
-        <w:rPr>
-          <w:rFonts w:ascii="Consolas" w:eastAsia="Consolas" w:hAnsi="Consolas" w:cs="Consolas"/>
-          <w:sz w:val="19"/>
-          <w:szCs w:val="19"/>
-          <w:lang w:val="en-US"/>
-        </w:rPr>
-        <w:t xml:space="preserve">  "script": </w:t>
-      </w:r>
-      <w:proofErr w:type="gramStart"/>
-      <w:r>
-        <w:rPr>
-          <w:rFonts w:ascii="Consolas" w:eastAsia="Consolas" w:hAnsi="Consolas" w:cs="Consolas"/>
-          <w:sz w:val="19"/>
-          <w:szCs w:val="19"/>
-          <w:lang w:val="en-US"/>
-        </w:rPr>
-        <w:t>{ "</w:t>
-      </w:r>
-      <w:proofErr w:type="gramEnd"/>
-      <w:r>
-        <w:rPr>
-          <w:rFonts w:ascii="Consolas" w:eastAsia="Consolas" w:hAnsi="Consolas" w:cs="Consolas"/>
-          <w:sz w:val="19"/>
-          <w:szCs w:val="19"/>
-          <w:lang w:val="en-US"/>
-        </w:rPr>
-        <w:t>source": "</w:t>
-      </w:r>
-      <w:proofErr w:type="gramStart"/>
-      <w:r>
-        <w:rPr>
-          <w:rFonts w:ascii="Consolas" w:eastAsia="Consolas" w:hAnsi="Consolas" w:cs="Consolas"/>
-          <w:sz w:val="19"/>
-          <w:szCs w:val="19"/>
-          <w:lang w:val="en-US"/>
-        </w:rPr>
-        <w:t>ctx._source.location</w:t>
-      </w:r>
-      <w:proofErr w:type="gramEnd"/>
-      <w:r>
-        <w:rPr>
-          <w:rFonts w:ascii="Consolas" w:eastAsia="Consolas" w:hAnsi="Consolas" w:cs="Consolas"/>
-          <w:sz w:val="19"/>
-          <w:szCs w:val="19"/>
-          <w:lang w:val="en-US"/>
-        </w:rPr>
-        <w:t xml:space="preserve"> = </w:t>
-      </w:r>
-      <w:proofErr w:type="gramStart"/>
-      <w:r>
-        <w:rPr>
-          <w:rFonts w:ascii="Consolas" w:eastAsia="Consolas" w:hAnsi="Consolas" w:cs="Consolas"/>
-          <w:sz w:val="19"/>
-          <w:szCs w:val="19"/>
-          <w:lang w:val="en-US"/>
-        </w:rPr>
-        <w:t>params.path</w:t>
-      </w:r>
-      <w:proofErr w:type="gramEnd"/>
-      <w:r>
-        <w:rPr>
-          <w:rFonts w:ascii="Consolas" w:eastAsia="Consolas" w:hAnsi="Consolas" w:cs="Consolas"/>
-          <w:sz w:val="19"/>
-          <w:szCs w:val="19"/>
-          <w:lang w:val="en-US"/>
-        </w:rPr>
-        <w:t xml:space="preserve">", "params": </w:t>
-      </w:r>
-      <w:proofErr w:type="gramStart"/>
-      <w:r>
-        <w:rPr>
-          <w:rFonts w:ascii="Consolas" w:eastAsia="Consolas" w:hAnsi="Consolas" w:cs="Consolas"/>
-          <w:sz w:val="19"/>
-          <w:szCs w:val="19"/>
-          <w:lang w:val="en-US"/>
-        </w:rPr>
-        <w:t>{ "</w:t>
-      </w:r>
-      <w:proofErr w:type="gramEnd"/>
-      <w:r>
-        <w:rPr>
-          <w:rFonts w:ascii="Consolas" w:eastAsia="Consolas" w:hAnsi="Consolas" w:cs="Consolas"/>
-          <w:sz w:val="19"/>
-          <w:szCs w:val="19"/>
-          <w:lang w:val="en-US"/>
-        </w:rPr>
-        <w:t>path": "/var/log/logs_Lab/mailsv/secure.log</w:t>
-      </w:r>
-      <w:proofErr w:type="gramStart"/>
-      <w:r>
-        <w:rPr>
-          <w:rFonts w:ascii="Consolas" w:eastAsia="Consolas" w:hAnsi="Consolas" w:cs="Consolas"/>
-          <w:sz w:val="19"/>
-          <w:szCs w:val="19"/>
-          <w:lang w:val="en-US"/>
-        </w:rPr>
-        <w:t>" }</w:t>
-      </w:r>
-      <w:proofErr w:type="gramEnd"/>
-      <w:r>
-        <w:rPr>
-          <w:rFonts w:ascii="Consolas" w:eastAsia="Consolas" w:hAnsi="Consolas" w:cs="Consolas"/>
-          <w:sz w:val="19"/>
-          <w:szCs w:val="19"/>
-          <w:lang w:val="en-US"/>
-        </w:rPr>
-        <w:t xml:space="preserve"> },</w:t>
-      </w:r>
-    </w:p>
-    <w:p>
-      <w:pPr>
-        <w:shd w:val="clear" w:color="auto" w:fill="F2F2F2"/>
-        <w:spacing w:after="20"/>
-        <w:ind w:left="200"/>
-        <w:rPr>
-          <w:lang w:val="en-US"/>
-        </w:rPr>
-      </w:pPr>
-      <w:r>
-        <w:rPr>
-          <w:rFonts w:ascii="Consolas" w:eastAsia="Consolas" w:hAnsi="Consolas" w:cs="Consolas"/>
-          <w:sz w:val="19"/>
-          <w:szCs w:val="19"/>
-          <w:lang w:val="en-US"/>
-        </w:rPr>
-        <w:t xml:space="preserve">  "query": </w:t>
-      </w:r>
-      <w:proofErr w:type="gramStart"/>
-      <w:r>
-        <w:rPr>
-          <w:rFonts w:ascii="Consolas" w:eastAsia="Consolas" w:hAnsi="Consolas" w:cs="Consolas"/>
-          <w:sz w:val="19"/>
-          <w:szCs w:val="19"/>
-          <w:lang w:val="en-US"/>
-        </w:rPr>
-        <w:t>{ "</w:t>
-      </w:r>
-      <w:proofErr w:type="gramEnd"/>
-      <w:r>
-        <w:rPr>
-          <w:rFonts w:ascii="Consolas" w:eastAsia="Consolas" w:hAnsi="Consolas" w:cs="Consolas"/>
-          <w:sz w:val="19"/>
-          <w:szCs w:val="19"/>
-          <w:lang w:val="en-US"/>
-        </w:rPr>
-        <w:t xml:space="preserve">term": </w:t>
-      </w:r>
-      <w:proofErr w:type="gramStart"/>
-      <w:r>
-        <w:rPr>
-          <w:rFonts w:ascii="Consolas" w:eastAsia="Consolas" w:hAnsi="Consolas" w:cs="Consolas"/>
-          <w:sz w:val="19"/>
-          <w:szCs w:val="19"/>
-          <w:lang w:val="en-US"/>
-        </w:rPr>
-        <w:t>{ "predecoder.program</w:t>
-      </w:r>
-      <w:proofErr w:type="gramEnd"/>
-      <w:r>
-        <w:rPr>
-          <w:rFonts w:ascii="Consolas" w:eastAsia="Consolas" w:hAnsi="Consolas" w:cs="Consolas"/>
-          <w:sz w:val="19"/>
-          <w:szCs w:val="19"/>
-          <w:lang w:val="en-US"/>
-        </w:rPr>
-        <w:t>_name": "mailsv</w:t>
-      </w:r>
-      <w:proofErr w:type="gramStart"/>
-      <w:r>
-        <w:rPr>
-          <w:rFonts w:ascii="Consolas" w:eastAsia="Consolas" w:hAnsi="Consolas" w:cs="Consolas"/>
-          <w:sz w:val="19"/>
-          <w:szCs w:val="19"/>
-          <w:lang w:val="en-US"/>
-        </w:rPr>
-        <w:t>" }</w:t>
-      </w:r>
-      <w:proofErr w:type="gramEnd"/>
-      <w:r>
-        <w:rPr>
-          <w:rFonts w:ascii="Consolas" w:eastAsia="Consolas" w:hAnsi="Consolas" w:cs="Consolas"/>
-          <w:sz w:val="19"/>
-          <w:szCs w:val="19"/>
-          <w:lang w:val="en-US"/>
-        </w:rPr>
-        <w:t xml:space="preserve"> }</w:t>
+        <w:t>curl -k -u admin:admin -X POST "$HOST/wazuh-archives-*/_update_by_query" \</w:t>
+      </w:r>
+    </w:p>
+    <w:p>
+      <w:pPr>
+        <w:shd w:val="clear" w:color="auto" w:fill="F2F2F2"/>
+        <w:spacing w:after="20"/>
+        <w:ind w:left="200"/>
+        <w:rPr>
+          <w:lang w:val="en-US"/>
+        </w:rPr>
+      </w:pPr>
+      <w:r>
+        <w:rPr>
+          <w:rFonts w:ascii="Consolas" w:eastAsia="Consolas" w:hAnsi="Consolas" w:cs="Consolas"/>
+          <w:sz w:val="19"/>
+          <w:szCs w:val="19"/>
+          <w:lang w:val="en-US"/>
+        </w:rPr>
+        <w:t xml:space="preserve">  -H 'Content-Type: application/json' -d '{</w:t>
+      </w:r>
+    </w:p>
+    <w:p>
+      <w:pPr>
+        <w:shd w:val="clear" w:color="auto" w:fill="F2F2F2"/>
+        <w:spacing w:after="20"/>
+        <w:ind w:left="200"/>
+        <w:rPr>
+          <w:lang w:val="en-US"/>
+        </w:rPr>
+      </w:pPr>
+      <w:r>
+        <w:rPr>
+          <w:rFonts w:ascii="Consolas" w:eastAsia="Consolas" w:hAnsi="Consolas" w:cs="Consolas"/>
+          <w:sz w:val="19"/>
+          <w:szCs w:val="19"/>
+          <w:lang w:val="en-US"/>
+        </w:rPr>
+        <w:t xml:space="preserve">  "script": { "source": "ctx._source.location = params.path", "params": { "path": "/var/log/logs_Lab/mailsv/secure.log" } },</w:t>
+      </w:r>
+    </w:p>
+    <w:p>
+      <w:pPr>
+        <w:shd w:val="clear" w:color="auto" w:fill="F2F2F2"/>
+        <w:spacing w:after="20"/>
+        <w:ind w:left="200"/>
+        <w:rPr>
+          <w:lang w:val="en-US"/>
+        </w:rPr>
+      </w:pPr>
+      <w:r>
+        <w:rPr>
+          <w:rFonts w:ascii="Consolas" w:eastAsia="Consolas" w:hAnsi="Consolas" w:cs="Consolas"/>
+          <w:sz w:val="19"/>
+          <w:szCs w:val="19"/>
+          <w:lang w:val="en-US"/>
+        </w:rPr>
+        <w:t xml:space="preserve">  "query": { "term": { "predecoder.program_name": "mailsv" } }</w:t>
       </w:r>
     </w:p>
     <w:p>
@@ -3984,255 +3197,64 @@
           <w:szCs w:val="19"/>
           <w:lang w:val="en-US"/>
         </w:rPr>
-        <w:t xml:space="preserve">curl -k -u </w:t>
-      </w:r>
-      <w:proofErr w:type="gramStart"/>
-      <w:r>
-        <w:rPr>
-          <w:rFonts w:ascii="Consolas" w:eastAsia="Consolas" w:hAnsi="Consolas" w:cs="Consolas"/>
-          <w:sz w:val="19"/>
-          <w:szCs w:val="19"/>
-          <w:lang w:val="en-US"/>
-        </w:rPr>
-        <w:t>admin:admin</w:t>
-      </w:r>
-      <w:proofErr w:type="gramEnd"/>
-      <w:r>
-        <w:rPr>
-          <w:rFonts w:ascii="Consolas" w:eastAsia="Consolas" w:hAnsi="Consolas" w:cs="Consolas"/>
-          <w:sz w:val="19"/>
-          <w:szCs w:val="19"/>
-          <w:lang w:val="en-US"/>
-        </w:rPr>
-        <w:t xml:space="preserve"> -X POST "$HOST/wazuh-archives-*/_update_by_query" \</w:t>
-      </w:r>
-    </w:p>
-    <w:p>
-      <w:pPr>
-        <w:shd w:val="clear" w:color="auto" w:fill="F2F2F2"/>
-        <w:spacing w:after="20"/>
-        <w:ind w:left="200"/>
-        <w:rPr>
-          <w:lang w:val="en-US"/>
-        </w:rPr>
-      </w:pPr>
-      <w:r>
-        <w:rPr>
-          <w:rFonts w:ascii="Consolas" w:eastAsia="Consolas" w:hAnsi="Consolas" w:cs="Consolas"/>
-          <w:sz w:val="19"/>
-          <w:szCs w:val="19"/>
-          <w:lang w:val="en-US"/>
-        </w:rPr>
-        <w:t xml:space="preserve">  -H 'Content-Type: application/json' -</w:t>
-      </w:r>
-      <w:proofErr w:type="gramStart"/>
-      <w:r>
-        <w:rPr>
-          <w:rFonts w:ascii="Consolas" w:eastAsia="Consolas" w:hAnsi="Consolas" w:cs="Consolas"/>
-          <w:sz w:val="19"/>
-          <w:szCs w:val="19"/>
-          <w:lang w:val="en-US"/>
-        </w:rPr>
-        <w:t>d '{</w:t>
-      </w:r>
-      <w:proofErr w:type="gramEnd"/>
-    </w:p>
-    <w:p>
-      <w:pPr>
-        <w:shd w:val="clear" w:color="auto" w:fill="F2F2F2"/>
-        <w:spacing w:after="20"/>
-        <w:ind w:left="200"/>
-        <w:rPr>
-          <w:lang w:val="en-US"/>
-        </w:rPr>
-      </w:pPr>
-      <w:r>
-        <w:rPr>
-          <w:rFonts w:ascii="Consolas" w:eastAsia="Consolas" w:hAnsi="Consolas" w:cs="Consolas"/>
-          <w:sz w:val="19"/>
-          <w:szCs w:val="19"/>
-          <w:lang w:val="en-US"/>
-        </w:rPr>
-        <w:t xml:space="preserve">  "script": </w:t>
-      </w:r>
-      <w:proofErr w:type="gramStart"/>
-      <w:r>
-        <w:rPr>
-          <w:rFonts w:ascii="Consolas" w:eastAsia="Consolas" w:hAnsi="Consolas" w:cs="Consolas"/>
-          <w:sz w:val="19"/>
-          <w:szCs w:val="19"/>
-          <w:lang w:val="en-US"/>
-        </w:rPr>
-        <w:t>{ "</w:t>
-      </w:r>
-      <w:proofErr w:type="gramEnd"/>
-      <w:r>
-        <w:rPr>
-          <w:rFonts w:ascii="Consolas" w:eastAsia="Consolas" w:hAnsi="Consolas" w:cs="Consolas"/>
-          <w:sz w:val="19"/>
-          <w:szCs w:val="19"/>
-          <w:lang w:val="en-US"/>
-        </w:rPr>
-        <w:t>source": "</w:t>
-      </w:r>
-      <w:proofErr w:type="gramStart"/>
-      <w:r>
-        <w:rPr>
-          <w:rFonts w:ascii="Consolas" w:eastAsia="Consolas" w:hAnsi="Consolas" w:cs="Consolas"/>
-          <w:sz w:val="19"/>
-          <w:szCs w:val="19"/>
-          <w:lang w:val="en-US"/>
-        </w:rPr>
-        <w:t>ctx._source.location</w:t>
-      </w:r>
-      <w:proofErr w:type="gramEnd"/>
-      <w:r>
-        <w:rPr>
-          <w:rFonts w:ascii="Consolas" w:eastAsia="Consolas" w:hAnsi="Consolas" w:cs="Consolas"/>
-          <w:sz w:val="19"/>
-          <w:szCs w:val="19"/>
-          <w:lang w:val="en-US"/>
-        </w:rPr>
-        <w:t xml:space="preserve"> = </w:t>
-      </w:r>
-      <w:proofErr w:type="gramStart"/>
-      <w:r>
-        <w:rPr>
-          <w:rFonts w:ascii="Consolas" w:eastAsia="Consolas" w:hAnsi="Consolas" w:cs="Consolas"/>
-          <w:sz w:val="19"/>
-          <w:szCs w:val="19"/>
-          <w:lang w:val="en-US"/>
-        </w:rPr>
-        <w:t>params.path</w:t>
-      </w:r>
-      <w:proofErr w:type="gramEnd"/>
-      <w:r>
-        <w:rPr>
-          <w:rFonts w:ascii="Consolas" w:eastAsia="Consolas" w:hAnsi="Consolas" w:cs="Consolas"/>
-          <w:sz w:val="19"/>
-          <w:szCs w:val="19"/>
-          <w:lang w:val="en-US"/>
-        </w:rPr>
-        <w:t xml:space="preserve">", "params": </w:t>
-      </w:r>
-      <w:proofErr w:type="gramStart"/>
-      <w:r>
-        <w:rPr>
-          <w:rFonts w:ascii="Consolas" w:eastAsia="Consolas" w:hAnsi="Consolas" w:cs="Consolas"/>
-          <w:sz w:val="19"/>
-          <w:szCs w:val="19"/>
-          <w:lang w:val="en-US"/>
-        </w:rPr>
-        <w:t>{ "</w:t>
-      </w:r>
-      <w:proofErr w:type="gramEnd"/>
-      <w:r>
-        <w:rPr>
-          <w:rFonts w:ascii="Consolas" w:eastAsia="Consolas" w:hAnsi="Consolas" w:cs="Consolas"/>
-          <w:sz w:val="19"/>
-          <w:szCs w:val="19"/>
-          <w:lang w:val="en-US"/>
-        </w:rPr>
-        <w:t>path": "/var/log/logs_Lab/vendor_sales/vendor_sales.log</w:t>
-      </w:r>
-      <w:proofErr w:type="gramStart"/>
-      <w:r>
-        <w:rPr>
-          <w:rFonts w:ascii="Consolas" w:eastAsia="Consolas" w:hAnsi="Consolas" w:cs="Consolas"/>
-          <w:sz w:val="19"/>
-          <w:szCs w:val="19"/>
-          <w:lang w:val="en-US"/>
-        </w:rPr>
-        <w:t>" }</w:t>
-      </w:r>
-      <w:proofErr w:type="gramEnd"/>
-      <w:r>
-        <w:rPr>
-          <w:rFonts w:ascii="Consolas" w:eastAsia="Consolas" w:hAnsi="Consolas" w:cs="Consolas"/>
-          <w:sz w:val="19"/>
-          <w:szCs w:val="19"/>
-          <w:lang w:val="en-US"/>
-        </w:rPr>
-        <w:t xml:space="preserve"> },</w:t>
-      </w:r>
-    </w:p>
-    <w:p>
-      <w:pPr>
-        <w:shd w:val="clear" w:color="auto" w:fill="F2F2F2"/>
-        <w:spacing w:after="20"/>
-        <w:ind w:left="200"/>
-        <w:rPr>
-          <w:lang w:val="en-US"/>
-        </w:rPr>
-      </w:pPr>
-      <w:r>
-        <w:rPr>
-          <w:rFonts w:ascii="Consolas" w:eastAsia="Consolas" w:hAnsi="Consolas" w:cs="Consolas"/>
-          <w:sz w:val="19"/>
-          <w:szCs w:val="19"/>
-          <w:lang w:val="en-US"/>
-        </w:rPr>
-        <w:t xml:space="preserve">  "query": </w:t>
-      </w:r>
-      <w:proofErr w:type="gramStart"/>
-      <w:r>
-        <w:rPr>
-          <w:rFonts w:ascii="Consolas" w:eastAsia="Consolas" w:hAnsi="Consolas" w:cs="Consolas"/>
-          <w:sz w:val="19"/>
-          <w:szCs w:val="19"/>
-          <w:lang w:val="en-US"/>
-        </w:rPr>
-        <w:t>{ "</w:t>
-      </w:r>
-      <w:proofErr w:type="gramEnd"/>
-      <w:r>
-        <w:rPr>
-          <w:rFonts w:ascii="Consolas" w:eastAsia="Consolas" w:hAnsi="Consolas" w:cs="Consolas"/>
-          <w:sz w:val="19"/>
-          <w:szCs w:val="19"/>
-          <w:lang w:val="en-US"/>
-        </w:rPr>
-        <w:t xml:space="preserve">term": </w:t>
-      </w:r>
-      <w:proofErr w:type="gramStart"/>
-      <w:r>
-        <w:rPr>
-          <w:rFonts w:ascii="Consolas" w:eastAsia="Consolas" w:hAnsi="Consolas" w:cs="Consolas"/>
-          <w:sz w:val="19"/>
-          <w:szCs w:val="19"/>
-          <w:lang w:val="en-US"/>
-        </w:rPr>
-        <w:t>{ "predecoder.program</w:t>
-      </w:r>
-      <w:proofErr w:type="gramEnd"/>
-      <w:r>
-        <w:rPr>
-          <w:rFonts w:ascii="Consolas" w:eastAsia="Consolas" w:hAnsi="Consolas" w:cs="Consolas"/>
-          <w:sz w:val="19"/>
-          <w:szCs w:val="19"/>
-          <w:lang w:val="en-US"/>
-        </w:rPr>
-        <w:t>_name": "vendor_sales</w:t>
-      </w:r>
-      <w:proofErr w:type="gramStart"/>
-      <w:r>
-        <w:rPr>
-          <w:rFonts w:ascii="Consolas" w:eastAsia="Consolas" w:hAnsi="Consolas" w:cs="Consolas"/>
-          <w:sz w:val="19"/>
-          <w:szCs w:val="19"/>
-          <w:lang w:val="en-US"/>
-        </w:rPr>
-        <w:t>" }</w:t>
-      </w:r>
-      <w:proofErr w:type="gramEnd"/>
-      <w:r>
-        <w:rPr>
-          <w:rFonts w:ascii="Consolas" w:eastAsia="Consolas" w:hAnsi="Consolas" w:cs="Consolas"/>
-          <w:sz w:val="19"/>
-          <w:szCs w:val="19"/>
-          <w:lang w:val="en-US"/>
-        </w:rPr>
-        <w:t xml:space="preserve"> }</w:t>
+        <w:t>curl -k -u admin:admin -X POST "$HOST/wazuh-archives-*/_update_by_query" \</w:t>
+      </w:r>
+    </w:p>
+    <w:p>
+      <w:pPr>
+        <w:shd w:val="clear" w:color="auto" w:fill="F2F2F2"/>
+        <w:spacing w:after="20"/>
+        <w:ind w:left="200"/>
+        <w:rPr>
+          <w:lang w:val="en-US"/>
+        </w:rPr>
+      </w:pPr>
+      <w:r>
+        <w:rPr>
+          <w:rFonts w:ascii="Consolas" w:eastAsia="Consolas" w:hAnsi="Consolas" w:cs="Consolas"/>
+          <w:sz w:val="19"/>
+          <w:szCs w:val="19"/>
+          <w:lang w:val="en-US"/>
+        </w:rPr>
+        <w:t xml:space="preserve">  -H 'Content-Type: application/json' -d '{</w:t>
+      </w:r>
+    </w:p>
+    <w:p>
+      <w:pPr>
+        <w:shd w:val="clear" w:color="auto" w:fill="F2F2F2"/>
+        <w:spacing w:after="20"/>
+        <w:ind w:left="200"/>
+        <w:rPr>
+          <w:lang w:val="en-US"/>
+        </w:rPr>
+      </w:pPr>
+      <w:r>
+        <w:rPr>
+          <w:rFonts w:ascii="Consolas" w:eastAsia="Consolas" w:hAnsi="Consolas" w:cs="Consolas"/>
+          <w:sz w:val="19"/>
+          <w:szCs w:val="19"/>
+          <w:lang w:val="en-US"/>
+        </w:rPr>
+        <w:t xml:space="preserve">  "script": { "source": "ctx._source.location = params.path", "params": { "path": "/var/log/logs_Lab/vendor_sales/vendor_sales.log" } },</w:t>
+      </w:r>
+    </w:p>
+    <w:p>
+      <w:pPr>
+        <w:shd w:val="clear" w:color="auto" w:fill="F2F2F2"/>
+        <w:spacing w:after="20"/>
+        <w:ind w:left="200"/>
+        <w:rPr>
+          <w:lang w:val="en-US"/>
+        </w:rPr>
+      </w:pPr>
+      <w:r>
+        <w:rPr>
+          <w:rFonts w:ascii="Consolas" w:eastAsia="Consolas" w:hAnsi="Consolas" w:cs="Consolas"/>
+          <w:sz w:val="19"/>
+          <w:szCs w:val="19"/>
+          <w:lang w:val="en-US"/>
+        </w:rPr>
+        <w:t xml:space="preserve">  "query": { "term": { "predecoder.program_name": "vendor_sales" } }</w:t>
       </w:r>
     </w:p>
     <w:p>
@@ -4299,433 +3321,102 @@
           <w:szCs w:val="19"/>
           <w:lang w:val="en-US"/>
         </w:rPr>
-        <w:t xml:space="preserve">  curl -k -u </w:t>
-      </w:r>
-      <w:proofErr w:type="gramStart"/>
-      <w:r>
-        <w:rPr>
-          <w:rFonts w:ascii="Consolas" w:eastAsia="Consolas" w:hAnsi="Consolas" w:cs="Consolas"/>
-          <w:sz w:val="19"/>
-          <w:szCs w:val="19"/>
-          <w:lang w:val="en-US"/>
-        </w:rPr>
-        <w:t>admin:admin</w:t>
-      </w:r>
-      <w:proofErr w:type="gramEnd"/>
-      <w:r>
-        <w:rPr>
-          <w:rFonts w:ascii="Consolas" w:eastAsia="Consolas" w:hAnsi="Consolas" w:cs="Consolas"/>
-          <w:sz w:val="19"/>
-          <w:szCs w:val="19"/>
-          <w:lang w:val="en-US"/>
-        </w:rPr>
-        <w:t xml:space="preserve"> -X POST "$HOST/wazuh-archives-*/_update_by_query" \</w:t>
-      </w:r>
-    </w:p>
-    <w:p>
-      <w:pPr>
-        <w:shd w:val="clear" w:color="auto" w:fill="F2F2F2"/>
-        <w:spacing w:after="20"/>
-        <w:ind w:left="200"/>
-        <w:rPr>
-          <w:lang w:val="en-US"/>
-        </w:rPr>
-      </w:pPr>
-      <w:r>
-        <w:rPr>
-          <w:rFonts w:ascii="Consolas" w:eastAsia="Consolas" w:hAnsi="Consolas" w:cs="Consolas"/>
-          <w:sz w:val="19"/>
-          <w:szCs w:val="19"/>
-          <w:lang w:val="en-US"/>
-        </w:rPr>
-        <w:t xml:space="preserve">    -H 'Content-Type: application/json' -</w:t>
-      </w:r>
-      <w:proofErr w:type="gramStart"/>
-      <w:r>
-        <w:rPr>
-          <w:rFonts w:ascii="Consolas" w:eastAsia="Consolas" w:hAnsi="Consolas" w:cs="Consolas"/>
-          <w:sz w:val="19"/>
-          <w:szCs w:val="19"/>
-          <w:lang w:val="en-US"/>
-        </w:rPr>
-        <w:t>d "{</w:t>
-      </w:r>
-      <w:proofErr w:type="gramEnd"/>
-    </w:p>
-    <w:p>
-      <w:pPr>
-        <w:shd w:val="clear" w:color="auto" w:fill="F2F2F2"/>
-        <w:spacing w:after="20"/>
-        <w:ind w:left="200"/>
-        <w:rPr>
-          <w:lang w:val="en-US"/>
-        </w:rPr>
-      </w:pPr>
-      <w:r>
-        <w:rPr>
-          <w:rFonts w:ascii="Consolas" w:eastAsia="Consolas" w:hAnsi="Consolas" w:cs="Consolas"/>
-          <w:sz w:val="19"/>
-          <w:szCs w:val="19"/>
-          <w:lang w:val="en-US"/>
-        </w:rPr>
-        <w:t xml:space="preserve">    \"script\": </w:t>
-      </w:r>
-      <w:proofErr w:type="gramStart"/>
-      <w:r>
-        <w:rPr>
-          <w:rFonts w:ascii="Consolas" w:eastAsia="Consolas" w:hAnsi="Consolas" w:cs="Consolas"/>
-          <w:sz w:val="19"/>
-          <w:szCs w:val="19"/>
-          <w:lang w:val="en-US"/>
-        </w:rPr>
-        <w:t>{ \</w:t>
-      </w:r>
-      <w:proofErr w:type="gramEnd"/>
-      <w:r>
-        <w:rPr>
-          <w:rFonts w:ascii="Consolas" w:eastAsia="Consolas" w:hAnsi="Consolas" w:cs="Consolas"/>
-          <w:sz w:val="19"/>
-          <w:szCs w:val="19"/>
-          <w:lang w:val="en-US"/>
-        </w:rPr>
-        <w:t>"source\": \"</w:t>
-      </w:r>
-      <w:proofErr w:type="gramStart"/>
-      <w:r>
-        <w:rPr>
-          <w:rFonts w:ascii="Consolas" w:eastAsia="Consolas" w:hAnsi="Consolas" w:cs="Consolas"/>
-          <w:sz w:val="19"/>
-          <w:szCs w:val="19"/>
-          <w:lang w:val="en-US"/>
-        </w:rPr>
-        <w:t>ctx._source.location</w:t>
-      </w:r>
-      <w:proofErr w:type="gramEnd"/>
-      <w:r>
-        <w:rPr>
-          <w:rFonts w:ascii="Consolas" w:eastAsia="Consolas" w:hAnsi="Consolas" w:cs="Consolas"/>
-          <w:sz w:val="19"/>
-          <w:szCs w:val="19"/>
-          <w:lang w:val="en-US"/>
-        </w:rPr>
-        <w:t xml:space="preserve"> = </w:t>
-      </w:r>
-      <w:proofErr w:type="gramStart"/>
-      <w:r>
-        <w:rPr>
-          <w:rFonts w:ascii="Consolas" w:eastAsia="Consolas" w:hAnsi="Consolas" w:cs="Consolas"/>
-          <w:sz w:val="19"/>
-          <w:szCs w:val="19"/>
-          <w:lang w:val="en-US"/>
-        </w:rPr>
-        <w:t>params.path</w:t>
-      </w:r>
-      <w:proofErr w:type="gramEnd"/>
-      <w:r>
-        <w:rPr>
-          <w:rFonts w:ascii="Consolas" w:eastAsia="Consolas" w:hAnsi="Consolas" w:cs="Consolas"/>
-          <w:sz w:val="19"/>
-          <w:szCs w:val="19"/>
-          <w:lang w:val="en-US"/>
-        </w:rPr>
-        <w:t xml:space="preserve">\", \"params\": </w:t>
-      </w:r>
-      <w:proofErr w:type="gramStart"/>
-      <w:r>
-        <w:rPr>
-          <w:rFonts w:ascii="Consolas" w:eastAsia="Consolas" w:hAnsi="Consolas" w:cs="Consolas"/>
-          <w:sz w:val="19"/>
-          <w:szCs w:val="19"/>
-          <w:lang w:val="en-US"/>
-        </w:rPr>
-        <w:t>{ \</w:t>
-      </w:r>
-      <w:proofErr w:type="gramEnd"/>
-      <w:r>
-        <w:rPr>
-          <w:rFonts w:ascii="Consolas" w:eastAsia="Consolas" w:hAnsi="Consolas" w:cs="Consolas"/>
-          <w:sz w:val="19"/>
-          <w:szCs w:val="19"/>
-          <w:lang w:val="en-US"/>
-        </w:rPr>
-        <w:t>"path\": \"/var/log/logs_Lab/${tag}/secure.log\</w:t>
-      </w:r>
-      <w:proofErr w:type="gramStart"/>
-      <w:r>
-        <w:rPr>
-          <w:rFonts w:ascii="Consolas" w:eastAsia="Consolas" w:hAnsi="Consolas" w:cs="Consolas"/>
-          <w:sz w:val="19"/>
-          <w:szCs w:val="19"/>
-          <w:lang w:val="en-US"/>
-        </w:rPr>
-        <w:t>" }</w:t>
-      </w:r>
-      <w:proofErr w:type="gramEnd"/>
-      <w:r>
-        <w:rPr>
-          <w:rFonts w:ascii="Consolas" w:eastAsia="Consolas" w:hAnsi="Consolas" w:cs="Consolas"/>
-          <w:sz w:val="19"/>
-          <w:szCs w:val="19"/>
-          <w:lang w:val="en-US"/>
-        </w:rPr>
-        <w:t xml:space="preserve"> },</w:t>
-      </w:r>
-    </w:p>
-    <w:p>
-      <w:pPr>
-        <w:shd w:val="clear" w:color="auto" w:fill="F2F2F2"/>
-        <w:spacing w:after="20"/>
-        <w:ind w:left="200"/>
-        <w:rPr>
-          <w:lang w:val="en-US"/>
-        </w:rPr>
-      </w:pPr>
-      <w:r>
-        <w:rPr>
-          <w:rFonts w:ascii="Consolas" w:eastAsia="Consolas" w:hAnsi="Consolas" w:cs="Consolas"/>
-          <w:sz w:val="19"/>
-          <w:szCs w:val="19"/>
-          <w:lang w:val="en-US"/>
-        </w:rPr>
-        <w:t xml:space="preserve">    \"query\": </w:t>
-      </w:r>
-      <w:proofErr w:type="gramStart"/>
-      <w:r>
-        <w:rPr>
-          <w:rFonts w:ascii="Consolas" w:eastAsia="Consolas" w:hAnsi="Consolas" w:cs="Consolas"/>
-          <w:sz w:val="19"/>
-          <w:szCs w:val="19"/>
-          <w:lang w:val="en-US"/>
-        </w:rPr>
-        <w:t>{ \</w:t>
-      </w:r>
-      <w:proofErr w:type="gramEnd"/>
-      <w:r>
-        <w:rPr>
-          <w:rFonts w:ascii="Consolas" w:eastAsia="Consolas" w:hAnsi="Consolas" w:cs="Consolas"/>
-          <w:sz w:val="19"/>
-          <w:szCs w:val="19"/>
-          <w:lang w:val="en-US"/>
-        </w:rPr>
-        <w:t xml:space="preserve">"bool\": </w:t>
-      </w:r>
-      <w:proofErr w:type="gramStart"/>
-      <w:r>
-        <w:rPr>
-          <w:rFonts w:ascii="Consolas" w:eastAsia="Consolas" w:hAnsi="Consolas" w:cs="Consolas"/>
-          <w:sz w:val="19"/>
-          <w:szCs w:val="19"/>
-          <w:lang w:val="en-US"/>
-        </w:rPr>
-        <w:t>{ \</w:t>
-      </w:r>
-      <w:proofErr w:type="gramEnd"/>
-      <w:r>
-        <w:rPr>
-          <w:rFonts w:ascii="Consolas" w:eastAsia="Consolas" w:hAnsi="Consolas" w:cs="Consolas"/>
-          <w:sz w:val="19"/>
-          <w:szCs w:val="19"/>
-          <w:lang w:val="en-US"/>
-        </w:rPr>
-        <w:t>"must\": [</w:t>
-      </w:r>
-    </w:p>
-    <w:p>
-      <w:pPr>
-        <w:shd w:val="clear" w:color="auto" w:fill="F2F2F2"/>
-        <w:spacing w:after="20"/>
-        <w:ind w:left="200"/>
-        <w:rPr>
-          <w:lang w:val="en-US"/>
-        </w:rPr>
-      </w:pPr>
-      <w:r>
-        <w:rPr>
-          <w:rFonts w:ascii="Consolas" w:eastAsia="Consolas" w:hAnsi="Consolas" w:cs="Consolas"/>
-          <w:sz w:val="19"/>
-          <w:szCs w:val="19"/>
-          <w:lang w:val="en-US"/>
-        </w:rPr>
-        <w:t xml:space="preserve">      </w:t>
-      </w:r>
-      <w:proofErr w:type="gramStart"/>
-      <w:r>
-        <w:rPr>
-          <w:rFonts w:ascii="Consolas" w:eastAsia="Consolas" w:hAnsi="Consolas" w:cs="Consolas"/>
-          <w:sz w:val="19"/>
-          <w:szCs w:val="19"/>
-          <w:lang w:val="en-US"/>
-        </w:rPr>
-        <w:t>{ \</w:t>
-      </w:r>
-      <w:proofErr w:type="gramEnd"/>
-      <w:r>
-        <w:rPr>
-          <w:rFonts w:ascii="Consolas" w:eastAsia="Consolas" w:hAnsi="Consolas" w:cs="Consolas"/>
-          <w:sz w:val="19"/>
-          <w:szCs w:val="19"/>
-          <w:lang w:val="en-US"/>
-        </w:rPr>
-        <w:t xml:space="preserve">"term\": </w:t>
-      </w:r>
-      <w:proofErr w:type="gramStart"/>
-      <w:r>
-        <w:rPr>
-          <w:rFonts w:ascii="Consolas" w:eastAsia="Consolas" w:hAnsi="Consolas" w:cs="Consolas"/>
-          <w:sz w:val="19"/>
-          <w:szCs w:val="19"/>
-          <w:lang w:val="en-US"/>
-        </w:rPr>
-        <w:t>{ \</w:t>
-      </w:r>
-      <w:proofErr w:type="gramEnd"/>
-      <w:r>
-        <w:rPr>
-          <w:rFonts w:ascii="Consolas" w:eastAsia="Consolas" w:hAnsi="Consolas" w:cs="Consolas"/>
-          <w:sz w:val="19"/>
-          <w:szCs w:val="19"/>
-          <w:lang w:val="en-US"/>
-        </w:rPr>
-        <w:t>"</w:t>
-      </w:r>
-      <w:proofErr w:type="gramStart"/>
-      <w:r>
-        <w:rPr>
-          <w:rFonts w:ascii="Consolas" w:eastAsia="Consolas" w:hAnsi="Consolas" w:cs="Consolas"/>
-          <w:sz w:val="19"/>
-          <w:szCs w:val="19"/>
-          <w:lang w:val="en-US"/>
-        </w:rPr>
-        <w:t>predecoder.program</w:t>
-      </w:r>
-      <w:proofErr w:type="gramEnd"/>
-      <w:r>
-        <w:rPr>
-          <w:rFonts w:ascii="Consolas" w:eastAsia="Consolas" w:hAnsi="Consolas" w:cs="Consolas"/>
-          <w:sz w:val="19"/>
-          <w:szCs w:val="19"/>
-          <w:lang w:val="en-US"/>
-        </w:rPr>
-        <w:t>_name\</w:t>
-      </w:r>
-      <w:proofErr w:type="gramStart"/>
-      <w:r>
-        <w:rPr>
-          <w:rFonts w:ascii="Consolas" w:eastAsia="Consolas" w:hAnsi="Consolas" w:cs="Consolas"/>
-          <w:sz w:val="19"/>
-          <w:szCs w:val="19"/>
-          <w:lang w:val="en-US"/>
-        </w:rPr>
-        <w:t>": \</w:t>
-      </w:r>
-      <w:proofErr w:type="gramEnd"/>
-      <w:r>
-        <w:rPr>
-          <w:rFonts w:ascii="Consolas" w:eastAsia="Consolas" w:hAnsi="Consolas" w:cs="Consolas"/>
-          <w:sz w:val="19"/>
-          <w:szCs w:val="19"/>
-          <w:lang w:val="en-US"/>
-        </w:rPr>
-        <w:t>"${tag}\</w:t>
-      </w:r>
-      <w:proofErr w:type="gramStart"/>
-      <w:r>
-        <w:rPr>
-          <w:rFonts w:ascii="Consolas" w:eastAsia="Consolas" w:hAnsi="Consolas" w:cs="Consolas"/>
-          <w:sz w:val="19"/>
-          <w:szCs w:val="19"/>
-          <w:lang w:val="en-US"/>
-        </w:rPr>
-        <w:t>" }</w:t>
-      </w:r>
-      <w:proofErr w:type="gramEnd"/>
-      <w:r>
-        <w:rPr>
-          <w:rFonts w:ascii="Consolas" w:eastAsia="Consolas" w:hAnsi="Consolas" w:cs="Consolas"/>
-          <w:sz w:val="19"/>
-          <w:szCs w:val="19"/>
-          <w:lang w:val="en-US"/>
-        </w:rPr>
-        <w:t xml:space="preserve"> },</w:t>
-      </w:r>
-    </w:p>
-    <w:p>
-      <w:pPr>
-        <w:shd w:val="clear" w:color="auto" w:fill="F2F2F2"/>
-        <w:spacing w:after="20"/>
-        <w:ind w:left="200"/>
-        <w:rPr>
-          <w:lang w:val="en-US"/>
-        </w:rPr>
-      </w:pPr>
-      <w:r>
-        <w:rPr>
-          <w:rFonts w:ascii="Consolas" w:eastAsia="Consolas" w:hAnsi="Consolas" w:cs="Consolas"/>
-          <w:sz w:val="19"/>
-          <w:szCs w:val="19"/>
-          <w:lang w:val="en-US"/>
-        </w:rPr>
-        <w:t xml:space="preserve">      </w:t>
-      </w:r>
-      <w:proofErr w:type="gramStart"/>
-      <w:r>
-        <w:rPr>
-          <w:rFonts w:ascii="Consolas" w:eastAsia="Consolas" w:hAnsi="Consolas" w:cs="Consolas"/>
-          <w:sz w:val="19"/>
-          <w:szCs w:val="19"/>
-          <w:lang w:val="en-US"/>
-        </w:rPr>
-        <w:t>{ \</w:t>
-      </w:r>
-      <w:proofErr w:type="gramEnd"/>
-      <w:r>
-        <w:rPr>
-          <w:rFonts w:ascii="Consolas" w:eastAsia="Consolas" w:hAnsi="Consolas" w:cs="Consolas"/>
-          <w:sz w:val="19"/>
-          <w:szCs w:val="19"/>
-          <w:lang w:val="en-US"/>
-        </w:rPr>
-        <w:t xml:space="preserve">"match_phrase\": </w:t>
-      </w:r>
-      <w:proofErr w:type="gramStart"/>
-      <w:r>
-        <w:rPr>
-          <w:rFonts w:ascii="Consolas" w:eastAsia="Consolas" w:hAnsi="Consolas" w:cs="Consolas"/>
-          <w:sz w:val="19"/>
-          <w:szCs w:val="19"/>
-          <w:lang w:val="en-US"/>
-        </w:rPr>
-        <w:t>{ \</w:t>
-      </w:r>
-      <w:proofErr w:type="gramEnd"/>
-      <w:r>
-        <w:rPr>
-          <w:rFonts w:ascii="Consolas" w:eastAsia="Consolas" w:hAnsi="Consolas" w:cs="Consolas"/>
-          <w:sz w:val="19"/>
-          <w:szCs w:val="19"/>
-          <w:lang w:val="en-US"/>
-        </w:rPr>
-        <w:t>"full_log\": \"sshd\</w:t>
-      </w:r>
-      <w:proofErr w:type="gramStart"/>
-      <w:r>
-        <w:rPr>
-          <w:rFonts w:ascii="Consolas" w:eastAsia="Consolas" w:hAnsi="Consolas" w:cs="Consolas"/>
-          <w:sz w:val="19"/>
-          <w:szCs w:val="19"/>
-          <w:lang w:val="en-US"/>
-        </w:rPr>
-        <w:t>" }</w:t>
-      </w:r>
-      <w:proofErr w:type="gramEnd"/>
-      <w:r>
-        <w:rPr>
-          <w:rFonts w:ascii="Consolas" w:eastAsia="Consolas" w:hAnsi="Consolas" w:cs="Consolas"/>
-          <w:sz w:val="19"/>
-          <w:szCs w:val="19"/>
-          <w:lang w:val="en-US"/>
-        </w:rPr>
-        <w:t xml:space="preserve"> }</w:t>
+        <w:t xml:space="preserve">  curl -k -u admin:admin -X POST "$HOST/wazuh-archives-*/_update_by_query" \</w:t>
+      </w:r>
+    </w:p>
+    <w:p>
+      <w:pPr>
+        <w:shd w:val="clear" w:color="auto" w:fill="F2F2F2"/>
+        <w:spacing w:after="20"/>
+        <w:ind w:left="200"/>
+        <w:rPr>
+          <w:lang w:val="en-US"/>
+        </w:rPr>
+      </w:pPr>
+      <w:r>
+        <w:rPr>
+          <w:rFonts w:ascii="Consolas" w:eastAsia="Consolas" w:hAnsi="Consolas" w:cs="Consolas"/>
+          <w:sz w:val="19"/>
+          <w:szCs w:val="19"/>
+          <w:lang w:val="en-US"/>
+        </w:rPr>
+        <w:t xml:space="preserve">    -H 'Content-Type: application/json' -d "{</w:t>
+      </w:r>
+    </w:p>
+    <w:p>
+      <w:pPr>
+        <w:shd w:val="clear" w:color="auto" w:fill="F2F2F2"/>
+        <w:spacing w:after="20"/>
+        <w:ind w:left="200"/>
+        <w:rPr>
+          <w:lang w:val="en-US"/>
+        </w:rPr>
+      </w:pPr>
+      <w:r>
+        <w:rPr>
+          <w:rFonts w:ascii="Consolas" w:eastAsia="Consolas" w:hAnsi="Consolas" w:cs="Consolas"/>
+          <w:sz w:val="19"/>
+          <w:szCs w:val="19"/>
+          <w:lang w:val="en-US"/>
+        </w:rPr>
+        <w:t xml:space="preserve">    \"script\": { \"source\": \"ctx._source.location = params.path\", \"params\": { \"path\": \"/var/log/logs_Lab/${tag}/secure.log\" } },</w:t>
+      </w:r>
+    </w:p>
+    <w:p>
+      <w:pPr>
+        <w:shd w:val="clear" w:color="auto" w:fill="F2F2F2"/>
+        <w:spacing w:after="20"/>
+        <w:ind w:left="200"/>
+        <w:rPr>
+          <w:lang w:val="en-US"/>
+        </w:rPr>
+      </w:pPr>
+      <w:r>
+        <w:rPr>
+          <w:rFonts w:ascii="Consolas" w:eastAsia="Consolas" w:hAnsi="Consolas" w:cs="Consolas"/>
+          <w:sz w:val="19"/>
+          <w:szCs w:val="19"/>
+          <w:lang w:val="en-US"/>
+        </w:rPr>
+        <w:t xml:space="preserve">    \"query\": { \"bool\": { \"must\": [</w:t>
+      </w:r>
+    </w:p>
+    <w:p>
+      <w:pPr>
+        <w:shd w:val="clear" w:color="auto" w:fill="F2F2F2"/>
+        <w:spacing w:after="20"/>
+        <w:ind w:left="200"/>
+        <w:rPr>
+          <w:lang w:val="en-US"/>
+        </w:rPr>
+      </w:pPr>
+      <w:r>
+        <w:rPr>
+          <w:rFonts w:ascii="Consolas" w:eastAsia="Consolas" w:hAnsi="Consolas" w:cs="Consolas"/>
+          <w:sz w:val="19"/>
+          <w:szCs w:val="19"/>
+          <w:lang w:val="en-US"/>
+        </w:rPr>
+        <w:t xml:space="preserve">      { \"term\": { \"predecoder.program_name\": \"${tag}\" } },</w:t>
+      </w:r>
+    </w:p>
+    <w:p>
+      <w:pPr>
+        <w:shd w:val="clear" w:color="auto" w:fill="F2F2F2"/>
+        <w:spacing w:after="20"/>
+        <w:ind w:left="200"/>
+        <w:rPr>
+          <w:lang w:val="en-US"/>
+        </w:rPr>
+      </w:pPr>
+      <w:r>
+        <w:rPr>
+          <w:rFonts w:ascii="Consolas" w:eastAsia="Consolas" w:hAnsi="Consolas" w:cs="Consolas"/>
+          <w:sz w:val="19"/>
+          <w:szCs w:val="19"/>
+          <w:lang w:val="en-US"/>
+        </w:rPr>
+        <w:t xml:space="preserve">      { \"match_phrase\": { \"full_log\": \"sshd\" } }</w:t>
       </w:r>
     </w:p>
     <w:p>
@@ -4792,334 +3483,83 @@
           <w:szCs w:val="19"/>
           <w:lang w:val="en-US"/>
         </w:rPr>
-        <w:t xml:space="preserve">  curl -k -u </w:t>
-      </w:r>
-      <w:proofErr w:type="gramStart"/>
-      <w:r>
-        <w:rPr>
-          <w:rFonts w:ascii="Consolas" w:eastAsia="Consolas" w:hAnsi="Consolas" w:cs="Consolas"/>
-          <w:sz w:val="19"/>
-          <w:szCs w:val="19"/>
-          <w:lang w:val="en-US"/>
-        </w:rPr>
-        <w:t>admin:admin</w:t>
-      </w:r>
-      <w:proofErr w:type="gramEnd"/>
-      <w:r>
-        <w:rPr>
-          <w:rFonts w:ascii="Consolas" w:eastAsia="Consolas" w:hAnsi="Consolas" w:cs="Consolas"/>
-          <w:sz w:val="19"/>
-          <w:szCs w:val="19"/>
-          <w:lang w:val="en-US"/>
-        </w:rPr>
-        <w:t xml:space="preserve"> -X POST "$HOST/wazuh-archives-*/_update_by_query" \</w:t>
-      </w:r>
-    </w:p>
-    <w:p>
-      <w:pPr>
-        <w:shd w:val="clear" w:color="auto" w:fill="F2F2F2"/>
-        <w:spacing w:after="20"/>
-        <w:ind w:left="200"/>
-        <w:rPr>
-          <w:lang w:val="en-US"/>
-        </w:rPr>
-      </w:pPr>
-      <w:r>
-        <w:rPr>
-          <w:rFonts w:ascii="Consolas" w:eastAsia="Consolas" w:hAnsi="Consolas" w:cs="Consolas"/>
-          <w:sz w:val="19"/>
-          <w:szCs w:val="19"/>
-          <w:lang w:val="en-US"/>
-        </w:rPr>
-        <w:t xml:space="preserve">    -H 'Content-Type: application/json' -</w:t>
-      </w:r>
-      <w:proofErr w:type="gramStart"/>
-      <w:r>
-        <w:rPr>
-          <w:rFonts w:ascii="Consolas" w:eastAsia="Consolas" w:hAnsi="Consolas" w:cs="Consolas"/>
-          <w:sz w:val="19"/>
-          <w:szCs w:val="19"/>
-          <w:lang w:val="en-US"/>
-        </w:rPr>
-        <w:t>d "{</w:t>
-      </w:r>
-      <w:proofErr w:type="gramEnd"/>
-    </w:p>
-    <w:p>
-      <w:pPr>
-        <w:shd w:val="clear" w:color="auto" w:fill="F2F2F2"/>
-        <w:spacing w:after="20"/>
-        <w:ind w:left="200"/>
-        <w:rPr>
-          <w:lang w:val="en-US"/>
-        </w:rPr>
-      </w:pPr>
-      <w:r>
-        <w:rPr>
-          <w:rFonts w:ascii="Consolas" w:eastAsia="Consolas" w:hAnsi="Consolas" w:cs="Consolas"/>
-          <w:sz w:val="19"/>
-          <w:szCs w:val="19"/>
-          <w:lang w:val="en-US"/>
-        </w:rPr>
-        <w:t xml:space="preserve">    \"script\": </w:t>
-      </w:r>
-      <w:proofErr w:type="gramStart"/>
-      <w:r>
-        <w:rPr>
-          <w:rFonts w:ascii="Consolas" w:eastAsia="Consolas" w:hAnsi="Consolas" w:cs="Consolas"/>
-          <w:sz w:val="19"/>
-          <w:szCs w:val="19"/>
-          <w:lang w:val="en-US"/>
-        </w:rPr>
-        <w:t>{ \</w:t>
-      </w:r>
-      <w:proofErr w:type="gramEnd"/>
-      <w:r>
-        <w:rPr>
-          <w:rFonts w:ascii="Consolas" w:eastAsia="Consolas" w:hAnsi="Consolas" w:cs="Consolas"/>
-          <w:sz w:val="19"/>
-          <w:szCs w:val="19"/>
-          <w:lang w:val="en-US"/>
-        </w:rPr>
-        <w:t>"source\": \"</w:t>
-      </w:r>
-      <w:proofErr w:type="gramStart"/>
-      <w:r>
-        <w:rPr>
-          <w:rFonts w:ascii="Consolas" w:eastAsia="Consolas" w:hAnsi="Consolas" w:cs="Consolas"/>
-          <w:sz w:val="19"/>
-          <w:szCs w:val="19"/>
-          <w:lang w:val="en-US"/>
-        </w:rPr>
-        <w:t>ctx._source.location</w:t>
-      </w:r>
-      <w:proofErr w:type="gramEnd"/>
-      <w:r>
-        <w:rPr>
-          <w:rFonts w:ascii="Consolas" w:eastAsia="Consolas" w:hAnsi="Consolas" w:cs="Consolas"/>
-          <w:sz w:val="19"/>
-          <w:szCs w:val="19"/>
-          <w:lang w:val="en-US"/>
-        </w:rPr>
-        <w:t xml:space="preserve"> = </w:t>
-      </w:r>
-      <w:proofErr w:type="gramStart"/>
-      <w:r>
-        <w:rPr>
-          <w:rFonts w:ascii="Consolas" w:eastAsia="Consolas" w:hAnsi="Consolas" w:cs="Consolas"/>
-          <w:sz w:val="19"/>
-          <w:szCs w:val="19"/>
-          <w:lang w:val="en-US"/>
-        </w:rPr>
-        <w:t>params.path</w:t>
-      </w:r>
-      <w:proofErr w:type="gramEnd"/>
-      <w:r>
-        <w:rPr>
-          <w:rFonts w:ascii="Consolas" w:eastAsia="Consolas" w:hAnsi="Consolas" w:cs="Consolas"/>
-          <w:sz w:val="19"/>
-          <w:szCs w:val="19"/>
-          <w:lang w:val="en-US"/>
-        </w:rPr>
-        <w:t xml:space="preserve">\", \"params\": </w:t>
-      </w:r>
-      <w:proofErr w:type="gramStart"/>
-      <w:r>
-        <w:rPr>
-          <w:rFonts w:ascii="Consolas" w:eastAsia="Consolas" w:hAnsi="Consolas" w:cs="Consolas"/>
-          <w:sz w:val="19"/>
-          <w:szCs w:val="19"/>
-          <w:lang w:val="en-US"/>
-        </w:rPr>
-        <w:t>{ \</w:t>
-      </w:r>
-      <w:proofErr w:type="gramEnd"/>
-      <w:r>
-        <w:rPr>
-          <w:rFonts w:ascii="Consolas" w:eastAsia="Consolas" w:hAnsi="Consolas" w:cs="Consolas"/>
-          <w:sz w:val="19"/>
-          <w:szCs w:val="19"/>
-          <w:lang w:val="en-US"/>
-        </w:rPr>
-        <w:t>"path\": \"/var/log/logs_Lab/${tag}/access.log\</w:t>
-      </w:r>
-      <w:proofErr w:type="gramStart"/>
-      <w:r>
-        <w:rPr>
-          <w:rFonts w:ascii="Consolas" w:eastAsia="Consolas" w:hAnsi="Consolas" w:cs="Consolas"/>
-          <w:sz w:val="19"/>
-          <w:szCs w:val="19"/>
-          <w:lang w:val="en-US"/>
-        </w:rPr>
-        <w:t>" }</w:t>
-      </w:r>
-      <w:proofErr w:type="gramEnd"/>
-      <w:r>
-        <w:rPr>
-          <w:rFonts w:ascii="Consolas" w:eastAsia="Consolas" w:hAnsi="Consolas" w:cs="Consolas"/>
-          <w:sz w:val="19"/>
-          <w:szCs w:val="19"/>
-          <w:lang w:val="en-US"/>
-        </w:rPr>
-        <w:t xml:space="preserve"> },</w:t>
-      </w:r>
-    </w:p>
-    <w:p>
-      <w:pPr>
-        <w:shd w:val="clear" w:color="auto" w:fill="F2F2F2"/>
-        <w:spacing w:after="20"/>
-        <w:ind w:left="200"/>
-        <w:rPr>
-          <w:lang w:val="en-US"/>
-        </w:rPr>
-      </w:pPr>
-      <w:r>
-        <w:rPr>
-          <w:rFonts w:ascii="Consolas" w:eastAsia="Consolas" w:hAnsi="Consolas" w:cs="Consolas"/>
-          <w:sz w:val="19"/>
-          <w:szCs w:val="19"/>
-          <w:lang w:val="en-US"/>
-        </w:rPr>
-        <w:t xml:space="preserve">    \"query\": </w:t>
-      </w:r>
-      <w:proofErr w:type="gramStart"/>
-      <w:r>
-        <w:rPr>
-          <w:rFonts w:ascii="Consolas" w:eastAsia="Consolas" w:hAnsi="Consolas" w:cs="Consolas"/>
-          <w:sz w:val="19"/>
-          <w:szCs w:val="19"/>
-          <w:lang w:val="en-US"/>
-        </w:rPr>
-        <w:t>{ \</w:t>
-      </w:r>
-      <w:proofErr w:type="gramEnd"/>
-      <w:r>
-        <w:rPr>
-          <w:rFonts w:ascii="Consolas" w:eastAsia="Consolas" w:hAnsi="Consolas" w:cs="Consolas"/>
-          <w:sz w:val="19"/>
-          <w:szCs w:val="19"/>
-          <w:lang w:val="en-US"/>
-        </w:rPr>
-        <w:t xml:space="preserve">"bool\": </w:t>
-      </w:r>
-      <w:proofErr w:type="gramStart"/>
-      <w:r>
-        <w:rPr>
-          <w:rFonts w:ascii="Consolas" w:eastAsia="Consolas" w:hAnsi="Consolas" w:cs="Consolas"/>
-          <w:sz w:val="19"/>
-          <w:szCs w:val="19"/>
-          <w:lang w:val="en-US"/>
-        </w:rPr>
-        <w:t>{ \</w:t>
-      </w:r>
-      <w:proofErr w:type="gramEnd"/>
-      <w:r>
-        <w:rPr>
-          <w:rFonts w:ascii="Consolas" w:eastAsia="Consolas" w:hAnsi="Consolas" w:cs="Consolas"/>
-          <w:sz w:val="19"/>
-          <w:szCs w:val="19"/>
-          <w:lang w:val="en-US"/>
-        </w:rPr>
-        <w:t>"must\": [</w:t>
-      </w:r>
-    </w:p>
-    <w:p>
-      <w:pPr>
-        <w:shd w:val="clear" w:color="auto" w:fill="F2F2F2"/>
-        <w:spacing w:after="20"/>
-        <w:ind w:left="200"/>
-        <w:rPr>
-          <w:lang w:val="en-US"/>
-        </w:rPr>
-      </w:pPr>
-      <w:r>
-        <w:rPr>
-          <w:rFonts w:ascii="Consolas" w:eastAsia="Consolas" w:hAnsi="Consolas" w:cs="Consolas"/>
-          <w:sz w:val="19"/>
-          <w:szCs w:val="19"/>
-          <w:lang w:val="en-US"/>
-        </w:rPr>
-        <w:t xml:space="preserve">      </w:t>
-      </w:r>
-      <w:proofErr w:type="gramStart"/>
-      <w:r>
-        <w:rPr>
-          <w:rFonts w:ascii="Consolas" w:eastAsia="Consolas" w:hAnsi="Consolas" w:cs="Consolas"/>
-          <w:sz w:val="19"/>
-          <w:szCs w:val="19"/>
-          <w:lang w:val="en-US"/>
-        </w:rPr>
-        <w:t>{ \</w:t>
-      </w:r>
-      <w:proofErr w:type="gramEnd"/>
-      <w:r>
-        <w:rPr>
-          <w:rFonts w:ascii="Consolas" w:eastAsia="Consolas" w:hAnsi="Consolas" w:cs="Consolas"/>
-          <w:sz w:val="19"/>
-          <w:szCs w:val="19"/>
-          <w:lang w:val="en-US"/>
-        </w:rPr>
-        <w:t xml:space="preserve">"term\": </w:t>
-      </w:r>
-      <w:proofErr w:type="gramStart"/>
-      <w:r>
-        <w:rPr>
-          <w:rFonts w:ascii="Consolas" w:eastAsia="Consolas" w:hAnsi="Consolas" w:cs="Consolas"/>
-          <w:sz w:val="19"/>
-          <w:szCs w:val="19"/>
-          <w:lang w:val="en-US"/>
-        </w:rPr>
-        <w:t>{ \</w:t>
-      </w:r>
-      <w:proofErr w:type="gramEnd"/>
-      <w:r>
-        <w:rPr>
-          <w:rFonts w:ascii="Consolas" w:eastAsia="Consolas" w:hAnsi="Consolas" w:cs="Consolas"/>
-          <w:sz w:val="19"/>
-          <w:szCs w:val="19"/>
-          <w:lang w:val="en-US"/>
-        </w:rPr>
-        <w:t>"</w:t>
-      </w:r>
-      <w:proofErr w:type="gramStart"/>
-      <w:r>
-        <w:rPr>
-          <w:rFonts w:ascii="Consolas" w:eastAsia="Consolas" w:hAnsi="Consolas" w:cs="Consolas"/>
-          <w:sz w:val="19"/>
-          <w:szCs w:val="19"/>
-          <w:lang w:val="en-US"/>
-        </w:rPr>
-        <w:t>predecoder.program</w:t>
-      </w:r>
-      <w:proofErr w:type="gramEnd"/>
-      <w:r>
-        <w:rPr>
-          <w:rFonts w:ascii="Consolas" w:eastAsia="Consolas" w:hAnsi="Consolas" w:cs="Consolas"/>
-          <w:sz w:val="19"/>
-          <w:szCs w:val="19"/>
-          <w:lang w:val="en-US"/>
-        </w:rPr>
-        <w:t>_name\": \"${tag}\</w:t>
-      </w:r>
-      <w:proofErr w:type="gramStart"/>
-      <w:r>
-        <w:rPr>
-          <w:rFonts w:ascii="Consolas" w:eastAsia="Consolas" w:hAnsi="Consolas" w:cs="Consolas"/>
-          <w:sz w:val="19"/>
-          <w:szCs w:val="19"/>
-          <w:lang w:val="en-US"/>
-        </w:rPr>
-        <w:t>" }</w:t>
-      </w:r>
-      <w:proofErr w:type="gramEnd"/>
-      <w:r>
-        <w:rPr>
-          <w:rFonts w:ascii="Consolas" w:eastAsia="Consolas" w:hAnsi="Consolas" w:cs="Consolas"/>
-          <w:sz w:val="19"/>
-          <w:szCs w:val="19"/>
-          <w:lang w:val="en-US"/>
-        </w:rPr>
-        <w:t xml:space="preserve"> }</w:t>
+        <w:t xml:space="preserve">  curl -k -u admin:admin -X POST "$HOST/wazuh-archives-*/_update_by_query" \</w:t>
+      </w:r>
+    </w:p>
+    <w:p>
+      <w:pPr>
+        <w:shd w:val="clear" w:color="auto" w:fill="F2F2F2"/>
+        <w:spacing w:after="20"/>
+        <w:ind w:left="200"/>
+        <w:rPr>
+          <w:lang w:val="en-US"/>
+        </w:rPr>
+      </w:pPr>
+      <w:r>
+        <w:rPr>
+          <w:rFonts w:ascii="Consolas" w:eastAsia="Consolas" w:hAnsi="Consolas" w:cs="Consolas"/>
+          <w:sz w:val="19"/>
+          <w:szCs w:val="19"/>
+          <w:lang w:val="en-US"/>
+        </w:rPr>
+        <w:t xml:space="preserve">    -H 'Content-Type: application/json' -d "{</w:t>
+      </w:r>
+    </w:p>
+    <w:p>
+      <w:pPr>
+        <w:shd w:val="clear" w:color="auto" w:fill="F2F2F2"/>
+        <w:spacing w:after="20"/>
+        <w:ind w:left="200"/>
+        <w:rPr>
+          <w:lang w:val="en-US"/>
+        </w:rPr>
+      </w:pPr>
+      <w:r>
+        <w:rPr>
+          <w:rFonts w:ascii="Consolas" w:eastAsia="Consolas" w:hAnsi="Consolas" w:cs="Consolas"/>
+          <w:sz w:val="19"/>
+          <w:szCs w:val="19"/>
+          <w:lang w:val="en-US"/>
+        </w:rPr>
+        <w:t xml:space="preserve">    \"script\": { \"source\": \"ctx._source.location = params.path\", \"params\": { \"path\": \"/var/log/logs_Lab/${tag}/access.log\" } },</w:t>
+      </w:r>
+    </w:p>
+    <w:p>
+      <w:pPr>
+        <w:shd w:val="clear" w:color="auto" w:fill="F2F2F2"/>
+        <w:spacing w:after="20"/>
+        <w:ind w:left="200"/>
+        <w:rPr>
+          <w:lang w:val="en-US"/>
+        </w:rPr>
+      </w:pPr>
+      <w:r>
+        <w:rPr>
+          <w:rFonts w:ascii="Consolas" w:eastAsia="Consolas" w:hAnsi="Consolas" w:cs="Consolas"/>
+          <w:sz w:val="19"/>
+          <w:szCs w:val="19"/>
+          <w:lang w:val="en-US"/>
+        </w:rPr>
+        <w:t xml:space="preserve">    \"query\": { \"bool\": { \"must\": [</w:t>
+      </w:r>
+    </w:p>
+    <w:p>
+      <w:pPr>
+        <w:shd w:val="clear" w:color="auto" w:fill="F2F2F2"/>
+        <w:spacing w:after="20"/>
+        <w:ind w:left="200"/>
+        <w:rPr>
+          <w:lang w:val="en-US"/>
+        </w:rPr>
+      </w:pPr>
+      <w:r>
+        <w:rPr>
+          <w:rFonts w:ascii="Consolas" w:eastAsia="Consolas" w:hAnsi="Consolas" w:cs="Consolas"/>
+          <w:sz w:val="19"/>
+          <w:szCs w:val="19"/>
+          <w:lang w:val="en-US"/>
+        </w:rPr>
+        <w:t xml:space="preserve">      { \"term\": { \"predecoder.program_name\": \"${tag}\" } }</w:t>
       </w:r>
     </w:p>
     <w:p>
@@ -5157,67 +3597,7 @@
           <w:szCs w:val="19"/>
           <w:lang w:val="en-US"/>
         </w:rPr>
-        <w:t xml:space="preserve">      </w:t>
-      </w:r>
-      <w:proofErr w:type="gramStart"/>
-      <w:r>
-        <w:rPr>
-          <w:rFonts w:ascii="Consolas" w:eastAsia="Consolas" w:hAnsi="Consolas" w:cs="Consolas"/>
-          <w:sz w:val="19"/>
-          <w:szCs w:val="19"/>
-          <w:lang w:val="en-US"/>
-        </w:rPr>
-        <w:t>{ \</w:t>
-      </w:r>
-      <w:proofErr w:type="gramEnd"/>
-      <w:r>
-        <w:rPr>
-          <w:rFonts w:ascii="Consolas" w:eastAsia="Consolas" w:hAnsi="Consolas" w:cs="Consolas"/>
-          <w:sz w:val="19"/>
-          <w:szCs w:val="19"/>
-          <w:lang w:val="en-US"/>
-        </w:rPr>
-        <w:t xml:space="preserve">"match_phrase\": </w:t>
-      </w:r>
-      <w:proofErr w:type="gramStart"/>
-      <w:r>
-        <w:rPr>
-          <w:rFonts w:ascii="Consolas" w:eastAsia="Consolas" w:hAnsi="Consolas" w:cs="Consolas"/>
-          <w:sz w:val="19"/>
-          <w:szCs w:val="19"/>
-          <w:lang w:val="en-US"/>
-        </w:rPr>
-        <w:t>{ \</w:t>
-      </w:r>
-      <w:proofErr w:type="gramEnd"/>
-      <w:r>
-        <w:rPr>
-          <w:rFonts w:ascii="Consolas" w:eastAsia="Consolas" w:hAnsi="Consolas" w:cs="Consolas"/>
-          <w:sz w:val="19"/>
-          <w:szCs w:val="19"/>
-          <w:lang w:val="en-US"/>
-        </w:rPr>
-        <w:t>"full_log\": \"sshd\</w:t>
-      </w:r>
-      <w:proofErr w:type="gramStart"/>
-      <w:r>
-        <w:rPr>
-          <w:rFonts w:ascii="Consolas" w:eastAsia="Consolas" w:hAnsi="Consolas" w:cs="Consolas"/>
-          <w:sz w:val="19"/>
-          <w:szCs w:val="19"/>
-          <w:lang w:val="en-US"/>
-        </w:rPr>
-        <w:t>" }</w:t>
-      </w:r>
-      <w:proofErr w:type="gramEnd"/>
-      <w:r>
-        <w:rPr>
-          <w:rFonts w:ascii="Consolas" w:eastAsia="Consolas" w:hAnsi="Consolas" w:cs="Consolas"/>
-          <w:sz w:val="19"/>
-          <w:szCs w:val="19"/>
-          <w:lang w:val="en-US"/>
-        </w:rPr>
-        <w:t xml:space="preserve"> }</w:t>
+        <w:t xml:space="preserve">      { \"match_phrase\": { \"full_log\": \"sshd\" } }</w:t>
       </w:r>
     </w:p>
     <w:p>
@@ -5308,23 +3688,7 @@
           <w:i/>
           <w:iCs/>
         </w:rPr>
-        <w:t xml:space="preserve">el script agrupa las 8 consultas necesarias (mailsv, vendor_sales, y secure.log/access.log de cada uno de www1, www2 y www3) en un solo archivo, evitando tener que escribir todo manualmente dentro del </w:t>
-      </w:r>
-      <w:proofErr w:type="gramStart"/>
-      <w:r>
-        <w:rPr>
-          <w:i/>
-          <w:iCs/>
-        </w:rPr>
-        <w:t>manager</w:t>
-      </w:r>
-      <w:proofErr w:type="gramEnd"/>
-      <w:r>
-        <w:rPr>
-          <w:i/>
-          <w:iCs/>
-        </w:rPr>
-        <w:t>, donde no se dispone de portapapeles compartido.</w:t>
+        <w:t>el script agrupa las 8 consultas necesarias (mailsv, vendor_sales, y secure.log/access.log de cada uno de www1, www2 y www3) en un solo archivo, evitando tener que escribir todo manualmente dentro del manager, donde no se dispone de portapapeles compartido.</w:t>
       </w:r>
     </w:p>
     <w:p>
@@ -5332,15 +3696,7 @@
         <w:spacing w:after="150"/>
       </w:pPr>
       <w:r>
-        <w:t xml:space="preserve">Copiar el script al </w:t>
-      </w:r>
-      <w:proofErr w:type="gramStart"/>
-      <w:r>
-        <w:t>manager</w:t>
-      </w:r>
-      <w:proofErr w:type="gramEnd"/>
-      <w:r>
-        <w:t xml:space="preserve"> y ejecutarlo remotamente:</w:t>
+        <w:t>Copiar el script al manager y ejecutarlo remotamente:</w:t>
       </w:r>
     </w:p>
     <w:p>
@@ -5393,39 +3749,7 @@
           <w:i/>
           <w:iCs/>
         </w:rPr>
-        <w:t xml:space="preserve">el </w:t>
-      </w:r>
-      <w:proofErr w:type="gramStart"/>
-      <w:r>
-        <w:rPr>
-          <w:i/>
-          <w:iCs/>
-        </w:rPr>
-        <w:t>manager</w:t>
-      </w:r>
-      <w:proofErr w:type="gramEnd"/>
-      <w:r>
-        <w:rPr>
-          <w:i/>
-          <w:iCs/>
-        </w:rPr>
-        <w:t xml:space="preserve"> solo expone el puerto 9200 en localhost, por lo que la única forma de ejecutar las consultas contra OpenSearch es haciéndolo dentro de la propia VM del </w:t>
-      </w:r>
-      <w:proofErr w:type="gramStart"/>
-      <w:r>
-        <w:rPr>
-          <w:i/>
-          <w:iCs/>
-        </w:rPr>
-        <w:t>manager</w:t>
-      </w:r>
-      <w:proofErr w:type="gramEnd"/>
-      <w:r>
-        <w:rPr>
-          <w:i/>
-          <w:iCs/>
-        </w:rPr>
-        <w:t>. SCP transfiere el script ya preparado y SSH lo ejecuta remotamente sin necesidad de teclearlo a mano.</w:t>
+        <w:t>el manager solo expone el puerto 9200 en localhost, por lo que la única forma de ejecutar las consultas contra OpenSearch es haciéndolo dentro de la propia VM del manager. SCP transfiere el script ya preparado y SSH lo ejecuta remotamente sin necesidad de teclearlo a mano.</w:t>
       </w:r>
     </w:p>
     <w:p>
@@ -5508,15 +3832,7 @@
         <w:spacing w:after="80"/>
       </w:pPr>
       <w:r>
-        <w:t>El campo 'location' de los ~</w:t>
-      </w:r>
-      <w:proofErr w:type="gramStart"/>
-      <w:r>
-        <w:t>112.000 eventos históricos ya no muestra</w:t>
-      </w:r>
-      <w:proofErr w:type="gramEnd"/>
-      <w:r>
-        <w:t xml:space="preserve"> 'journald', sino la ruta real del archivo de origen.</w:t>
+        <w:t>El campo 'location' de los ~112.000 eventos históricos ya no muestra 'journald', sino la ruta real del archivo de origen.</w:t>
       </w:r>
     </w:p>
     <w:p>
@@ -5637,55 +3953,7 @@
           <w:i/>
           <w:iCs/>
         </w:rPr>
-        <w:t xml:space="preserve">cuando un término de búsqueda no especifica un campo, DQL lo traduce en una búsqueda de texto libre contra todos los campos indexados del documento (full_log, </w:t>
-      </w:r>
-      <w:proofErr w:type="gramStart"/>
-      <w:r>
-        <w:rPr>
-          <w:i/>
-          <w:iCs/>
-        </w:rPr>
-        <w:t>predecoder.hostname</w:t>
-      </w:r>
-      <w:proofErr w:type="gramEnd"/>
-      <w:r>
-        <w:rPr>
-          <w:i/>
-          <w:iCs/>
-        </w:rPr>
-        <w:t xml:space="preserve">, </w:t>
-      </w:r>
-      <w:proofErr w:type="gramStart"/>
-      <w:r>
-        <w:rPr>
-          <w:i/>
-          <w:iCs/>
-        </w:rPr>
-        <w:t>rule.description</w:t>
-      </w:r>
-      <w:proofErr w:type="gramEnd"/>
-      <w:r>
-        <w:rPr>
-          <w:i/>
-          <w:iCs/>
-        </w:rPr>
-        <w:t xml:space="preserve">, </w:t>
-      </w:r>
-      <w:proofErr w:type="gramStart"/>
-      <w:r>
-        <w:rPr>
-          <w:i/>
-          <w:iCs/>
-        </w:rPr>
-        <w:t>data.*</w:t>
-      </w:r>
-      <w:proofErr w:type="gramEnd"/>
-      <w:r>
-        <w:rPr>
-          <w:i/>
-          <w:iCs/>
-        </w:rPr>
-        <w:t>, etc.). Con un único término esto ya genera muchas cláusulas internas; al combinar varios términos con AND, el número de combinaciones se multiplica y supera el límite de 1024 cláusulas configurado en el motor de búsqueda.</w:t>
+        <w:t>cuando un término de búsqueda no especifica un campo, DQL lo traduce en una búsqueda de texto libre contra todos los campos indexados del documento (full_log, predecoder.hostname, rule.description, data.*, etc.). Con un único término esto ya genera muchas cláusulas internas; al combinar varios términos con AND, el número de combinaciones se multiplica y supera el límite de 1024 cláusulas configurado en el motor de búsqueda.</w:t>
       </w:r>
     </w:p>
     <w:p>
@@ -5721,59 +3989,8 @@
           <w:szCs w:val="19"/>
           <w:lang w:val="en-US"/>
         </w:rPr>
-        <w:t>full_</w:t>
-      </w:r>
-      <w:proofErr w:type="gramStart"/>
-      <w:r>
-        <w:rPr>
-          <w:rFonts w:ascii="Consolas" w:eastAsia="Consolas" w:hAnsi="Consolas" w:cs="Consolas"/>
-          <w:sz w:val="19"/>
-          <w:szCs w:val="19"/>
-          <w:lang w:val="en-US"/>
-        </w:rPr>
-        <w:t>log:mailsv</w:t>
-      </w:r>
-      <w:proofErr w:type="gramEnd"/>
-      <w:r>
-        <w:rPr>
-          <w:rFonts w:ascii="Consolas" w:eastAsia="Consolas" w:hAnsi="Consolas" w:cs="Consolas"/>
-          <w:sz w:val="19"/>
-          <w:szCs w:val="19"/>
-          <w:lang w:val="en-US"/>
-        </w:rPr>
-        <w:t xml:space="preserve"> AND full_</w:t>
-      </w:r>
-      <w:proofErr w:type="gramStart"/>
-      <w:r>
-        <w:rPr>
-          <w:rFonts w:ascii="Consolas" w:eastAsia="Consolas" w:hAnsi="Consolas" w:cs="Consolas"/>
-          <w:sz w:val="19"/>
-          <w:szCs w:val="19"/>
-          <w:lang w:val="en-US"/>
-        </w:rPr>
-        <w:t>log:failed</w:t>
-      </w:r>
-      <w:proofErr w:type="gramEnd"/>
-      <w:r>
-        <w:rPr>
-          <w:rFonts w:ascii="Consolas" w:eastAsia="Consolas" w:hAnsi="Consolas" w:cs="Consolas"/>
-          <w:sz w:val="19"/>
-          <w:szCs w:val="19"/>
-          <w:lang w:val="en-US"/>
-        </w:rPr>
-        <w:t xml:space="preserve"> AND full_</w:t>
-      </w:r>
-      <w:proofErr w:type="gramStart"/>
-      <w:r>
-        <w:rPr>
-          <w:rFonts w:ascii="Consolas" w:eastAsia="Consolas" w:hAnsi="Consolas" w:cs="Consolas"/>
-          <w:sz w:val="19"/>
-          <w:szCs w:val="19"/>
-          <w:lang w:val="en-US"/>
-        </w:rPr>
-        <w:t>log:root</w:t>
-      </w:r>
-      <w:proofErr w:type="gramEnd"/>
+        <w:t>full_log:mailsv AND full_log:failed AND full_log:root</w:t>
+      </w:r>
     </w:p>
     <w:p>
       <w:pPr>
@@ -5794,23 +4011,7 @@
           <w:i/>
           <w:iCs/>
         </w:rPr>
-        <w:t xml:space="preserve">al limitar la búsqueda a un solo campo por término, se evita la expansión combinatoria de cláusulas y la consulta se ejecuta sin error. Esta versión devolvió 346 resultados correctamente, mostrando eventos como 'Failed </w:t>
-      </w:r>
-      <w:proofErr w:type="gramStart"/>
-      <w:r>
-        <w:rPr>
-          <w:i/>
-          <w:iCs/>
-        </w:rPr>
-        <w:t>password</w:t>
-      </w:r>
-      <w:proofErr w:type="gramEnd"/>
-      <w:r>
-        <w:rPr>
-          <w:i/>
-          <w:iCs/>
-        </w:rPr>
-        <w:t xml:space="preserve"> for root from ...'.</w:t>
+        <w:t>al limitar la búsqueda a un solo campo por término, se evita la expansión combinatoria de cláusulas y la consulta se ejecuta sin error. Esta versión devolvió 346 resultados correctamente, mostrando eventos como 'Failed password for root from ...'.</w:t>
       </w:r>
     </w:p>
     <w:p>
@@ -5846,23 +4047,7 @@
         <w:spacing w:after="80"/>
       </w:pPr>
       <w:r>
-        <w:t>Búsqueda con campo específico (ej. 'full_</w:t>
-      </w:r>
-      <w:proofErr w:type="gramStart"/>
-      <w:r>
-        <w:t>log:mailsv</w:t>
-      </w:r>
-      <w:proofErr w:type="gramEnd"/>
-      <w:r>
-        <w:t xml:space="preserve"> AND full_</w:t>
-      </w:r>
-      <w:proofErr w:type="gramStart"/>
-      <w:r>
-        <w:t>log:failed</w:t>
-      </w:r>
-      <w:proofErr w:type="gramEnd"/>
-      <w:r>
-        <w:t>'): más rápida, más precisa y evita el error de demasiadas cláusulas.</w:t>
+        <w:t>Búsqueda con campo específico (ej. 'full_log:mailsv AND full_log:failed'): más rápida, más precisa y evita el error de demasiadas cláusulas.</w:t>
       </w:r>
     </w:p>
     <w:p>
@@ -5875,39 +4060,7 @@
         <w:spacing w:after="80"/>
       </w:pPr>
       <w:r>
-        <w:t>Recomendación general: al combinar 3 o más condiciones con AND/OR en Discover, especificar siempre el campo (full_</w:t>
-      </w:r>
-      <w:proofErr w:type="gramStart"/>
-      <w:r>
-        <w:t>log:,</w:t>
-      </w:r>
-      <w:proofErr w:type="gramEnd"/>
-      <w:r>
-        <w:t xml:space="preserve"> </w:t>
-      </w:r>
-      <w:proofErr w:type="gramStart"/>
-      <w:r>
-        <w:t>predecoder.program</w:t>
-      </w:r>
-      <w:proofErr w:type="gramEnd"/>
-      <w:r>
-        <w:t>_</w:t>
-      </w:r>
-      <w:proofErr w:type="gramStart"/>
-      <w:r>
-        <w:t>name:,</w:t>
-      </w:r>
-      <w:proofErr w:type="gramEnd"/>
-      <w:r>
-        <w:t xml:space="preserve"> </w:t>
-      </w:r>
-      <w:proofErr w:type="gramStart"/>
-      <w:r>
-        <w:t>rule.description:,</w:t>
-      </w:r>
-      <w:proofErr w:type="gramEnd"/>
-      <w:r>
-        <w:t xml:space="preserve"> etc.) en vez de dejar el término en texto libre.</w:t>
+        <w:t>Recomendación general: al combinar 3 o más condiciones con AND/OR en Discover, especificar siempre el campo (full_log:, predecoder.program_name:, rule.description:, etc.) en vez de dejar el término en texto libre.</w:t>
       </w:r>
     </w:p>
     <w:p>
@@ -5941,15 +4094,7 @@
         <w:spacing w:after="150"/>
       </w:pPr>
       <w:r>
-        <w:t xml:space="preserve">El servicio SSH de Kali estaba </w:t>
-      </w:r>
-      <w:proofErr w:type="gramStart"/>
-      <w:r>
-        <w:t>instalado</w:t>
-      </w:r>
-      <w:proofErr w:type="gramEnd"/>
-      <w:r>
-        <w:t xml:space="preserve"> pero inactivo. Se habilitó y arrancó:</w:t>
+        <w:t>El servicio SSH de Kali estaba instalado pero inactivo. Se habilitó y arrancó:</w:t>
       </w:r>
     </w:p>
     <w:p>
@@ -6024,23 +4169,7 @@
           <w:i/>
           <w:iCs/>
         </w:rPr>
-        <w:t xml:space="preserve">systemctl </w:t>
-      </w:r>
-      <w:proofErr w:type="gramStart"/>
-      <w:r>
-        <w:rPr>
-          <w:i/>
-          <w:iCs/>
-        </w:rPr>
-        <w:t>status</w:t>
-      </w:r>
-      <w:proofErr w:type="gramEnd"/>
-      <w:r>
-        <w:rPr>
-          <w:i/>
-          <w:iCs/>
-        </w:rPr>
-        <w:t xml:space="preserve"> confirmó 'active (running)', escuchando en el puerto 22 (IPv4 e IPv6), condición necesaria antes de poder atacar el servicio.</w:t>
+        <w:t>systemctl status confirmó 'active (running)', escuchando en el puerto 22 (IPv4 e IPv6), condición necesaria antes de poder atacar el servicio.</w:t>
       </w:r>
     </w:p>
     <w:p>
@@ -6087,15 +4216,7 @@
         <w:spacing w:after="150"/>
       </w:pPr>
       <w:r>
-        <w:t>Contraseña asignada de forma interactiva: Summer2026. Nota de troubleshooting: el método 'echo "</w:t>
-      </w:r>
-      <w:proofErr w:type="gramStart"/>
-      <w:r>
-        <w:t>usuario:contraseña</w:t>
-      </w:r>
-      <w:proofErr w:type="gramEnd"/>
-      <w:r>
-        <w:t>" | sudo chpasswd' falló repetidamente por problemas de comillas al copiar/pegar en la terminal (quedaba en modo 'quote&gt;' o el propio texto 'echo' se colaba como parte del usuario). El método interactivo con 'sudo passwd' resultó más robusto y se usó en su lugar.</w:t>
+        <w:t>Contraseña asignada de forma interactiva: Summer2026. Nota de troubleshooting: el método 'echo "usuario:contraseña" | sudo chpasswd' falló repetidamente por problemas de comillas al copiar/pegar en la terminal (quedaba en modo 'quote&gt;' o el propio texto 'echo' se colaba como parte del usuario). El método interactivo con 'sudo passwd' resultó más robusto y se usó en su lugar.</w:t>
       </w:r>
     </w:p>
     <w:p>
@@ -6169,27 +4290,7 @@
           <w:szCs w:val="19"/>
           <w:lang w:val="en-US"/>
         </w:rPr>
-        <w:t>[</w:t>
-      </w:r>
-      <w:proofErr w:type="gramStart"/>
-      <w:r>
-        <w:rPr>
-          <w:rFonts w:ascii="Consolas" w:eastAsia="Consolas" w:hAnsi="Consolas" w:cs="Consolas"/>
-          <w:sz w:val="19"/>
-          <w:szCs w:val="19"/>
-          <w:lang w:val="en-US"/>
-        </w:rPr>
-        <w:t>22][</w:t>
-      </w:r>
-      <w:proofErr w:type="gramEnd"/>
-      <w:r>
-        <w:rPr>
-          <w:rFonts w:ascii="Consolas" w:eastAsia="Consolas" w:hAnsi="Consolas" w:cs="Consolas"/>
-          <w:sz w:val="19"/>
-          <w:szCs w:val="19"/>
-          <w:lang w:val="en-US"/>
-        </w:rPr>
-        <w:t>ssh] host: 127.0.0.1   login: labtest   password: Summer2026</w:t>
+        <w:t>[22][ssh] host: 127.0.0.1   login: labtest   password: Summer2026</w:t>
       </w:r>
     </w:p>
     <w:p>
@@ -6225,23 +4326,7 @@
         <w:spacing w:after="150"/>
       </w:pPr>
       <w:r>
-        <w:t xml:space="preserve">Importante: la verificación debe hacerse sobre el índice wazuh-alerts-* (eventos que dispararon una regla), no wazuh-archives-* (todos los eventos brutos), ya que solo el primero expone los campos rule.id, </w:t>
-      </w:r>
-      <w:proofErr w:type="gramStart"/>
-      <w:r>
-        <w:t>rule.description</w:t>
-      </w:r>
-      <w:proofErr w:type="gramEnd"/>
-      <w:r>
-        <w:t xml:space="preserve">, </w:t>
-      </w:r>
-      <w:proofErr w:type="gramStart"/>
-      <w:r>
-        <w:t>rule.level</w:t>
-      </w:r>
-      <w:proofErr w:type="gramEnd"/>
-      <w:r>
-        <w:t xml:space="preserve"> y el mapeo a marcos de cumplimiento.</w:t>
+        <w:t>Importante: la verificación debe hacerse sobre el índice wazuh-alerts-* (eventos que dispararon una regla), no wazuh-archives-* (todos los eventos brutos), ya que solo el primero expone los campos rule.id, rule.description, rule.level y el mapeo a marcos de cumplimiento.</w:t>
       </w:r>
     </w:p>
     <w:p>
@@ -6271,18 +4356,8 @@
           <w:sz w:val="19"/>
           <w:szCs w:val="19"/>
         </w:rPr>
-        <w:t>Búsqueda: full_</w:t>
-      </w:r>
-      <w:proofErr w:type="gramStart"/>
-      <w:r>
-        <w:rPr>
-          <w:rFonts w:ascii="Consolas" w:eastAsia="Consolas" w:hAnsi="Consolas" w:cs="Consolas"/>
-          <w:sz w:val="19"/>
-          <w:szCs w:val="19"/>
-        </w:rPr>
-        <w:t>log:labtest</w:t>
-      </w:r>
-      <w:proofErr w:type="gramEnd"/>
+        <w:t>Búsqueda: full_log:labtest</w:t>
+      </w:r>
     </w:p>
     <w:p>
       <w:pPr>
@@ -6344,14 +4419,12 @@
             <w:tcW w:w="2337" w:type="dxa"/>
           </w:tcPr>
           <w:p>
-            <w:proofErr w:type="gramStart"/>
             <w:r>
               <w:rPr>
                 <w:b/>
               </w:rPr>
               <w:t>rule.description</w:t>
             </w:r>
-            <w:proofErr w:type="gramEnd"/>
           </w:p>
         </w:tc>
         <w:tc>
@@ -6359,14 +4432,12 @@
             <w:tcW w:w="2337" w:type="dxa"/>
           </w:tcPr>
           <w:p>
-            <w:proofErr w:type="gramStart"/>
             <w:r>
               <w:rPr>
                 <w:b/>
               </w:rPr>
               <w:t>rule.level</w:t>
             </w:r>
-            <w:proofErr w:type="gramEnd"/>
           </w:p>
         </w:tc>
         <w:tc>
@@ -6500,13 +4571,8 @@
           </w:tcPr>
           <w:p>
             <w:r>
-              <w:t xml:space="preserve">PAM: User changed </w:t>
+              <w:t>PAM: User changed password</w:t>
             </w:r>
-            <w:proofErr w:type="gramStart"/>
-            <w:r>
-              <w:t>password</w:t>
-            </w:r>
-            <w:proofErr w:type="gramEnd"/>
           </w:p>
         </w:tc>
         <w:tc>
@@ -6638,14 +4704,12 @@
             <w:tcW w:w="1870" w:type="dxa"/>
           </w:tcPr>
           <w:p>
-            <w:proofErr w:type="gramStart"/>
             <w:r>
               <w:rPr>
                 <w:b/>
               </w:rPr>
               <w:t>rule.description</w:t>
             </w:r>
-            <w:proofErr w:type="gramEnd"/>
           </w:p>
         </w:tc>
         <w:tc>
@@ -6653,14 +4717,12 @@
             <w:tcW w:w="1870" w:type="dxa"/>
           </w:tcPr>
           <w:p>
-            <w:proofErr w:type="gramStart"/>
             <w:r>
               <w:rPr>
                 <w:b/>
               </w:rPr>
               <w:t>rule.level</w:t>
             </w:r>
-            <w:proofErr w:type="gramEnd"/>
           </w:p>
         </w:tc>
         <w:tc>
@@ -6906,15 +4968,7 @@
         <w:spacing w:after="80"/>
       </w:pPr>
       <w:r>
-        <w:t xml:space="preserve">Documentar el rule.id final asignado a la regla personalizada y guardar el archivo local_rules.xml en la carpeta 03-reglas-personalizadas del repositorio de </w:t>
-      </w:r>
-      <w:proofErr w:type="gramStart"/>
-      <w:r>
-        <w:t>portfolio</w:t>
-      </w:r>
-      <w:proofErr w:type="gramEnd"/>
-      <w:r>
-        <w:t>.</w:t>
+        <w:t>Documentar el rule.id final asignado a la regla personalizada y guardar el archivo local_rules.xml en la carpeta 03-reglas-personalizadas del repositorio de portfolio.</w:t>
       </w:r>
     </w:p>
     <w:p>
@@ -7000,21 +5054,7 @@
         <w:rPr>
           <w:lang w:val="en-US"/>
         </w:rPr>
-        <w:t xml:space="preserve">Buckets → X-axis → Aggregation: Terms → Field: </w:t>
-      </w:r>
-      <w:proofErr w:type="gramStart"/>
-      <w:r>
-        <w:rPr>
-          <w:lang w:val="en-US"/>
-        </w:rPr>
-        <w:t>data.srcip</w:t>
-      </w:r>
-      <w:proofErr w:type="gramEnd"/>
-      <w:r>
-        <w:rPr>
-          <w:lang w:val="en-US"/>
-        </w:rPr>
-        <w:t xml:space="preserve"> → Size: 10 → Order by: Count → Order: Descending</w:t>
+        <w:t>Buckets → X-axis → Aggregation: Terms → Field: data.srcip → Size: 10 → Order by: Count → Order: Descending</w:t>
       </w:r>
     </w:p>
     <w:p>
@@ -7125,21 +5165,7 @@
         <w:rPr>
           <w:lang w:val="en-US"/>
         </w:rPr>
-        <w:t xml:space="preserve">Buckets → Split slices → Aggregation: Terms → Field: </w:t>
-      </w:r>
-      <w:proofErr w:type="gramStart"/>
-      <w:r>
-        <w:rPr>
-          <w:lang w:val="en-US"/>
-        </w:rPr>
-        <w:t>rule.level</w:t>
-      </w:r>
-      <w:proofErr w:type="gramEnd"/>
-      <w:r>
-        <w:rPr>
-          <w:lang w:val="en-US"/>
-        </w:rPr>
-        <w:t xml:space="preserve"> → Size: 10 → Order by: Count → Order: Descending</w:t>
+        <w:t>Buckets → Split slices → Aggregation: Terms → Field: rule.level → Size: 10 → Order by: Count → Order: Descending</w:t>
       </w:r>
     </w:p>
     <w:p>
@@ -7476,15 +5502,7 @@
         <w:spacing w:after="150"/>
       </w:pPr>
       <w:r>
-        <w:t xml:space="preserve">Feodo Tracker (abuse.ch) es una fuente publica y gratuita de IPs maliciosas asociadas a botnets y </w:t>
-      </w:r>
-      <w:proofErr w:type="gramStart"/>
-      <w:r>
-        <w:t>malware</w:t>
-      </w:r>
-      <w:proofErr w:type="gramEnd"/>
-      <w:r>
-        <w:t xml:space="preserve"> bancario. Se descargo la lista desde Kali para verificar disponibilidad:</w:t>
+        <w:t>Feodo Tracker (abuse.ch) es una fuente publica y gratuita de IPs maliciosas asociadas a botnets y malware bancario. Se descargo la lista desde Kali para verificar disponibilidad:</w:t>
       </w:r>
     </w:p>
     <w:p>
@@ -7521,23 +5539,7 @@
           <w:i/>
           <w:iCs/>
         </w:rPr>
-        <w:t xml:space="preserve">se obtuvieron 5 IPs maliciosas reales: 162.243.103.246, 178.62.3.223, 27.133.154.218, 34.204.119.63, 50.16.16.211. La descarga directa al </w:t>
-      </w:r>
-      <w:proofErr w:type="gramStart"/>
-      <w:r>
-        <w:rPr>
-          <w:i/>
-          <w:iCs/>
-        </w:rPr>
-        <w:t>manager</w:t>
-      </w:r>
-      <w:proofErr w:type="gramEnd"/>
-      <w:r>
-        <w:rPr>
-          <w:i/>
-          <w:iCs/>
-        </w:rPr>
-        <w:t xml:space="preserve"> no funciono, por lo que se crearon manualmente las 3 primeras IPs.</w:t>
+        <w:t>se obtuvieron 5 IPs maliciosas reales: 162.243.103.246, 178.62.3.223, 27.133.154.218, 34.204.119.63, 50.16.16.211. La descarga directa al manager no funciono, por lo que se crearon manualmente las 3 primeras IPs.</w:t>
       </w:r>
     </w:p>
     <w:p>
@@ -7545,36 +5547,15 @@
         <w:spacing w:before="300" w:after="150"/>
       </w:pPr>
       <w:r>
-        <w:t xml:space="preserve">Paso 50 — Crear la CDB list en el </w:t>
-      </w:r>
-      <w:proofErr w:type="gramStart"/>
-      <w:r>
-        <w:t>manager</w:t>
-      </w:r>
-      <w:proofErr w:type="gramEnd"/>
+        <w:t>Paso 50 — Crear la CDB list en el manager</w:t>
+      </w:r>
     </w:p>
     <w:p>
       <w:pPr>
         <w:spacing w:after="150"/>
       </w:pPr>
       <w:r>
-        <w:t xml:space="preserve">Las CDB lists de Wazuh requieren formato </w:t>
-      </w:r>
-      <w:proofErr w:type="gramStart"/>
-      <w:r>
-        <w:t>clave:valor</w:t>
-      </w:r>
-      <w:proofErr w:type="gramEnd"/>
-      <w:r>
-        <w:t xml:space="preserve"> (IP seguida de dos puntos). Se creo el archivo directamente en el </w:t>
-      </w:r>
-      <w:proofErr w:type="gramStart"/>
-      <w:r>
-        <w:t>manager</w:t>
-      </w:r>
-      <w:proofErr w:type="gramEnd"/>
-      <w:r>
-        <w:t>:</w:t>
+        <w:t>Las CDB lists de Wazuh requieren formato clave:valor (IP seguida de dos puntos). Se creo el archivo directamente en el manager:</w:t>
       </w:r>
     </w:p>
     <w:p>
@@ -7611,23 +5592,7 @@
           <w:i/>
           <w:iCs/>
         </w:rPr>
-        <w:t xml:space="preserve">el formato correcto para CDB lists es "IP:" (con dos puntos al final). Sin los dos puntos, Wazuh no compila el </w:t>
-      </w:r>
-      <w:proofErr w:type="gramStart"/>
-      <w:r>
-        <w:rPr>
-          <w:i/>
-          <w:iCs/>
-        </w:rPr>
-        <w:t>archivo .cdb</w:t>
-      </w:r>
-      <w:proofErr w:type="gramEnd"/>
-      <w:r>
-        <w:rPr>
-          <w:i/>
-          <w:iCs/>
-        </w:rPr>
-        <w:t xml:space="preserve"> y la regla no puede hacer lookup contra la lista.</w:t>
+        <w:t>el formato correcto para CDB lists es "IP:" (con dos puntos al final). Sin los dos puntos, Wazuh no compila el archivo .cdb y la regla no puede hacer lookup contra la lista.</w:t>
       </w:r>
     </w:p>
     <w:p>
@@ -7770,67 +5735,7 @@
           <w:szCs w:val="19"/>
           <w:lang w:val="en-US"/>
         </w:rPr>
-        <w:t>&lt;group&gt;</w:t>
-      </w:r>
-      <w:proofErr w:type="gramStart"/>
-      <w:r>
-        <w:rPr>
-          <w:rFonts w:ascii="Consolas" w:eastAsia="Consolas" w:hAnsi="Consolas" w:cs="Consolas"/>
-          <w:sz w:val="19"/>
-          <w:szCs w:val="19"/>
-          <w:lang w:val="en-US"/>
-        </w:rPr>
-        <w:t>blacklist,threat</w:t>
-      </w:r>
-      <w:proofErr w:type="gramEnd"/>
-      <w:r>
-        <w:rPr>
-          <w:rFonts w:ascii="Consolas" w:eastAsia="Consolas" w:hAnsi="Consolas" w:cs="Consolas"/>
-          <w:sz w:val="19"/>
-          <w:szCs w:val="19"/>
-          <w:lang w:val="en-US"/>
-        </w:rPr>
-        <w:t>_</w:t>
-      </w:r>
-      <w:proofErr w:type="gramStart"/>
-      <w:r>
-        <w:rPr>
-          <w:rFonts w:ascii="Consolas" w:eastAsia="Consolas" w:hAnsi="Consolas" w:cs="Consolas"/>
-          <w:sz w:val="19"/>
-          <w:szCs w:val="19"/>
-          <w:lang w:val="en-US"/>
-        </w:rPr>
-        <w:t>intel,pci</w:t>
-      </w:r>
-      <w:proofErr w:type="gramEnd"/>
-      <w:r>
-        <w:rPr>
-          <w:rFonts w:ascii="Consolas" w:eastAsia="Consolas" w:hAnsi="Consolas" w:cs="Consolas"/>
-          <w:sz w:val="19"/>
-          <w:szCs w:val="19"/>
-          <w:lang w:val="en-US"/>
-        </w:rPr>
-        <w:t>_dss_11.</w:t>
-      </w:r>
-      <w:proofErr w:type="gramStart"/>
-      <w:r>
-        <w:rPr>
-          <w:rFonts w:ascii="Consolas" w:eastAsia="Consolas" w:hAnsi="Consolas" w:cs="Consolas"/>
-          <w:sz w:val="19"/>
-          <w:szCs w:val="19"/>
-          <w:lang w:val="en-US"/>
-        </w:rPr>
-        <w:t>4,&lt;</w:t>
-      </w:r>
-      <w:proofErr w:type="gramEnd"/>
-      <w:r>
-        <w:rPr>
-          <w:rFonts w:ascii="Consolas" w:eastAsia="Consolas" w:hAnsi="Consolas" w:cs="Consolas"/>
-          <w:sz w:val="19"/>
-          <w:szCs w:val="19"/>
-          <w:lang w:val="en-US"/>
-        </w:rPr>
-        <w:t>/group&gt;</w:t>
+        <w:t>&lt;group&gt;blacklist,threat_intel,pci_dss_11.4,&lt;/group&gt;</w:t>
       </w:r>
     </w:p>
     <w:p>
@@ -7872,15 +5777,7 @@
         <w:t xml:space="preserve">Formato incorrecto de CDB list: </w:t>
       </w:r>
       <w:r>
-        <w:t xml:space="preserve">inicialmente el archivo contenia solo IPs sin dos puntos. Wazuh no compilo </w:t>
-      </w:r>
-      <w:proofErr w:type="gramStart"/>
-      <w:r>
-        <w:t>el .cdb</w:t>
-      </w:r>
-      <w:proofErr w:type="gramEnd"/>
-      <w:r>
-        <w:t>. Solucion: recrear con formato "IP:" usando printf.</w:t>
+        <w:t>inicialmente el archivo contenia solo IPs sin dos puntos. Wazuh no compilo el .cdb. Solucion: recrear con formato "IP:" usando printf.</w:t>
       </w:r>
     </w:p>
     <w:p>
@@ -7943,34 +5840,10 @@
           <w:b/>
           <w:bCs/>
         </w:rPr>
-        <w:t xml:space="preserve">IP </w:t>
-      </w:r>
-      <w:proofErr w:type="gramStart"/>
-      <w:r>
-        <w:rPr>
-          <w:b/>
-          <w:bCs/>
-        </w:rPr>
-        <w:t>del agente desactualizada</w:t>
-      </w:r>
-      <w:proofErr w:type="gramEnd"/>
-      <w:r>
-        <w:rPr>
-          <w:b/>
-          <w:bCs/>
-        </w:rPr>
-        <w:t xml:space="preserve">: </w:t>
-      </w:r>
-      <w:r>
-        <w:t xml:space="preserve">el </w:t>
-      </w:r>
-      <w:proofErr w:type="gramStart"/>
-      <w:r>
-        <w:t>manager</w:t>
-      </w:r>
-      <w:proofErr w:type="gramEnd"/>
-      <w:r>
-        <w:t xml:space="preserve"> cambio de IP (192.168.0.38 a 192.168.0.16) y el agente perdio la conexion. Solucion: sudo sed -i 's/192.168.0.38/192.168.0.16/' /var/ossec/etc/ossec.conf y reiniciar el agente.</w:t>
+        <w:t xml:space="preserve">IP del agente desactualizada: </w:t>
+      </w:r>
+      <w:r>
+        <w:t>el manager cambio de IP (192.168.0.38 a 192.168.0.16) y el agente perdio la conexion. Solucion: sudo sed -i 's/192.168.0.38/192.168.0.16/' /var/ossec/etc/ossec.conf y reiniciar el agente.</w:t>
       </w:r>
     </w:p>
     <w:p>
@@ -8006,27 +5879,7 @@
           <w:lang w:val="en-US"/>
         </w:rPr>
         <w:lastRenderedPageBreak/>
-        <w:t xml:space="preserve">echo 'Aug 11 23:00:01 kali </w:t>
-      </w:r>
-      <w:proofErr w:type="gramStart"/>
-      <w:r>
-        <w:rPr>
-          <w:rFonts w:ascii="Consolas" w:eastAsia="Consolas" w:hAnsi="Consolas" w:cs="Consolas"/>
-          <w:sz w:val="19"/>
-          <w:szCs w:val="19"/>
-          <w:lang w:val="en-US"/>
-        </w:rPr>
-        <w:t>sshd[</w:t>
-      </w:r>
-      <w:proofErr w:type="gramEnd"/>
-      <w:r>
-        <w:rPr>
-          <w:rFonts w:ascii="Consolas" w:eastAsia="Consolas" w:hAnsi="Consolas" w:cs="Consolas"/>
-          <w:sz w:val="19"/>
-          <w:szCs w:val="19"/>
-          <w:lang w:val="en-US"/>
-        </w:rPr>
-        <w:t>9999]: Failed password for labtest from 162.243.103.246 port 55000 ssh2' | sudo tee -a /var/log/dpkg.log</w:t>
+        <w:t>echo 'Aug 11 23:00:01 kali sshd[9999]: Failed password for labtest from 162.243.103.246 port 55000 ssh2' | sudo tee -a /var/log/dpkg.log</w:t>
       </w:r>
     </w:p>
     <w:p>
@@ -8042,6 +5895,9 @@
         <w:spacing w:before="300" w:after="150"/>
       </w:pPr>
       <w:r>
+        <w:rPr>
+          <w:noProof/>
+        </w:rPr>
         <w:drawing>
           <wp:inline distT="0" distB="0" distL="0" distR="0" wp14:anchorId="465D5F88" wp14:editId="4C3CE433">
             <wp:extent cx="5943600" cy="2653665"/>
@@ -8108,15 +5964,7 @@
         <w:spacing w:after="80"/>
       </w:pPr>
       <w:r>
-        <w:t xml:space="preserve">Lista compilada </w:t>
-      </w:r>
-      <w:proofErr w:type="gramStart"/>
-      <w:r>
-        <w:t>a .cdb</w:t>
-      </w:r>
-      <w:proofErr w:type="gramEnd"/>
-      <w:r>
-        <w:t xml:space="preserve"> y referenciada en ossec.conf. ✓</w:t>
+        <w:t>Lista compilada a .cdb y referenciada en ossec.conf. ✓</w:t>
       </w:r>
     </w:p>
     <w:p>

--- a/01-bitacora-ejecucion/Guia_Configuracion_Wazuh_actualizada.docx
+++ b/01-bitacora-ejecucion/Guia_Configuracion_Wazuh_actualizada.docx
@@ -17341,6 +17341,825 @@
       <w:proofErr w:type="spellEnd"/>
       <w:r>
         <w:t xml:space="preserve"> 69.0. ✓</w:t>
+      </w:r>
+    </w:p>
+    <w:p>
+      <w:r>
+        <w:br w:type="page"/>
+      </w:r>
+    </w:p>
+    <w:p>
+      <w:pPr>
+        <w:spacing w:before="400" w:after="200"/>
+      </w:pPr>
+      <w:r>
+        <w:lastRenderedPageBreak/>
+        <w:t>Parte 12 — Laboratorio 5: File Integrity Monitoring (FIM)</w:t>
+      </w:r>
+    </w:p>
+    <w:p>
+      <w:pPr>
+        <w:spacing w:after="150"/>
+      </w:pPr>
+      <w:r>
+        <w:t>Este laboratorio documenta la configuracion del modulo FIM de Wazuh para vigilar archivos criticos del sistema en tiempo real y la simulacion de una modificacion no autorizada en la configuracion de SSH, demostrando la capacidad de deteccion de cambios no autorizados exigida en marcos de cumplimiento como PCI-DSS e ISO 27001.</w:t>
+      </w:r>
+    </w:p>
+    <w:p>
+      <w:pPr>
+        <w:spacing w:before="300" w:after="150"/>
+      </w:pPr>
+      <w:r>
+        <w:t>Paso 57 — Configurar syscheck en ossec.conf del agente</w:t>
+      </w:r>
+    </w:p>
+    <w:p>
+      <w:pPr>
+        <w:spacing w:after="150"/>
+      </w:pPr>
+      <w:r>
+        <w:t>En el agente Kali, se edito /var/ossec/etc/ossec.conf para anadir monitoreo en tiempo real de /etc y /usr/bin:</w:t>
+      </w:r>
+    </w:p>
+    <w:p>
+      <w:pPr>
+        <w:shd w:val="clear" w:color="auto" w:fill="F2F2F2"/>
+        <w:spacing w:after="20"/>
+        <w:ind w:left="200"/>
+      </w:pPr>
+      <w:r>
+        <w:rPr>
+          <w:rFonts w:ascii="Consolas" w:eastAsia="Consolas" w:hAnsi="Consolas" w:cs="Consolas"/>
+          <w:sz w:val="19"/>
+          <w:szCs w:val="19"/>
+        </w:rPr>
+        <w:t>sudo nano /var/ossec/etc/ossec.conf</w:t>
+      </w:r>
+    </w:p>
+    <w:p>
+      <w:pPr>
+        <w:spacing w:after="120"/>
+      </w:pPr>
+      <w:r>
+        <w:t>Linea anadida dentro del bloque &lt;syscheck&gt;:</w:t>
+      </w:r>
+    </w:p>
+    <w:p>
+      <w:pPr>
+        <w:shd w:val="clear" w:color="auto" w:fill="F2F2F2"/>
+        <w:spacing w:after="20"/>
+        <w:ind w:left="200"/>
+        <w:rPr>
+          <w:lang w:val="en-US"/>
+        </w:rPr>
+      </w:pPr>
+      <w:r>
+        <w:rPr>
+          <w:rFonts w:ascii="Consolas" w:eastAsia="Consolas" w:hAnsi="Consolas" w:cs="Consolas"/>
+          <w:sz w:val="19"/>
+          <w:szCs w:val="19"/>
+          <w:lang w:val="en-US"/>
+        </w:rPr>
+        <w:t xml:space="preserve">&lt;directories </w:t>
+      </w:r>
+      <w:proofErr w:type="spellStart"/>
+      <w:r>
+        <w:rPr>
+          <w:rFonts w:ascii="Consolas" w:eastAsia="Consolas" w:hAnsi="Consolas" w:cs="Consolas"/>
+          <w:sz w:val="19"/>
+          <w:szCs w:val="19"/>
+          <w:lang w:val="en-US"/>
+        </w:rPr>
+        <w:t>realtime</w:t>
+      </w:r>
+      <w:proofErr w:type="spellEnd"/>
+      <w:r>
+        <w:rPr>
+          <w:rFonts w:ascii="Consolas" w:eastAsia="Consolas" w:hAnsi="Consolas" w:cs="Consolas"/>
+          <w:sz w:val="19"/>
+          <w:szCs w:val="19"/>
+          <w:lang w:val="en-US"/>
+        </w:rPr>
+        <w:t xml:space="preserve">="yes" </w:t>
+      </w:r>
+      <w:proofErr w:type="spellStart"/>
+      <w:r>
+        <w:rPr>
+          <w:rFonts w:ascii="Consolas" w:eastAsia="Consolas" w:hAnsi="Consolas" w:cs="Consolas"/>
+          <w:sz w:val="19"/>
+          <w:szCs w:val="19"/>
+          <w:lang w:val="en-US"/>
+        </w:rPr>
+        <w:t>check_all</w:t>
+      </w:r>
+      <w:proofErr w:type="spellEnd"/>
+      <w:r>
+        <w:rPr>
+          <w:rFonts w:ascii="Consolas" w:eastAsia="Consolas" w:hAnsi="Consolas" w:cs="Consolas"/>
+          <w:sz w:val="19"/>
+          <w:szCs w:val="19"/>
+          <w:lang w:val="en-US"/>
+        </w:rPr>
+        <w:t>="yes"&gt;/</w:t>
+      </w:r>
+      <w:proofErr w:type="spellStart"/>
+      <w:proofErr w:type="gramStart"/>
+      <w:r>
+        <w:rPr>
+          <w:rFonts w:ascii="Consolas" w:eastAsia="Consolas" w:hAnsi="Consolas" w:cs="Consolas"/>
+          <w:sz w:val="19"/>
+          <w:szCs w:val="19"/>
+          <w:lang w:val="en-US"/>
+        </w:rPr>
+        <w:t>etc</w:t>
+      </w:r>
+      <w:proofErr w:type="spellEnd"/>
+      <w:r>
+        <w:rPr>
+          <w:rFonts w:ascii="Consolas" w:eastAsia="Consolas" w:hAnsi="Consolas" w:cs="Consolas"/>
+          <w:sz w:val="19"/>
+          <w:szCs w:val="19"/>
+          <w:lang w:val="en-US"/>
+        </w:rPr>
+        <w:t>,/</w:t>
+      </w:r>
+      <w:proofErr w:type="spellStart"/>
+      <w:proofErr w:type="gramEnd"/>
+      <w:r>
+        <w:rPr>
+          <w:rFonts w:ascii="Consolas" w:eastAsia="Consolas" w:hAnsi="Consolas" w:cs="Consolas"/>
+          <w:sz w:val="19"/>
+          <w:szCs w:val="19"/>
+          <w:lang w:val="en-US"/>
+        </w:rPr>
+        <w:t>usr</w:t>
+      </w:r>
+      <w:proofErr w:type="spellEnd"/>
+      <w:r>
+        <w:rPr>
+          <w:rFonts w:ascii="Consolas" w:eastAsia="Consolas" w:hAnsi="Consolas" w:cs="Consolas"/>
+          <w:sz w:val="19"/>
+          <w:szCs w:val="19"/>
+          <w:lang w:val="en-US"/>
+        </w:rPr>
+        <w:t>/bin&lt;/directories&gt;</w:t>
+      </w:r>
+    </w:p>
+    <w:p>
+      <w:pPr>
+        <w:spacing w:after="200"/>
+        <w:ind w:left="200"/>
+      </w:pPr>
+      <w:r>
+        <w:rPr>
+          <w:b/>
+          <w:bCs/>
+          <w:i/>
+          <w:iCs/>
+        </w:rPr>
+        <w:t xml:space="preserve">Nota </w:t>
+      </w:r>
+      <w:proofErr w:type="spellStart"/>
+      <w:r>
+        <w:rPr>
+          <w:b/>
+          <w:bCs/>
+          <w:i/>
+          <w:iCs/>
+        </w:rPr>
+        <w:t>tecnica</w:t>
+      </w:r>
+      <w:proofErr w:type="spellEnd"/>
+      <w:r>
+        <w:rPr>
+          <w:b/>
+          <w:bCs/>
+          <w:i/>
+          <w:iCs/>
+        </w:rPr>
+        <w:t xml:space="preserve">: </w:t>
+      </w:r>
+      <w:proofErr w:type="spellStart"/>
+      <w:r>
+        <w:rPr>
+          <w:i/>
+          <w:iCs/>
+        </w:rPr>
+        <w:t>realtime</w:t>
+      </w:r>
+      <w:proofErr w:type="spellEnd"/>
+      <w:r>
+        <w:rPr>
+          <w:i/>
+          <w:iCs/>
+        </w:rPr>
+        <w:t>="yes" activa la deteccion inmediata via inotify en lugar de esperar al siguiente escaneo periodico. check_all="yes" verifica tamano, permisos, propietario, hashes MD5/SHA1/SHA256 e inode. La linea debe estar DENTRO del bloque syscheck, no fuera — error cometido y corregido durante la configuracion.</w:t>
+      </w:r>
+    </w:p>
+    <w:p>
+      <w:pPr>
+        <w:spacing w:before="300" w:after="150"/>
+      </w:pPr>
+      <w:r>
+        <w:t>Paso 58 — Simular modificacion no autorizada en sshd_config</w:t>
+      </w:r>
+    </w:p>
+    <w:p>
+      <w:pPr>
+        <w:spacing w:after="150"/>
+      </w:pPr>
+      <w:r>
+        <w:t>Tras reiniciar el agente y esperar el escaneo baseline, se simulo un cambio tipico de atacante: habilitar el login de root via SSH modificando sshd_config:</w:t>
+      </w:r>
+    </w:p>
+    <w:p>
+      <w:pPr>
+        <w:shd w:val="clear" w:color="auto" w:fill="F2F2F2"/>
+        <w:spacing w:after="20"/>
+        <w:ind w:left="200"/>
+        <w:rPr>
+          <w:lang w:val="en-US"/>
+        </w:rPr>
+      </w:pPr>
+      <w:proofErr w:type="spellStart"/>
+      <w:r>
+        <w:rPr>
+          <w:rFonts w:ascii="Consolas" w:eastAsia="Consolas" w:hAnsi="Consolas" w:cs="Consolas"/>
+          <w:sz w:val="19"/>
+          <w:szCs w:val="19"/>
+          <w:lang w:val="en-US"/>
+        </w:rPr>
+        <w:t>sudo</w:t>
+      </w:r>
+      <w:proofErr w:type="spellEnd"/>
+      <w:r>
+        <w:rPr>
+          <w:rFonts w:ascii="Consolas" w:eastAsia="Consolas" w:hAnsi="Consolas" w:cs="Consolas"/>
+          <w:sz w:val="19"/>
+          <w:szCs w:val="19"/>
+          <w:lang w:val="en-US"/>
+        </w:rPr>
+        <w:t xml:space="preserve"> sed -</w:t>
+      </w:r>
+      <w:proofErr w:type="spellStart"/>
+      <w:r>
+        <w:rPr>
+          <w:rFonts w:ascii="Consolas" w:eastAsia="Consolas" w:hAnsi="Consolas" w:cs="Consolas"/>
+          <w:sz w:val="19"/>
+          <w:szCs w:val="19"/>
+          <w:lang w:val="en-US"/>
+        </w:rPr>
+        <w:t>i</w:t>
+      </w:r>
+      <w:proofErr w:type="spellEnd"/>
+      <w:r>
+        <w:rPr>
+          <w:rFonts w:ascii="Consolas" w:eastAsia="Consolas" w:hAnsi="Consolas" w:cs="Consolas"/>
+          <w:sz w:val="19"/>
+          <w:szCs w:val="19"/>
+          <w:lang w:val="en-US"/>
+        </w:rPr>
+        <w:t xml:space="preserve"> '</w:t>
+      </w:r>
+      <w:proofErr w:type="gramStart"/>
+      <w:r>
+        <w:rPr>
+          <w:rFonts w:ascii="Consolas" w:eastAsia="Consolas" w:hAnsi="Consolas" w:cs="Consolas"/>
+          <w:sz w:val="19"/>
+          <w:szCs w:val="19"/>
+          <w:lang w:val="en-US"/>
+        </w:rPr>
+        <w:t>s/#</w:t>
+      </w:r>
+      <w:proofErr w:type="gramEnd"/>
+      <w:r>
+        <w:rPr>
+          <w:rFonts w:ascii="Consolas" w:eastAsia="Consolas" w:hAnsi="Consolas" w:cs="Consolas"/>
+          <w:sz w:val="19"/>
+          <w:szCs w:val="19"/>
+          <w:lang w:val="en-US"/>
+        </w:rPr>
+        <w:t>PermitRootLogin prohibit-password/</w:t>
+      </w:r>
+      <w:proofErr w:type="spellStart"/>
+      <w:r>
+        <w:rPr>
+          <w:rFonts w:ascii="Consolas" w:eastAsia="Consolas" w:hAnsi="Consolas" w:cs="Consolas"/>
+          <w:sz w:val="19"/>
+          <w:szCs w:val="19"/>
+          <w:lang w:val="en-US"/>
+        </w:rPr>
+        <w:t>PermitRootLogin</w:t>
+      </w:r>
+      <w:proofErr w:type="spellEnd"/>
+      <w:r>
+        <w:rPr>
+          <w:rFonts w:ascii="Consolas" w:eastAsia="Consolas" w:hAnsi="Consolas" w:cs="Consolas"/>
+          <w:sz w:val="19"/>
+          <w:szCs w:val="19"/>
+          <w:lang w:val="en-US"/>
+        </w:rPr>
+        <w:t xml:space="preserve"> yes/' /</w:t>
+      </w:r>
+      <w:proofErr w:type="spellStart"/>
+      <w:r>
+        <w:rPr>
+          <w:rFonts w:ascii="Consolas" w:eastAsia="Consolas" w:hAnsi="Consolas" w:cs="Consolas"/>
+          <w:sz w:val="19"/>
+          <w:szCs w:val="19"/>
+          <w:lang w:val="en-US"/>
+        </w:rPr>
+        <w:t>etc</w:t>
+      </w:r>
+      <w:proofErr w:type="spellEnd"/>
+      <w:r>
+        <w:rPr>
+          <w:rFonts w:ascii="Consolas" w:eastAsia="Consolas" w:hAnsi="Consolas" w:cs="Consolas"/>
+          <w:sz w:val="19"/>
+          <w:szCs w:val="19"/>
+          <w:lang w:val="en-US"/>
+        </w:rPr>
+        <w:t>/ssh/</w:t>
+      </w:r>
+      <w:proofErr w:type="spellStart"/>
+      <w:r>
+        <w:rPr>
+          <w:rFonts w:ascii="Consolas" w:eastAsia="Consolas" w:hAnsi="Consolas" w:cs="Consolas"/>
+          <w:sz w:val="19"/>
+          <w:szCs w:val="19"/>
+          <w:lang w:val="en-US"/>
+        </w:rPr>
+        <w:t>sshd_config</w:t>
+      </w:r>
+      <w:proofErr w:type="spellEnd"/>
+    </w:p>
+    <w:p>
+      <w:pPr>
+        <w:spacing w:after="200"/>
+        <w:ind w:left="200"/>
+      </w:pPr>
+      <w:proofErr w:type="spellStart"/>
+      <w:r>
+        <w:rPr>
+          <w:b/>
+          <w:bCs/>
+          <w:i/>
+          <w:iCs/>
+        </w:rPr>
+        <w:t>Por que</w:t>
+      </w:r>
+      <w:proofErr w:type="spellEnd"/>
+      <w:r>
+        <w:rPr>
+          <w:b/>
+          <w:bCs/>
+          <w:i/>
+          <w:iCs/>
+        </w:rPr>
+        <w:t xml:space="preserve"> es relevante: </w:t>
+      </w:r>
+      <w:r>
+        <w:rPr>
+          <w:i/>
+          <w:iCs/>
+        </w:rPr>
+        <w:t>habilitar PermitRootLogin yes es una de las primeras modificaciones que un atacante realiza tras comprometer un sistema Linux para garantizar acceso root persistente via SSH. FIM detecta este cambio inmediatamente, permitiendo al equipo SOC responder antes de que el atacante consolide el acceso.</w:t>
+      </w:r>
+    </w:p>
+    <w:p>
+      <w:pPr>
+        <w:spacing w:before="300" w:after="150"/>
+      </w:pPr>
+      <w:r>
+        <w:t>Paso 59 — Alerta FIM detectada en Dashboard</w:t>
+      </w:r>
+    </w:p>
+    <w:p>
+      <w:pPr>
+        <w:spacing w:after="150"/>
+      </w:pPr>
+      <w:r>
+        <w:t>En wazuh-alerts-* (busqueda rule.groups:syscheck) aparecio inmediatamente la alerta con los siguientes datos:</w:t>
+      </w:r>
+    </w:p>
+    <w:p>
+      <w:pPr>
+        <w:numPr>
+          <w:ilvl w:val="0"/>
+          <w:numId w:val="1"/>
+        </w:numPr>
+        <w:spacing w:after="80"/>
+      </w:pPr>
+      <w:r>
+        <w:rPr>
+          <w:b/>
+          <w:bCs/>
+        </w:rPr>
+        <w:t xml:space="preserve">Archivo: </w:t>
+      </w:r>
+      <w:r>
+        <w:t>/etc/ssh/sshd_config</w:t>
+      </w:r>
+    </w:p>
+    <w:p>
+      <w:pPr>
+        <w:numPr>
+          <w:ilvl w:val="0"/>
+          <w:numId w:val="1"/>
+        </w:numPr>
+        <w:spacing w:after="80"/>
+      </w:pPr>
+      <w:r>
+        <w:rPr>
+          <w:b/>
+          <w:bCs/>
+        </w:rPr>
+        <w:t xml:space="preserve">Evento: </w:t>
+      </w:r>
+      <w:r>
+        <w:t>modified</w:t>
+      </w:r>
+    </w:p>
+    <w:p>
+      <w:pPr>
+        <w:numPr>
+          <w:ilvl w:val="0"/>
+          <w:numId w:val="1"/>
+        </w:numPr>
+        <w:spacing w:after="80"/>
+      </w:pPr>
+      <w:r>
+        <w:rPr>
+          <w:b/>
+          <w:bCs/>
+        </w:rPr>
+        <w:t xml:space="preserve">Modo: </w:t>
+      </w:r>
+      <w:r>
+        <w:t>realtime</w:t>
+      </w:r>
+    </w:p>
+    <w:p>
+      <w:pPr>
+        <w:numPr>
+          <w:ilvl w:val="0"/>
+          <w:numId w:val="1"/>
+        </w:numPr>
+        <w:spacing w:after="80"/>
+      </w:pPr>
+      <w:r>
+        <w:rPr>
+          <w:b/>
+          <w:bCs/>
+        </w:rPr>
+        <w:t xml:space="preserve">Atributos modificados: </w:t>
+      </w:r>
+      <w:r>
+        <w:t>size, inode, mtime, md5, sha1, sha256</w:t>
+      </w:r>
+    </w:p>
+    <w:p>
+      <w:pPr>
+        <w:numPr>
+          <w:ilvl w:val="0"/>
+          <w:numId w:val="1"/>
+        </w:numPr>
+        <w:spacing w:after="80"/>
+      </w:pPr>
+      <w:r>
+        <w:rPr>
+          <w:b/>
+          <w:bCs/>
+        </w:rPr>
+        <w:t xml:space="preserve">Tamano antes/despues: </w:t>
+      </w:r>
+      <w:r>
+        <w:t>3,424 bytes → 3,409 bytes</w:t>
+      </w:r>
+    </w:p>
+    <w:p>
+      <w:pPr>
+        <w:numPr>
+          <w:ilvl w:val="0"/>
+          <w:numId w:val="1"/>
+        </w:numPr>
+        <w:spacing w:after="80"/>
+      </w:pPr>
+      <w:r>
+        <w:rPr>
+          <w:b/>
+          <w:bCs/>
+        </w:rPr>
+        <w:t xml:space="preserve">MD5 antes: </w:t>
+      </w:r>
+      <w:r>
+        <w:t>0382ac8785a147d5a10f3fa0cdfd8eb5</w:t>
+      </w:r>
+    </w:p>
+    <w:p>
+      <w:pPr>
+        <w:numPr>
+          <w:ilvl w:val="0"/>
+          <w:numId w:val="1"/>
+        </w:numPr>
+        <w:spacing w:after="80"/>
+      </w:pPr>
+      <w:r>
+        <w:rPr>
+          <w:b/>
+          <w:bCs/>
+        </w:rPr>
+        <w:t xml:space="preserve">MD5 despues: </w:t>
+      </w:r>
+      <w:r>
+        <w:t>bb18817364cbf3fc6c5a7bb1f02aa978</w:t>
+      </w:r>
+    </w:p>
+    <w:p>
+      <w:pPr>
+        <w:numPr>
+          <w:ilvl w:val="0"/>
+          <w:numId w:val="1"/>
+        </w:numPr>
+        <w:spacing w:after="80"/>
+      </w:pPr>
+      <w:r>
+        <w:rPr>
+          <w:b/>
+          <w:bCs/>
+        </w:rPr>
+        <w:t xml:space="preserve">Propietario: </w:t>
+      </w:r>
+      <w:r>
+        <w:t>root (uid 0, gid 0)</w:t>
+      </w:r>
+    </w:p>
+    <w:p>
+      <w:pPr>
+        <w:numPr>
+          <w:ilvl w:val="0"/>
+          <w:numId w:val="1"/>
+        </w:numPr>
+        <w:spacing w:after="200"/>
+      </w:pPr>
+      <w:r>
+        <w:rPr>
+          <w:b/>
+          <w:bCs/>
+        </w:rPr>
+        <w:t xml:space="preserve">Fecha modificacion: </w:t>
+      </w:r>
+      <w:r>
+        <w:t>Aug 15, 2026 @ 14:27:39 (deteccion en tiempo real)</w:t>
+      </w:r>
+    </w:p>
+    <w:p>
+      <w:pPr>
+        <w:spacing w:after="200"/>
+        <w:rPr>
+          <w:b/>
+          <w:bCs/>
+          <w:color w:val="808080"/>
+        </w:rPr>
+      </w:pPr>
+      <w:r>
+        <w:rPr>
+          <w:b/>
+          <w:bCs/>
+          <w:color w:val="808080"/>
+        </w:rPr>
+        <w:lastRenderedPageBreak/>
+        <w:drawing>
+          <wp:inline distT="0" distB="0" distL="0" distR="0" wp14:anchorId="11A59719" wp14:editId="00EBE824">
+            <wp:extent cx="5943600" cy="2637155"/>
+            <wp:effectExtent l="0" t="0" r="0" b="0"/>
+            <wp:docPr id="93213056" name="Imagen 1"/>
+            <wp:cNvGraphicFramePr>
+              <a:graphicFrameLocks xmlns:a="http://schemas.openxmlformats.org/drawingml/2006/main" noChangeAspect="1"/>
+            </wp:cNvGraphicFramePr>
+            <a:graphic xmlns:a="http://schemas.openxmlformats.org/drawingml/2006/main">
+              <a:graphicData uri="http://schemas.openxmlformats.org/drawingml/2006/picture">
+                <pic:pic xmlns:pic="http://schemas.openxmlformats.org/drawingml/2006/picture">
+                  <pic:nvPicPr>
+                    <pic:cNvPr id="93213056" name=""/>
+                    <pic:cNvPicPr/>
+                  </pic:nvPicPr>
+                  <pic:blipFill>
+                    <a:blip r:embed="rId11"/>
+                    <a:stretch>
+                      <a:fillRect/>
+                    </a:stretch>
+                  </pic:blipFill>
+                  <pic:spPr>
+                    <a:xfrm>
+                      <a:off x="0" y="0"/>
+                      <a:ext cx="5943600" cy="2637155"/>
+                    </a:xfrm>
+                    <a:prstGeom prst="rect">
+                      <a:avLst/>
+                    </a:prstGeom>
+                  </pic:spPr>
+                </pic:pic>
+              </a:graphicData>
+            </a:graphic>
+          </wp:inline>
+        </w:drawing>
+      </w:r>
+    </w:p>
+    <w:p>
+      <w:pPr>
+        <w:spacing w:after="200"/>
+        <w:rPr>
+          <w:lang w:val="en-US"/>
+        </w:rPr>
+      </w:pPr>
+      <w:r>
+        <w:rPr>
+          <w:b/>
+          <w:bCs/>
+          <w:color w:val="808080"/>
+          <w:lang w:val="en-US"/>
+        </w:rPr>
+        <w:t xml:space="preserve">[ </w:t>
+      </w:r>
+      <w:proofErr w:type="spellStart"/>
+      <w:r>
+        <w:rPr>
+          <w:b/>
+          <w:bCs/>
+          <w:color w:val="808080"/>
+          <w:lang w:val="en-US"/>
+        </w:rPr>
+        <w:t>Alerta</w:t>
+      </w:r>
+      <w:proofErr w:type="spellEnd"/>
+      <w:r>
+        <w:rPr>
+          <w:b/>
+          <w:bCs/>
+          <w:color w:val="808080"/>
+          <w:lang w:val="en-US"/>
+        </w:rPr>
+        <w:t xml:space="preserve"> FIM </w:t>
+      </w:r>
+      <w:proofErr w:type="spellStart"/>
+      <w:r>
+        <w:rPr>
+          <w:b/>
+          <w:bCs/>
+          <w:color w:val="808080"/>
+          <w:lang w:val="en-US"/>
+        </w:rPr>
+        <w:t>syscheck</w:t>
+      </w:r>
+      <w:proofErr w:type="spellEnd"/>
+      <w:r>
+        <w:rPr>
+          <w:b/>
+          <w:bCs/>
+          <w:color w:val="808080"/>
+          <w:lang w:val="en-US"/>
+        </w:rPr>
+        <w:t xml:space="preserve"> /</w:t>
+      </w:r>
+      <w:proofErr w:type="spellStart"/>
+      <w:r>
+        <w:rPr>
+          <w:b/>
+          <w:bCs/>
+          <w:color w:val="808080"/>
+          <w:lang w:val="en-US"/>
+        </w:rPr>
+        <w:t>etc</w:t>
+      </w:r>
+      <w:proofErr w:type="spellEnd"/>
+      <w:r>
+        <w:rPr>
+          <w:b/>
+          <w:bCs/>
+          <w:color w:val="808080"/>
+          <w:lang w:val="en-US"/>
+        </w:rPr>
+        <w:t>/ssh/</w:t>
+      </w:r>
+      <w:proofErr w:type="spellStart"/>
+      <w:r>
+        <w:rPr>
+          <w:b/>
+          <w:bCs/>
+          <w:color w:val="808080"/>
+          <w:lang w:val="en-US"/>
+        </w:rPr>
+        <w:t>sshd_config</w:t>
+      </w:r>
+      <w:proofErr w:type="spellEnd"/>
+      <w:r>
+        <w:rPr>
+          <w:b/>
+          <w:bCs/>
+          <w:color w:val="808080"/>
+          <w:lang w:val="en-US"/>
+        </w:rPr>
+        <w:t xml:space="preserve"> </w:t>
+      </w:r>
+      <w:proofErr w:type="spellStart"/>
+      <w:r>
+        <w:rPr>
+          <w:b/>
+          <w:bCs/>
+          <w:color w:val="808080"/>
+          <w:lang w:val="en-US"/>
+        </w:rPr>
+        <w:t>en</w:t>
+      </w:r>
+      <w:proofErr w:type="spellEnd"/>
+      <w:r>
+        <w:rPr>
+          <w:b/>
+          <w:bCs/>
+          <w:color w:val="808080"/>
+          <w:lang w:val="en-US"/>
+        </w:rPr>
+        <w:t xml:space="preserve"> </w:t>
+      </w:r>
+      <w:proofErr w:type="gramStart"/>
+      <w:r>
+        <w:rPr>
+          <w:b/>
+          <w:bCs/>
+          <w:color w:val="808080"/>
+          <w:lang w:val="en-US"/>
+        </w:rPr>
+        <w:t>Dashboard ]</w:t>
+      </w:r>
+      <w:proofErr w:type="gramEnd"/>
+    </w:p>
+    <w:p>
+      <w:pPr>
+        <w:spacing w:before="300" w:after="150"/>
+      </w:pPr>
+      <w:r>
+        <w:t>Resumen del Laboratorio 5</w:t>
+      </w:r>
+    </w:p>
+    <w:p>
+      <w:pPr>
+        <w:numPr>
+          <w:ilvl w:val="0"/>
+          <w:numId w:val="1"/>
+        </w:numPr>
+        <w:spacing w:after="80"/>
+      </w:pPr>
+      <w:r>
+        <w:t>FIM configurado en modo realtime sobre /etc y /usr/bin. ✓</w:t>
+      </w:r>
+    </w:p>
+    <w:p>
+      <w:pPr>
+        <w:numPr>
+          <w:ilvl w:val="0"/>
+          <w:numId w:val="1"/>
+        </w:numPr>
+        <w:spacing w:after="80"/>
+      </w:pPr>
+      <w:r>
+        <w:t>Modificacion simulada en /etc/ssh/sshd_config (PermitRootLogin yes). ✓</w:t>
+      </w:r>
+    </w:p>
+    <w:p>
+      <w:pPr>
+        <w:numPr>
+          <w:ilvl w:val="0"/>
+          <w:numId w:val="1"/>
+        </w:numPr>
+        <w:spacing w:after="80"/>
+      </w:pPr>
+      <w:r>
+        <w:t>Alerta FIM generada en tiempo real con hashes MD5/SHA1/SHA256 antes y despues. ✓</w:t>
+      </w:r>
+    </w:p>
+    <w:p>
+      <w:pPr>
+        <w:numPr>
+          <w:ilvl w:val="0"/>
+          <w:numId w:val="1"/>
+        </w:numPr>
+        <w:spacing w:after="80"/>
+      </w:pPr>
+      <w:r>
+        <w:t>Relevancia documentada: deteccion de persistencia de atacante via modificacion de sshd_config. ✓</w:t>
+      </w:r>
+    </w:p>
+    <w:p>
+      <w:pPr>
+        <w:numPr>
+          <w:ilvl w:val="0"/>
+          <w:numId w:val="1"/>
+        </w:numPr>
+        <w:spacing w:after="80"/>
+      </w:pPr>
+      <w:r>
+        <w:t>Cumplimiento demostrado: PCI-DSS (monitorizacion de integridad de archivos criticos), ISO 27001. ✓</w:t>
       </w:r>
     </w:p>
     <w:sectPr>
